--- a/TH_Tuan02/Baocao_22650381_LamNgocThanhPhu.docx
+++ b/TH_Tuan02/Baocao_22650381_LamNgocThanhPhu.docx
@@ -54,7 +54,7 @@
                     <pic:cNvPicPr/>
                   </pic:nvPicPr>
                   <pic:blipFill>
-                    <a:blip r:embed="rId4"/>
+                    <a:blip r:embed="rId5"/>
                     <a:stretch>
                       <a:fillRect/>
                     </a:stretch>
@@ -121,7 +121,7 @@
                     <pic:cNvPicPr/>
                   </pic:nvPicPr>
                   <pic:blipFill>
-                    <a:blip r:embed="rId5"/>
+                    <a:blip r:embed="rId6"/>
                     <a:stretch>
                       <a:fillRect/>
                     </a:stretch>
@@ -168,7 +168,7 @@
                     <pic:cNvPicPr/>
                   </pic:nvPicPr>
                   <pic:blipFill>
-                    <a:blip r:embed="rId6"/>
+                    <a:blip r:embed="rId7"/>
                     <a:stretch>
                       <a:fillRect/>
                     </a:stretch>
@@ -189,6 +189,479 @@
         </w:drawing>
       </w:r>
     </w:p>
+    <w:p>
+      <w:pPr>
+        <w:ind w:firstLine="272"/>
+        <w:rPr>
+          <w:lang w:val="en-US"/>
+        </w:rPr>
+      </w:pPr>
+      <w:r>
+        <w:rPr>
+          <w:lang w:val="en-US"/>
+        </w:rPr>
+        <w:br w:type="page"/>
+      </w:r>
+    </w:p>
+    <w:p>
+      <w:pPr>
+        <w:rPr>
+          <w:lang w:val="en-US"/>
+        </w:rPr>
+      </w:pPr>
+      <w:r>
+        <w:rPr>
+          <w:lang w:val="en-US"/>
+        </w:rPr>
+        <w:lastRenderedPageBreak/>
+        <w:t>2. Factory Pattern</w:t>
+      </w:r>
+    </w:p>
+    <w:p>
+      <w:pPr>
+        <w:rPr>
+          <w:lang w:val="en-US"/>
+        </w:rPr>
+      </w:pPr>
+      <w:r>
+        <w:rPr>
+          <w:lang w:val="en-US"/>
+        </w:rPr>
+        <w:t>-viết các class cho factory pattern</w:t>
+      </w:r>
+    </w:p>
+    <w:p>
+      <w:pPr>
+        <w:rPr>
+          <w:lang w:val="en-US"/>
+        </w:rPr>
+      </w:pPr>
+      <w:r>
+        <w:rPr>
+          <w:lang w:val="en-US"/>
+        </w:rPr>
+        <w:drawing>
+          <wp:inline distT="0" distB="0" distL="0" distR="0" wp14:anchorId="3A9F8FCF" wp14:editId="77FBA98C">
+            <wp:extent cx="4431323" cy="2246908"/>
+            <wp:effectExtent l="0" t="0" r="7620" b="1270"/>
+            <wp:docPr id="1804247041" name="Picture 1"/>
+            <wp:cNvGraphicFramePr>
+              <a:graphicFrameLocks xmlns:a="http://schemas.openxmlformats.org/drawingml/2006/main" noChangeAspect="1"/>
+            </wp:cNvGraphicFramePr>
+            <a:graphic xmlns:a="http://schemas.openxmlformats.org/drawingml/2006/main">
+              <a:graphicData uri="http://schemas.openxmlformats.org/drawingml/2006/picture">
+                <pic:pic xmlns:pic="http://schemas.openxmlformats.org/drawingml/2006/picture">
+                  <pic:nvPicPr>
+                    <pic:cNvPr id="1804247041" name=""/>
+                    <pic:cNvPicPr/>
+                  </pic:nvPicPr>
+                  <pic:blipFill>
+                    <a:blip r:embed="rId8"/>
+                    <a:stretch>
+                      <a:fillRect/>
+                    </a:stretch>
+                  </pic:blipFill>
+                  <pic:spPr>
+                    <a:xfrm>
+                      <a:off x="0" y="0"/>
+                      <a:ext cx="4445560" cy="2254127"/>
+                    </a:xfrm>
+                    <a:prstGeom prst="rect">
+                      <a:avLst/>
+                    </a:prstGeom>
+                  </pic:spPr>
+                </pic:pic>
+              </a:graphicData>
+            </a:graphic>
+          </wp:inline>
+        </w:drawing>
+      </w:r>
+    </w:p>
+    <w:p>
+      <w:pPr>
+        <w:rPr>
+          <w:lang w:val="en-US"/>
+        </w:rPr>
+      </w:pPr>
+    </w:p>
+    <w:p>
+      <w:pPr>
+        <w:rPr>
+          <w:lang w:val="en-US"/>
+        </w:rPr>
+      </w:pPr>
+      <w:r>
+        <w:rPr>
+          <w:lang w:val="en-US"/>
+        </w:rPr>
+        <w:drawing>
+          <wp:inline distT="0" distB="0" distL="0" distR="0" wp14:anchorId="306A7FB5" wp14:editId="5E3E283B">
+            <wp:extent cx="4443046" cy="1943358"/>
+            <wp:effectExtent l="0" t="0" r="0" b="0"/>
+            <wp:docPr id="1625127854" name="Picture 1"/>
+            <wp:cNvGraphicFramePr>
+              <a:graphicFrameLocks xmlns:a="http://schemas.openxmlformats.org/drawingml/2006/main" noChangeAspect="1"/>
+            </wp:cNvGraphicFramePr>
+            <a:graphic xmlns:a="http://schemas.openxmlformats.org/drawingml/2006/main">
+              <a:graphicData uri="http://schemas.openxmlformats.org/drawingml/2006/picture">
+                <pic:pic xmlns:pic="http://schemas.openxmlformats.org/drawingml/2006/picture">
+                  <pic:nvPicPr>
+                    <pic:cNvPr id="1625127854" name=""/>
+                    <pic:cNvPicPr/>
+                  </pic:nvPicPr>
+                  <pic:blipFill>
+                    <a:blip r:embed="rId9"/>
+                    <a:stretch>
+                      <a:fillRect/>
+                    </a:stretch>
+                  </pic:blipFill>
+                  <pic:spPr>
+                    <a:xfrm>
+                      <a:off x="0" y="0"/>
+                      <a:ext cx="4455243" cy="1948693"/>
+                    </a:xfrm>
+                    <a:prstGeom prst="rect">
+                      <a:avLst/>
+                    </a:prstGeom>
+                  </pic:spPr>
+                </pic:pic>
+              </a:graphicData>
+            </a:graphic>
+          </wp:inline>
+        </w:drawing>
+      </w:r>
+    </w:p>
+    <w:p>
+      <w:pPr>
+        <w:rPr>
+          <w:lang w:val="en-US"/>
+        </w:rPr>
+      </w:pPr>
+    </w:p>
+    <w:p>
+      <w:pPr>
+        <w:rPr>
+          <w:lang w:val="en-US"/>
+        </w:rPr>
+      </w:pPr>
+      <w:r>
+        <w:rPr>
+          <w:lang w:val="en-US"/>
+        </w:rPr>
+        <w:drawing>
+          <wp:inline distT="0" distB="0" distL="0" distR="0" wp14:anchorId="5A85F2E3" wp14:editId="10098B6A">
+            <wp:extent cx="4426193" cy="1920665"/>
+            <wp:effectExtent l="0" t="0" r="0" b="3810"/>
+            <wp:docPr id="1932834256" name="Picture 1"/>
+            <wp:cNvGraphicFramePr>
+              <a:graphicFrameLocks xmlns:a="http://schemas.openxmlformats.org/drawingml/2006/main" noChangeAspect="1"/>
+            </wp:cNvGraphicFramePr>
+            <a:graphic xmlns:a="http://schemas.openxmlformats.org/drawingml/2006/main">
+              <a:graphicData uri="http://schemas.openxmlformats.org/drawingml/2006/picture">
+                <pic:pic xmlns:pic="http://schemas.openxmlformats.org/drawingml/2006/picture">
+                  <pic:nvPicPr>
+                    <pic:cNvPr id="1932834256" name=""/>
+                    <pic:cNvPicPr/>
+                  </pic:nvPicPr>
+                  <pic:blipFill>
+                    <a:blip r:embed="rId10"/>
+                    <a:stretch>
+                      <a:fillRect/>
+                    </a:stretch>
+                  </pic:blipFill>
+                  <pic:spPr>
+                    <a:xfrm>
+                      <a:off x="0" y="0"/>
+                      <a:ext cx="4449785" cy="1930902"/>
+                    </a:xfrm>
+                    <a:prstGeom prst="rect">
+                      <a:avLst/>
+                    </a:prstGeom>
+                  </pic:spPr>
+                </pic:pic>
+              </a:graphicData>
+            </a:graphic>
+          </wp:inline>
+        </w:drawing>
+      </w:r>
+    </w:p>
+    <w:p>
+      <w:pPr>
+        <w:rPr>
+          <w:lang w:val="en-US"/>
+        </w:rPr>
+      </w:pPr>
+    </w:p>
+    <w:p>
+      <w:pPr>
+        <w:rPr>
+          <w:lang w:val="en-US"/>
+        </w:rPr>
+      </w:pPr>
+      <w:r>
+        <w:rPr>
+          <w:lang w:val="en-US"/>
+        </w:rPr>
+        <w:drawing>
+          <wp:inline distT="0" distB="0" distL="0" distR="0" wp14:anchorId="076984D3" wp14:editId="7F75D2B5">
+            <wp:extent cx="2622306" cy="960892"/>
+            <wp:effectExtent l="0" t="0" r="6985" b="0"/>
+            <wp:docPr id="2128144803" name="Picture 1"/>
+            <wp:cNvGraphicFramePr>
+              <a:graphicFrameLocks xmlns:a="http://schemas.openxmlformats.org/drawingml/2006/main" noChangeAspect="1"/>
+            </wp:cNvGraphicFramePr>
+            <a:graphic xmlns:a="http://schemas.openxmlformats.org/drawingml/2006/main">
+              <a:graphicData uri="http://schemas.openxmlformats.org/drawingml/2006/picture">
+                <pic:pic xmlns:pic="http://schemas.openxmlformats.org/drawingml/2006/picture">
+                  <pic:nvPicPr>
+                    <pic:cNvPr id="2128144803" name=""/>
+                    <pic:cNvPicPr/>
+                  </pic:nvPicPr>
+                  <pic:blipFill>
+                    <a:blip r:embed="rId11"/>
+                    <a:stretch>
+                      <a:fillRect/>
+                    </a:stretch>
+                  </pic:blipFill>
+                  <pic:spPr>
+                    <a:xfrm flipV="1">
+                      <a:off x="0" y="0"/>
+                      <a:ext cx="2643057" cy="968496"/>
+                    </a:xfrm>
+                    <a:prstGeom prst="rect">
+                      <a:avLst/>
+                    </a:prstGeom>
+                  </pic:spPr>
+                </pic:pic>
+              </a:graphicData>
+            </a:graphic>
+          </wp:inline>
+        </w:drawing>
+      </w:r>
+    </w:p>
+    <w:p>
+      <w:pPr>
+        <w:rPr>
+          <w:lang w:val="en-US"/>
+        </w:rPr>
+      </w:pPr>
+    </w:p>
+    <w:p>
+      <w:pPr>
+        <w:rPr>
+          <w:lang w:val="en-US"/>
+        </w:rPr>
+      </w:pPr>
+      <w:r>
+        <w:rPr>
+          <w:lang w:val="en-US"/>
+        </w:rPr>
+        <w:lastRenderedPageBreak/>
+        <w:drawing>
+          <wp:inline distT="0" distB="0" distL="0" distR="0" wp14:anchorId="6EBEA260" wp14:editId="73910A6D">
+            <wp:extent cx="3950677" cy="1530887"/>
+            <wp:effectExtent l="0" t="0" r="0" b="0"/>
+            <wp:docPr id="474390267" name="Picture 1"/>
+            <wp:cNvGraphicFramePr>
+              <a:graphicFrameLocks xmlns:a="http://schemas.openxmlformats.org/drawingml/2006/main" noChangeAspect="1"/>
+            </wp:cNvGraphicFramePr>
+            <a:graphic xmlns:a="http://schemas.openxmlformats.org/drawingml/2006/main">
+              <a:graphicData uri="http://schemas.openxmlformats.org/drawingml/2006/picture">
+                <pic:pic xmlns:pic="http://schemas.openxmlformats.org/drawingml/2006/picture">
+                  <pic:nvPicPr>
+                    <pic:cNvPr id="474390267" name=""/>
+                    <pic:cNvPicPr/>
+                  </pic:nvPicPr>
+                  <pic:blipFill>
+                    <a:blip r:embed="rId12"/>
+                    <a:stretch>
+                      <a:fillRect/>
+                    </a:stretch>
+                  </pic:blipFill>
+                  <pic:spPr>
+                    <a:xfrm>
+                      <a:off x="0" y="0"/>
+                      <a:ext cx="3968069" cy="1537626"/>
+                    </a:xfrm>
+                    <a:prstGeom prst="rect">
+                      <a:avLst/>
+                    </a:prstGeom>
+                  </pic:spPr>
+                </pic:pic>
+              </a:graphicData>
+            </a:graphic>
+          </wp:inline>
+        </w:drawing>
+      </w:r>
+    </w:p>
+    <w:p>
+      <w:pPr>
+        <w:rPr>
+          <w:lang w:val="en-US"/>
+        </w:rPr>
+      </w:pPr>
+      <w:r>
+        <w:rPr>
+          <w:lang w:val="en-US"/>
+        </w:rPr>
+        <w:drawing>
+          <wp:inline distT="0" distB="0" distL="0" distR="0" wp14:anchorId="74D42D77" wp14:editId="5A0D2D97">
+            <wp:extent cx="3926167" cy="1335568"/>
+            <wp:effectExtent l="0" t="0" r="0" b="0"/>
+            <wp:docPr id="42306334" name="Picture 1"/>
+            <wp:cNvGraphicFramePr>
+              <a:graphicFrameLocks xmlns:a="http://schemas.openxmlformats.org/drawingml/2006/main" noChangeAspect="1"/>
+            </wp:cNvGraphicFramePr>
+            <a:graphic xmlns:a="http://schemas.openxmlformats.org/drawingml/2006/main">
+              <a:graphicData uri="http://schemas.openxmlformats.org/drawingml/2006/picture">
+                <pic:pic xmlns:pic="http://schemas.openxmlformats.org/drawingml/2006/picture">
+                  <pic:nvPicPr>
+                    <pic:cNvPr id="42306334" name=""/>
+                    <pic:cNvPicPr/>
+                  </pic:nvPicPr>
+                  <pic:blipFill>
+                    <a:blip r:embed="rId13"/>
+                    <a:stretch>
+                      <a:fillRect/>
+                    </a:stretch>
+                  </pic:blipFill>
+                  <pic:spPr>
+                    <a:xfrm>
+                      <a:off x="0" y="0"/>
+                      <a:ext cx="3952628" cy="1344569"/>
+                    </a:xfrm>
+                    <a:prstGeom prst="rect">
+                      <a:avLst/>
+                    </a:prstGeom>
+                  </pic:spPr>
+                </pic:pic>
+              </a:graphicData>
+            </a:graphic>
+          </wp:inline>
+        </w:drawing>
+      </w:r>
+    </w:p>
+    <w:p>
+      <w:pPr>
+        <w:rPr>
+          <w:lang w:val="en-US"/>
+        </w:rPr>
+      </w:pPr>
+    </w:p>
+    <w:p>
+      <w:pPr>
+        <w:pStyle w:val="ListParagraph"/>
+        <w:numPr>
+          <w:ilvl w:val="0"/>
+          <w:numId w:val="1"/>
+        </w:numPr>
+        <w:rPr>
+          <w:lang w:val="en-US"/>
+        </w:rPr>
+      </w:pPr>
+      <w:r>
+        <w:rPr>
+          <w:lang w:val="en-US"/>
+        </w:rPr>
+        <w:t>Viết hàm main để thực thi pattern</w:t>
+      </w:r>
+    </w:p>
+    <w:p>
+      <w:pPr>
+        <w:ind w:left="360"/>
+        <w:rPr>
+          <w:lang w:val="en-US"/>
+        </w:rPr>
+      </w:pPr>
+      <w:r>
+        <w:rPr>
+          <w:lang w:val="en-US"/>
+        </w:rPr>
+        <w:drawing>
+          <wp:inline distT="0" distB="0" distL="0" distR="0" wp14:anchorId="4B37AABC" wp14:editId="34A42190">
+            <wp:extent cx="3194284" cy="2075075"/>
+            <wp:effectExtent l="0" t="0" r="6350" b="1905"/>
+            <wp:docPr id="1178782130" name="Picture 1"/>
+            <wp:cNvGraphicFramePr>
+              <a:graphicFrameLocks xmlns:a="http://schemas.openxmlformats.org/drawingml/2006/main" noChangeAspect="1"/>
+            </wp:cNvGraphicFramePr>
+            <a:graphic xmlns:a="http://schemas.openxmlformats.org/drawingml/2006/main">
+              <a:graphicData uri="http://schemas.openxmlformats.org/drawingml/2006/picture">
+                <pic:pic xmlns:pic="http://schemas.openxmlformats.org/drawingml/2006/picture">
+                  <pic:nvPicPr>
+                    <pic:cNvPr id="1178782130" name=""/>
+                    <pic:cNvPicPr/>
+                  </pic:nvPicPr>
+                  <pic:blipFill>
+                    <a:blip r:embed="rId14"/>
+                    <a:stretch>
+                      <a:fillRect/>
+                    </a:stretch>
+                  </pic:blipFill>
+                  <pic:spPr>
+                    <a:xfrm>
+                      <a:off x="0" y="0"/>
+                      <a:ext cx="3237759" cy="2103317"/>
+                    </a:xfrm>
+                    <a:prstGeom prst="rect">
+                      <a:avLst/>
+                    </a:prstGeom>
+                  </pic:spPr>
+                </pic:pic>
+              </a:graphicData>
+            </a:graphic>
+          </wp:inline>
+        </w:drawing>
+      </w:r>
+    </w:p>
+    <w:p>
+      <w:pPr>
+        <w:ind w:left="360"/>
+        <w:rPr>
+          <w:lang w:val="en-US"/>
+        </w:rPr>
+      </w:pPr>
+      <w:r>
+        <w:rPr>
+          <w:lang w:val="en-US"/>
+        </w:rPr>
+        <w:drawing>
+          <wp:inline distT="0" distB="0" distL="0" distR="0" wp14:anchorId="1770AE72" wp14:editId="4E3E01F0">
+            <wp:extent cx="5943600" cy="1163320"/>
+            <wp:effectExtent l="0" t="0" r="0" b="0"/>
+            <wp:docPr id="373365896" name="Picture 1"/>
+            <wp:cNvGraphicFramePr>
+              <a:graphicFrameLocks xmlns:a="http://schemas.openxmlformats.org/drawingml/2006/main" noChangeAspect="1"/>
+            </wp:cNvGraphicFramePr>
+            <a:graphic xmlns:a="http://schemas.openxmlformats.org/drawingml/2006/main">
+              <a:graphicData uri="http://schemas.openxmlformats.org/drawingml/2006/picture">
+                <pic:pic xmlns:pic="http://schemas.openxmlformats.org/drawingml/2006/picture">
+                  <pic:nvPicPr>
+                    <pic:cNvPr id="373365896" name=""/>
+                    <pic:cNvPicPr/>
+                  </pic:nvPicPr>
+                  <pic:blipFill>
+                    <a:blip r:embed="rId15"/>
+                    <a:stretch>
+                      <a:fillRect/>
+                    </a:stretch>
+                  </pic:blipFill>
+                  <pic:spPr>
+                    <a:xfrm>
+                      <a:off x="0" y="0"/>
+                      <a:ext cx="5943600" cy="1163320"/>
+                    </a:xfrm>
+                    <a:prstGeom prst="rect">
+                      <a:avLst/>
+                    </a:prstGeom>
+                  </pic:spPr>
+                </pic:pic>
+              </a:graphicData>
+            </a:graphic>
+          </wp:inline>
+        </w:drawing>
+      </w:r>
+    </w:p>
     <w:sectPr>
       <w:pgSz w:w="12240" w:h="15840"/>
       <w:pgMar w:top="1440" w:right="1440" w:bottom="1440" w:left="1440" w:header="720" w:footer="720" w:gutter="0"/>
@@ -197,6 +670,127 @@
     </w:sectPr>
   </w:body>
 </w:document>
+</file>
+
+<file path=word/numbering.xml><?xml version="1.0" encoding="utf-8"?>
+<w:numbering xmlns:wpc="http://schemas.microsoft.com/office/word/2010/wordprocessingCanvas" xmlns:cx="http://schemas.microsoft.com/office/drawing/2014/chartex" xmlns:cx1="http://schemas.microsoft.com/office/drawing/2015/9/8/chartex" xmlns:cx2="http://schemas.microsoft.com/office/drawing/2015/10/21/chartex" xmlns:cx3="http://schemas.microsoft.com/office/drawing/2016/5/9/chartex" xmlns:cx4="http://schemas.microsoft.com/office/drawing/2016/5/10/chartex" xmlns:cx5="http://schemas.microsoft.com/office/drawing/2016/5/11/chartex" xmlns:cx6="http://schemas.microsoft.com/office/drawing/2016/5/12/chartex" xmlns:cx7="http://schemas.microsoft.com/office/drawing/2016/5/13/chartex" xmlns:cx8="http://schemas.microsoft.com/office/drawing/2016/5/14/chartex" xmlns:mc="http://schemas.openxmlformats.org/markup-compatibility/2006" xmlns:aink="http://schemas.microsoft.com/office/drawing/2016/ink" xmlns:am3d="http://schemas.microsoft.com/office/drawing/2017/model3d" xmlns:o="urn:schemas-microsoft-com:office:office" xmlns:oel="http://schemas.microsoft.com/office/2019/extlst" xmlns:r="http://schemas.openxmlformats.org/officeDocument/2006/relationships" xmlns:m="http://schemas.openxmlformats.org/officeDocument/2006/math" xmlns:v="urn:schemas-microsoft-com:vml" xmlns:wp14="http://schemas.microsoft.com/office/word/2010/wordprocessingDrawing" xmlns:wp="http://schemas.openxmlformats.org/drawingml/2006/wordprocessingDrawing" xmlns:w10="urn:schemas-microsoft-com:office:word" xmlns:w="http://schemas.openxmlformats.org/wordprocessingml/2006/main" xmlns:w14="http://schemas.microsoft.com/office/word/2010/wordml" xmlns:w15="http://schemas.microsoft.com/office/word/2012/wordml" xmlns:w16cex="http://schemas.microsoft.com/office/word/2018/wordml/cex" xmlns:w16cid="http://schemas.microsoft.com/office/word/2016/wordml/cid" xmlns:w16="http://schemas.microsoft.com/office/word/2018/wordml" xmlns:w16du="http://schemas.microsoft.com/office/word/2023/wordml/word16du" xmlns:w16sdtdh="http://schemas.microsoft.com/office/word/2020/wordml/sdtdatahash" xmlns:w16sdtfl="http://schemas.microsoft.com/office/word/2024/wordml/sdtformatlock" xmlns:w16se="http://schemas.microsoft.com/office/word/2015/wordml/symex" xmlns:wpg="http://schemas.microsoft.com/office/word/2010/wordprocessingGroup" xmlns:wpi="http://schemas.microsoft.com/office/word/2010/wordprocessingInk" xmlns:wne="http://schemas.microsoft.com/office/word/2006/wordml" xmlns:wps="http://schemas.microsoft.com/office/word/2010/wordprocessingShape" mc:Ignorable="w14 w15 w16se w16cid w16 w16cex w16sdtdh w16sdtfl w16du wp14">
+  <w:abstractNum w:abstractNumId="0" w15:restartNumberingAfterBreak="0">
+    <w:nsid w:val="7DC07CD6"/>
+    <w:multiLevelType w:val="hybridMultilevel"/>
+    <w:tmpl w:val="A89601B0"/>
+    <w:lvl w:ilvl="0" w:tplc="919C8068">
+      <w:start w:val="2"/>
+      <w:numFmt w:val="bullet"/>
+      <w:lvlText w:val="-"/>
+      <w:lvlJc w:val="left"/>
+      <w:pPr>
+        <w:ind w:left="720" w:hanging="360"/>
+      </w:pPr>
+      <w:rPr>
+        <w:rFonts w:ascii="Times New Roman" w:eastAsiaTheme="minorHAnsi" w:hAnsi="Times New Roman" w:cs="Times New Roman" w:hint="default"/>
+      </w:rPr>
+    </w:lvl>
+    <w:lvl w:ilvl="1" w:tplc="042A0003" w:tentative="1">
+      <w:start w:val="1"/>
+      <w:numFmt w:val="bullet"/>
+      <w:lvlText w:val="o"/>
+      <w:lvlJc w:val="left"/>
+      <w:pPr>
+        <w:ind w:left="1440" w:hanging="360"/>
+      </w:pPr>
+      <w:rPr>
+        <w:rFonts w:ascii="Courier New" w:hAnsi="Courier New" w:cs="Courier New" w:hint="default"/>
+      </w:rPr>
+    </w:lvl>
+    <w:lvl w:ilvl="2" w:tplc="042A0005" w:tentative="1">
+      <w:start w:val="1"/>
+      <w:numFmt w:val="bullet"/>
+      <w:lvlText w:val=""/>
+      <w:lvlJc w:val="left"/>
+      <w:pPr>
+        <w:ind w:left="2160" w:hanging="360"/>
+      </w:pPr>
+      <w:rPr>
+        <w:rFonts w:ascii="Wingdings" w:hAnsi="Wingdings" w:hint="default"/>
+      </w:rPr>
+    </w:lvl>
+    <w:lvl w:ilvl="3" w:tplc="042A0001" w:tentative="1">
+      <w:start w:val="1"/>
+      <w:numFmt w:val="bullet"/>
+      <w:lvlText w:val=""/>
+      <w:lvlJc w:val="left"/>
+      <w:pPr>
+        <w:ind w:left="2880" w:hanging="360"/>
+      </w:pPr>
+      <w:rPr>
+        <w:rFonts w:ascii="Symbol" w:hAnsi="Symbol" w:hint="default"/>
+      </w:rPr>
+    </w:lvl>
+    <w:lvl w:ilvl="4" w:tplc="042A0003" w:tentative="1">
+      <w:start w:val="1"/>
+      <w:numFmt w:val="bullet"/>
+      <w:lvlText w:val="o"/>
+      <w:lvlJc w:val="left"/>
+      <w:pPr>
+        <w:ind w:left="3600" w:hanging="360"/>
+      </w:pPr>
+      <w:rPr>
+        <w:rFonts w:ascii="Courier New" w:hAnsi="Courier New" w:cs="Courier New" w:hint="default"/>
+      </w:rPr>
+    </w:lvl>
+    <w:lvl w:ilvl="5" w:tplc="042A0005" w:tentative="1">
+      <w:start w:val="1"/>
+      <w:numFmt w:val="bullet"/>
+      <w:lvlText w:val=""/>
+      <w:lvlJc w:val="left"/>
+      <w:pPr>
+        <w:ind w:left="4320" w:hanging="360"/>
+      </w:pPr>
+      <w:rPr>
+        <w:rFonts w:ascii="Wingdings" w:hAnsi="Wingdings" w:hint="default"/>
+      </w:rPr>
+    </w:lvl>
+    <w:lvl w:ilvl="6" w:tplc="042A0001" w:tentative="1">
+      <w:start w:val="1"/>
+      <w:numFmt w:val="bullet"/>
+      <w:lvlText w:val=""/>
+      <w:lvlJc w:val="left"/>
+      <w:pPr>
+        <w:ind w:left="5040" w:hanging="360"/>
+      </w:pPr>
+      <w:rPr>
+        <w:rFonts w:ascii="Symbol" w:hAnsi="Symbol" w:hint="default"/>
+      </w:rPr>
+    </w:lvl>
+    <w:lvl w:ilvl="7" w:tplc="042A0003" w:tentative="1">
+      <w:start w:val="1"/>
+      <w:numFmt w:val="bullet"/>
+      <w:lvlText w:val="o"/>
+      <w:lvlJc w:val="left"/>
+      <w:pPr>
+        <w:ind w:left="5760" w:hanging="360"/>
+      </w:pPr>
+      <w:rPr>
+        <w:rFonts w:ascii="Courier New" w:hAnsi="Courier New" w:cs="Courier New" w:hint="default"/>
+      </w:rPr>
+    </w:lvl>
+    <w:lvl w:ilvl="8" w:tplc="042A0005" w:tentative="1">
+      <w:start w:val="1"/>
+      <w:numFmt w:val="bullet"/>
+      <w:lvlText w:val=""/>
+      <w:lvlJc w:val="left"/>
+      <w:pPr>
+        <w:ind w:left="6480" w:hanging="360"/>
+      </w:pPr>
+      <w:rPr>
+        <w:rFonts w:ascii="Wingdings" w:hAnsi="Wingdings" w:hint="default"/>
+      </w:rPr>
+    </w:lvl>
+  </w:abstractNum>
+  <w:num w:numId="1" w16cid:durableId="1837500507">
+    <w:abstractNumId w:val="0"/>
+  </w:num>
+</w:numbering>
 </file>
 
 <file path=word/styles.xml><?xml version="1.0" encoding="utf-8"?>

--- a/TH_Tuan02/Baocao_22650381_LamNgocThanhPhu.docx
+++ b/TH_Tuan02/Baocao_22650381_LamNgocThanhPhu.docx
@@ -650,6 +650,1229 @@
                     <a:xfrm>
                       <a:off x="0" y="0"/>
                       <a:ext cx="5943600" cy="1163320"/>
+                    </a:xfrm>
+                    <a:prstGeom prst="rect">
+                      <a:avLst/>
+                    </a:prstGeom>
+                  </pic:spPr>
+                </pic:pic>
+              </a:graphicData>
+            </a:graphic>
+          </wp:inline>
+        </w:drawing>
+      </w:r>
+    </w:p>
+    <w:p>
+      <w:pPr>
+        <w:ind w:firstLine="272"/>
+        <w:rPr>
+          <w:lang w:val="en-US"/>
+        </w:rPr>
+      </w:pPr>
+      <w:r>
+        <w:rPr>
+          <w:lang w:val="en-US"/>
+        </w:rPr>
+        <w:br w:type="page"/>
+      </w:r>
+    </w:p>
+    <w:tbl>
+      <w:tblPr>
+        <w:tblW w:w="0" w:type="dxa"/>
+        <w:tblCellMar>
+          <w:left w:w="0" w:type="dxa"/>
+          <w:right w:w="0" w:type="dxa"/>
+        </w:tblCellMar>
+        <w:tblLook w:val="04A0" w:firstRow="1" w:lastRow="0" w:firstColumn="1" w:lastColumn="0" w:noHBand="0" w:noVBand="1"/>
+      </w:tblPr>
+      <w:tblGrid>
+        <w:gridCol w:w="2851"/>
+        <w:gridCol w:w="6031"/>
+        <w:gridCol w:w="154"/>
+        <w:gridCol w:w="154"/>
+        <w:gridCol w:w="154"/>
+      </w:tblGrid>
+      <w:tr>
+        <w:trPr>
+          <w:trHeight w:val="315"/>
+        </w:trPr>
+        <w:tc>
+          <w:tcPr>
+            <w:tcW w:w="0" w:type="auto"/>
+            <w:gridSpan w:val="5"/>
+            <w:tcBorders>
+              <w:top w:val="single" w:sz="6" w:space="0" w:color="CCCCCC"/>
+              <w:left w:val="single" w:sz="6" w:space="0" w:color="CCCCCC"/>
+              <w:bottom w:val="single" w:sz="6" w:space="0" w:color="CCCCCC"/>
+              <w:right w:val="single" w:sz="6" w:space="0" w:color="000000"/>
+            </w:tcBorders>
+            <w:tcMar>
+              <w:top w:w="30" w:type="dxa"/>
+              <w:left w:w="45" w:type="dxa"/>
+              <w:bottom w:w="30" w:type="dxa"/>
+              <w:right w:w="45" w:type="dxa"/>
+            </w:tcMar>
+            <w:vAlign w:val="bottom"/>
+            <w:hideMark/>
+          </w:tcPr>
+          <w:p>
+            <w:pPr>
+              <w:ind w:left="360"/>
+            </w:pPr>
+            <w:r>
+              <w:lastRenderedPageBreak/>
+              <w:t>1. Tạo một hệ thống quản lý đơn hàng có các trạng thái như: Mới tạo, Đang xử lý, Đã giao, và Hủy.</w:t>
+            </w:r>
+          </w:p>
+        </w:tc>
+      </w:tr>
+      <w:tr>
+        <w:trPr>
+          <w:trHeight w:val="315"/>
+        </w:trPr>
+        <w:tc>
+          <w:tcPr>
+            <w:tcW w:w="0" w:type="auto"/>
+            <w:tcBorders>
+              <w:top w:val="single" w:sz="6" w:space="0" w:color="CCCCCC"/>
+              <w:left w:val="single" w:sz="6" w:space="0" w:color="CCCCCC"/>
+              <w:bottom w:val="single" w:sz="6" w:space="0" w:color="CCCCCC"/>
+              <w:right w:val="single" w:sz="6" w:space="0" w:color="CCCCCC"/>
+            </w:tcBorders>
+            <w:tcMar>
+              <w:top w:w="30" w:type="dxa"/>
+              <w:left w:w="0" w:type="dxa"/>
+              <w:bottom w:w="30" w:type="dxa"/>
+              <w:right w:w="0" w:type="dxa"/>
+            </w:tcMar>
+            <w:vAlign w:val="bottom"/>
+            <w:hideMark/>
+          </w:tcPr>
+          <w:p>
+            <w:pPr>
+              <w:ind w:left="360"/>
+            </w:pPr>
+            <w:r>
+              <w:t>Mỗi trạng thái sẽ có các hành vi khác nhau. Ví dụ:</w:t>
+            </w:r>
+          </w:p>
+        </w:tc>
+        <w:tc>
+          <w:tcPr>
+            <w:tcW w:w="0" w:type="auto"/>
+            <w:tcBorders>
+              <w:top w:val="single" w:sz="6" w:space="0" w:color="CCCCCC"/>
+              <w:left w:val="single" w:sz="6" w:space="0" w:color="CCCCCC"/>
+              <w:bottom w:val="single" w:sz="6" w:space="0" w:color="CCCCCC"/>
+              <w:right w:val="single" w:sz="6" w:space="0" w:color="CCCCCC"/>
+            </w:tcBorders>
+            <w:tcMar>
+              <w:top w:w="30" w:type="dxa"/>
+              <w:left w:w="45" w:type="dxa"/>
+              <w:bottom w:w="30" w:type="dxa"/>
+              <w:right w:w="45" w:type="dxa"/>
+            </w:tcMar>
+            <w:vAlign w:val="bottom"/>
+            <w:hideMark/>
+          </w:tcPr>
+          <w:p>
+            <w:pPr>
+              <w:ind w:left="360"/>
+            </w:pPr>
+          </w:p>
+        </w:tc>
+        <w:tc>
+          <w:tcPr>
+            <w:tcW w:w="0" w:type="auto"/>
+            <w:tcBorders>
+              <w:top w:val="single" w:sz="6" w:space="0" w:color="CCCCCC"/>
+              <w:left w:val="single" w:sz="6" w:space="0" w:color="CCCCCC"/>
+              <w:bottom w:val="single" w:sz="6" w:space="0" w:color="CCCCCC"/>
+              <w:right w:val="single" w:sz="6" w:space="0" w:color="CCCCCC"/>
+            </w:tcBorders>
+            <w:tcMar>
+              <w:top w:w="30" w:type="dxa"/>
+              <w:left w:w="45" w:type="dxa"/>
+              <w:bottom w:w="30" w:type="dxa"/>
+              <w:right w:w="45" w:type="dxa"/>
+            </w:tcMar>
+            <w:vAlign w:val="bottom"/>
+            <w:hideMark/>
+          </w:tcPr>
+          <w:p>
+            <w:pPr>
+              <w:ind w:left="360"/>
+            </w:pPr>
+          </w:p>
+        </w:tc>
+        <w:tc>
+          <w:tcPr>
+            <w:tcW w:w="0" w:type="auto"/>
+            <w:tcBorders>
+              <w:top w:val="single" w:sz="6" w:space="0" w:color="CCCCCC"/>
+              <w:left w:val="single" w:sz="6" w:space="0" w:color="CCCCCC"/>
+              <w:bottom w:val="single" w:sz="6" w:space="0" w:color="CCCCCC"/>
+              <w:right w:val="single" w:sz="6" w:space="0" w:color="CCCCCC"/>
+            </w:tcBorders>
+            <w:tcMar>
+              <w:top w:w="30" w:type="dxa"/>
+              <w:left w:w="45" w:type="dxa"/>
+              <w:bottom w:w="30" w:type="dxa"/>
+              <w:right w:w="45" w:type="dxa"/>
+            </w:tcMar>
+            <w:vAlign w:val="bottom"/>
+            <w:hideMark/>
+          </w:tcPr>
+          <w:p>
+            <w:pPr>
+              <w:ind w:left="360"/>
+            </w:pPr>
+          </w:p>
+        </w:tc>
+        <w:tc>
+          <w:tcPr>
+            <w:tcW w:w="0" w:type="auto"/>
+            <w:tcBorders>
+              <w:top w:val="single" w:sz="6" w:space="0" w:color="CCCCCC"/>
+              <w:left w:val="single" w:sz="6" w:space="0" w:color="CCCCCC"/>
+              <w:bottom w:val="single" w:sz="6" w:space="0" w:color="CCCCCC"/>
+              <w:right w:val="single" w:sz="6" w:space="0" w:color="000000"/>
+            </w:tcBorders>
+            <w:tcMar>
+              <w:top w:w="30" w:type="dxa"/>
+              <w:left w:w="45" w:type="dxa"/>
+              <w:bottom w:w="30" w:type="dxa"/>
+              <w:right w:w="45" w:type="dxa"/>
+            </w:tcMar>
+            <w:vAlign w:val="bottom"/>
+            <w:hideMark/>
+          </w:tcPr>
+          <w:p>
+            <w:pPr>
+              <w:ind w:left="360"/>
+            </w:pPr>
+          </w:p>
+        </w:tc>
+      </w:tr>
+      <w:tr>
+        <w:trPr>
+          <w:trHeight w:val="315"/>
+        </w:trPr>
+        <w:tc>
+          <w:tcPr>
+            <w:tcW w:w="0" w:type="auto"/>
+            <w:tcBorders>
+              <w:top w:val="single" w:sz="6" w:space="0" w:color="CCCCCC"/>
+              <w:left w:val="single" w:sz="6" w:space="0" w:color="CCCCCC"/>
+              <w:bottom w:val="single" w:sz="6" w:space="0" w:color="CCCCCC"/>
+              <w:right w:val="single" w:sz="6" w:space="0" w:color="CCCCCC"/>
+            </w:tcBorders>
+            <w:tcMar>
+              <w:top w:w="30" w:type="dxa"/>
+              <w:left w:w="45" w:type="dxa"/>
+              <w:bottom w:w="30" w:type="dxa"/>
+              <w:right w:w="45" w:type="dxa"/>
+            </w:tcMar>
+            <w:vAlign w:val="bottom"/>
+            <w:hideMark/>
+          </w:tcPr>
+          <w:p>
+            <w:pPr>
+              <w:ind w:left="360"/>
+            </w:pPr>
+          </w:p>
+        </w:tc>
+        <w:tc>
+          <w:tcPr>
+            <w:tcW w:w="0" w:type="auto"/>
+            <w:tcBorders>
+              <w:top w:val="single" w:sz="6" w:space="0" w:color="CCCCCC"/>
+              <w:left w:val="single" w:sz="6" w:space="0" w:color="CCCCCC"/>
+              <w:bottom w:val="single" w:sz="6" w:space="0" w:color="CCCCCC"/>
+              <w:right w:val="single" w:sz="6" w:space="0" w:color="CCCCCC"/>
+            </w:tcBorders>
+            <w:tcMar>
+              <w:top w:w="30" w:type="dxa"/>
+              <w:left w:w="45" w:type="dxa"/>
+              <w:bottom w:w="30" w:type="dxa"/>
+              <w:right w:w="45" w:type="dxa"/>
+            </w:tcMar>
+            <w:vAlign w:val="bottom"/>
+            <w:hideMark/>
+          </w:tcPr>
+          <w:p>
+            <w:pPr>
+              <w:ind w:left="360"/>
+            </w:pPr>
+            <w:r>
+              <w:t>Mới tạo: Kiểm tra thông tin đơn hàng.</w:t>
+            </w:r>
+          </w:p>
+        </w:tc>
+        <w:tc>
+          <w:tcPr>
+            <w:tcW w:w="0" w:type="auto"/>
+            <w:tcBorders>
+              <w:top w:val="single" w:sz="6" w:space="0" w:color="CCCCCC"/>
+              <w:left w:val="single" w:sz="6" w:space="0" w:color="CCCCCC"/>
+              <w:bottom w:val="single" w:sz="6" w:space="0" w:color="CCCCCC"/>
+              <w:right w:val="single" w:sz="6" w:space="0" w:color="CCCCCC"/>
+            </w:tcBorders>
+            <w:tcMar>
+              <w:top w:w="30" w:type="dxa"/>
+              <w:left w:w="45" w:type="dxa"/>
+              <w:bottom w:w="30" w:type="dxa"/>
+              <w:right w:w="45" w:type="dxa"/>
+            </w:tcMar>
+            <w:vAlign w:val="bottom"/>
+            <w:hideMark/>
+          </w:tcPr>
+          <w:p>
+            <w:pPr>
+              <w:ind w:left="360"/>
+            </w:pPr>
+          </w:p>
+        </w:tc>
+        <w:tc>
+          <w:tcPr>
+            <w:tcW w:w="0" w:type="auto"/>
+            <w:tcBorders>
+              <w:top w:val="single" w:sz="6" w:space="0" w:color="CCCCCC"/>
+              <w:left w:val="single" w:sz="6" w:space="0" w:color="CCCCCC"/>
+              <w:bottom w:val="single" w:sz="6" w:space="0" w:color="CCCCCC"/>
+              <w:right w:val="single" w:sz="6" w:space="0" w:color="CCCCCC"/>
+            </w:tcBorders>
+            <w:tcMar>
+              <w:top w:w="30" w:type="dxa"/>
+              <w:left w:w="45" w:type="dxa"/>
+              <w:bottom w:w="30" w:type="dxa"/>
+              <w:right w:w="45" w:type="dxa"/>
+            </w:tcMar>
+            <w:vAlign w:val="bottom"/>
+            <w:hideMark/>
+          </w:tcPr>
+          <w:p>
+            <w:pPr>
+              <w:ind w:left="360"/>
+            </w:pPr>
+          </w:p>
+        </w:tc>
+        <w:tc>
+          <w:tcPr>
+            <w:tcW w:w="0" w:type="auto"/>
+            <w:tcBorders>
+              <w:top w:val="single" w:sz="6" w:space="0" w:color="CCCCCC"/>
+              <w:left w:val="single" w:sz="6" w:space="0" w:color="CCCCCC"/>
+              <w:bottom w:val="single" w:sz="6" w:space="0" w:color="CCCCCC"/>
+              <w:right w:val="single" w:sz="6" w:space="0" w:color="000000"/>
+            </w:tcBorders>
+            <w:tcMar>
+              <w:top w:w="30" w:type="dxa"/>
+              <w:left w:w="45" w:type="dxa"/>
+              <w:bottom w:w="30" w:type="dxa"/>
+              <w:right w:w="45" w:type="dxa"/>
+            </w:tcMar>
+            <w:vAlign w:val="bottom"/>
+            <w:hideMark/>
+          </w:tcPr>
+          <w:p>
+            <w:pPr>
+              <w:ind w:left="360"/>
+            </w:pPr>
+          </w:p>
+        </w:tc>
+      </w:tr>
+      <w:tr>
+        <w:trPr>
+          <w:trHeight w:val="315"/>
+        </w:trPr>
+        <w:tc>
+          <w:tcPr>
+            <w:tcW w:w="0" w:type="auto"/>
+            <w:tcBorders>
+              <w:top w:val="single" w:sz="6" w:space="0" w:color="CCCCCC"/>
+              <w:left w:val="single" w:sz="6" w:space="0" w:color="CCCCCC"/>
+              <w:bottom w:val="single" w:sz="6" w:space="0" w:color="CCCCCC"/>
+              <w:right w:val="single" w:sz="6" w:space="0" w:color="CCCCCC"/>
+            </w:tcBorders>
+            <w:tcMar>
+              <w:top w:w="30" w:type="dxa"/>
+              <w:left w:w="45" w:type="dxa"/>
+              <w:bottom w:w="30" w:type="dxa"/>
+              <w:right w:w="45" w:type="dxa"/>
+            </w:tcMar>
+            <w:vAlign w:val="bottom"/>
+            <w:hideMark/>
+          </w:tcPr>
+          <w:p>
+            <w:pPr>
+              <w:ind w:left="360"/>
+            </w:pPr>
+          </w:p>
+        </w:tc>
+        <w:tc>
+          <w:tcPr>
+            <w:tcW w:w="0" w:type="auto"/>
+            <w:tcBorders>
+              <w:top w:val="single" w:sz="6" w:space="0" w:color="CCCCCC"/>
+              <w:left w:val="single" w:sz="6" w:space="0" w:color="CCCCCC"/>
+              <w:bottom w:val="single" w:sz="6" w:space="0" w:color="CCCCCC"/>
+              <w:right w:val="single" w:sz="6" w:space="0" w:color="CCCCCC"/>
+            </w:tcBorders>
+            <w:tcMar>
+              <w:top w:w="30" w:type="dxa"/>
+              <w:left w:w="45" w:type="dxa"/>
+              <w:bottom w:w="30" w:type="dxa"/>
+              <w:right w:w="45" w:type="dxa"/>
+            </w:tcMar>
+            <w:vAlign w:val="bottom"/>
+            <w:hideMark/>
+          </w:tcPr>
+          <w:p>
+            <w:pPr>
+              <w:ind w:left="360"/>
+            </w:pPr>
+            <w:r>
+              <w:t>Đang xử lý: Đóng gói và vận chuyển.</w:t>
+            </w:r>
+          </w:p>
+        </w:tc>
+        <w:tc>
+          <w:tcPr>
+            <w:tcW w:w="0" w:type="auto"/>
+            <w:tcBorders>
+              <w:top w:val="single" w:sz="6" w:space="0" w:color="CCCCCC"/>
+              <w:left w:val="single" w:sz="6" w:space="0" w:color="CCCCCC"/>
+              <w:bottom w:val="single" w:sz="6" w:space="0" w:color="CCCCCC"/>
+              <w:right w:val="single" w:sz="6" w:space="0" w:color="CCCCCC"/>
+            </w:tcBorders>
+            <w:tcMar>
+              <w:top w:w="30" w:type="dxa"/>
+              <w:left w:w="45" w:type="dxa"/>
+              <w:bottom w:w="30" w:type="dxa"/>
+              <w:right w:w="45" w:type="dxa"/>
+            </w:tcMar>
+            <w:vAlign w:val="bottom"/>
+            <w:hideMark/>
+          </w:tcPr>
+          <w:p>
+            <w:pPr>
+              <w:ind w:left="360"/>
+            </w:pPr>
+          </w:p>
+        </w:tc>
+        <w:tc>
+          <w:tcPr>
+            <w:tcW w:w="0" w:type="auto"/>
+            <w:tcBorders>
+              <w:top w:val="single" w:sz="6" w:space="0" w:color="CCCCCC"/>
+              <w:left w:val="single" w:sz="6" w:space="0" w:color="CCCCCC"/>
+              <w:bottom w:val="single" w:sz="6" w:space="0" w:color="CCCCCC"/>
+              <w:right w:val="single" w:sz="6" w:space="0" w:color="CCCCCC"/>
+            </w:tcBorders>
+            <w:tcMar>
+              <w:top w:w="30" w:type="dxa"/>
+              <w:left w:w="45" w:type="dxa"/>
+              <w:bottom w:w="30" w:type="dxa"/>
+              <w:right w:w="45" w:type="dxa"/>
+            </w:tcMar>
+            <w:vAlign w:val="bottom"/>
+            <w:hideMark/>
+          </w:tcPr>
+          <w:p>
+            <w:pPr>
+              <w:ind w:left="360"/>
+            </w:pPr>
+          </w:p>
+        </w:tc>
+        <w:tc>
+          <w:tcPr>
+            <w:tcW w:w="0" w:type="auto"/>
+            <w:tcBorders>
+              <w:top w:val="single" w:sz="6" w:space="0" w:color="CCCCCC"/>
+              <w:left w:val="single" w:sz="6" w:space="0" w:color="CCCCCC"/>
+              <w:bottom w:val="single" w:sz="6" w:space="0" w:color="CCCCCC"/>
+              <w:right w:val="single" w:sz="6" w:space="0" w:color="000000"/>
+            </w:tcBorders>
+            <w:tcMar>
+              <w:top w:w="30" w:type="dxa"/>
+              <w:left w:w="45" w:type="dxa"/>
+              <w:bottom w:w="30" w:type="dxa"/>
+              <w:right w:w="45" w:type="dxa"/>
+            </w:tcMar>
+            <w:vAlign w:val="bottom"/>
+            <w:hideMark/>
+          </w:tcPr>
+          <w:p>
+            <w:pPr>
+              <w:ind w:left="360"/>
+            </w:pPr>
+          </w:p>
+        </w:tc>
+      </w:tr>
+      <w:tr>
+        <w:trPr>
+          <w:trHeight w:val="315"/>
+        </w:trPr>
+        <w:tc>
+          <w:tcPr>
+            <w:tcW w:w="0" w:type="auto"/>
+            <w:tcBorders>
+              <w:top w:val="single" w:sz="6" w:space="0" w:color="CCCCCC"/>
+              <w:left w:val="single" w:sz="6" w:space="0" w:color="CCCCCC"/>
+              <w:bottom w:val="single" w:sz="6" w:space="0" w:color="CCCCCC"/>
+              <w:right w:val="single" w:sz="6" w:space="0" w:color="CCCCCC"/>
+            </w:tcBorders>
+            <w:tcMar>
+              <w:top w:w="30" w:type="dxa"/>
+              <w:left w:w="45" w:type="dxa"/>
+              <w:bottom w:w="30" w:type="dxa"/>
+              <w:right w:w="45" w:type="dxa"/>
+            </w:tcMar>
+            <w:vAlign w:val="bottom"/>
+            <w:hideMark/>
+          </w:tcPr>
+          <w:p>
+            <w:pPr>
+              <w:ind w:left="360"/>
+            </w:pPr>
+          </w:p>
+        </w:tc>
+        <w:tc>
+          <w:tcPr>
+            <w:tcW w:w="0" w:type="auto"/>
+            <w:tcBorders>
+              <w:top w:val="single" w:sz="6" w:space="0" w:color="CCCCCC"/>
+              <w:left w:val="single" w:sz="6" w:space="0" w:color="CCCCCC"/>
+              <w:bottom w:val="single" w:sz="6" w:space="0" w:color="CCCCCC"/>
+              <w:right w:val="single" w:sz="6" w:space="0" w:color="CCCCCC"/>
+            </w:tcBorders>
+            <w:tcMar>
+              <w:top w:w="30" w:type="dxa"/>
+              <w:left w:w="0" w:type="dxa"/>
+              <w:bottom w:w="30" w:type="dxa"/>
+              <w:right w:w="0" w:type="dxa"/>
+            </w:tcMar>
+            <w:vAlign w:val="bottom"/>
+            <w:hideMark/>
+          </w:tcPr>
+          <w:p>
+            <w:pPr>
+              <w:ind w:left="360"/>
+            </w:pPr>
+            <w:r>
+              <w:t>Đã giao: Cập nhật trạng thái đơn hàng là đã giao.</w:t>
+            </w:r>
+          </w:p>
+        </w:tc>
+        <w:tc>
+          <w:tcPr>
+            <w:tcW w:w="0" w:type="auto"/>
+            <w:tcBorders>
+              <w:top w:val="single" w:sz="6" w:space="0" w:color="CCCCCC"/>
+              <w:left w:val="single" w:sz="6" w:space="0" w:color="CCCCCC"/>
+              <w:bottom w:val="single" w:sz="6" w:space="0" w:color="CCCCCC"/>
+              <w:right w:val="single" w:sz="6" w:space="0" w:color="CCCCCC"/>
+            </w:tcBorders>
+            <w:tcMar>
+              <w:top w:w="30" w:type="dxa"/>
+              <w:left w:w="45" w:type="dxa"/>
+              <w:bottom w:w="30" w:type="dxa"/>
+              <w:right w:w="45" w:type="dxa"/>
+            </w:tcMar>
+            <w:vAlign w:val="bottom"/>
+            <w:hideMark/>
+          </w:tcPr>
+          <w:p>
+            <w:pPr>
+              <w:ind w:left="360"/>
+            </w:pPr>
+          </w:p>
+        </w:tc>
+        <w:tc>
+          <w:tcPr>
+            <w:tcW w:w="0" w:type="auto"/>
+            <w:tcBorders>
+              <w:top w:val="single" w:sz="6" w:space="0" w:color="CCCCCC"/>
+              <w:left w:val="single" w:sz="6" w:space="0" w:color="CCCCCC"/>
+              <w:bottom w:val="single" w:sz="6" w:space="0" w:color="CCCCCC"/>
+              <w:right w:val="single" w:sz="6" w:space="0" w:color="CCCCCC"/>
+            </w:tcBorders>
+            <w:tcMar>
+              <w:top w:w="30" w:type="dxa"/>
+              <w:left w:w="45" w:type="dxa"/>
+              <w:bottom w:w="30" w:type="dxa"/>
+              <w:right w:w="45" w:type="dxa"/>
+            </w:tcMar>
+            <w:vAlign w:val="bottom"/>
+            <w:hideMark/>
+          </w:tcPr>
+          <w:p>
+            <w:pPr>
+              <w:ind w:left="360"/>
+            </w:pPr>
+          </w:p>
+        </w:tc>
+        <w:tc>
+          <w:tcPr>
+            <w:tcW w:w="0" w:type="auto"/>
+            <w:tcBorders>
+              <w:top w:val="single" w:sz="6" w:space="0" w:color="CCCCCC"/>
+              <w:left w:val="single" w:sz="6" w:space="0" w:color="CCCCCC"/>
+              <w:bottom w:val="single" w:sz="6" w:space="0" w:color="CCCCCC"/>
+              <w:right w:val="single" w:sz="6" w:space="0" w:color="000000"/>
+            </w:tcBorders>
+            <w:tcMar>
+              <w:top w:w="30" w:type="dxa"/>
+              <w:left w:w="45" w:type="dxa"/>
+              <w:bottom w:w="30" w:type="dxa"/>
+              <w:right w:w="45" w:type="dxa"/>
+            </w:tcMar>
+            <w:vAlign w:val="bottom"/>
+            <w:hideMark/>
+          </w:tcPr>
+          <w:p>
+            <w:pPr>
+              <w:ind w:left="360"/>
+            </w:pPr>
+          </w:p>
+        </w:tc>
+      </w:tr>
+      <w:tr>
+        <w:trPr>
+          <w:trHeight w:val="315"/>
+        </w:trPr>
+        <w:tc>
+          <w:tcPr>
+            <w:tcW w:w="0" w:type="auto"/>
+            <w:tcBorders>
+              <w:top w:val="single" w:sz="6" w:space="0" w:color="CCCCCC"/>
+              <w:left w:val="single" w:sz="6" w:space="0" w:color="CCCCCC"/>
+              <w:bottom w:val="single" w:sz="6" w:space="0" w:color="CCCCCC"/>
+              <w:right w:val="single" w:sz="6" w:space="0" w:color="CCCCCC"/>
+            </w:tcBorders>
+            <w:tcMar>
+              <w:top w:w="30" w:type="dxa"/>
+              <w:left w:w="45" w:type="dxa"/>
+              <w:bottom w:w="30" w:type="dxa"/>
+              <w:right w:w="45" w:type="dxa"/>
+            </w:tcMar>
+            <w:vAlign w:val="bottom"/>
+            <w:hideMark/>
+          </w:tcPr>
+          <w:p>
+            <w:pPr>
+              <w:ind w:left="360"/>
+            </w:pPr>
+          </w:p>
+        </w:tc>
+        <w:tc>
+          <w:tcPr>
+            <w:tcW w:w="0" w:type="auto"/>
+            <w:tcBorders>
+              <w:top w:val="single" w:sz="6" w:space="0" w:color="CCCCCC"/>
+              <w:left w:val="single" w:sz="6" w:space="0" w:color="CCCCCC"/>
+              <w:bottom w:val="single" w:sz="6" w:space="0" w:color="CCCCCC"/>
+              <w:right w:val="single" w:sz="6" w:space="0" w:color="CCCCCC"/>
+            </w:tcBorders>
+            <w:tcMar>
+              <w:top w:w="30" w:type="dxa"/>
+              <w:left w:w="45" w:type="dxa"/>
+              <w:bottom w:w="30" w:type="dxa"/>
+              <w:right w:w="45" w:type="dxa"/>
+            </w:tcMar>
+            <w:vAlign w:val="bottom"/>
+            <w:hideMark/>
+          </w:tcPr>
+          <w:p>
+            <w:pPr>
+              <w:ind w:left="360"/>
+            </w:pPr>
+            <w:r>
+              <w:t>Hủy: Hủy đơn hàng và hoàn tiền.</w:t>
+            </w:r>
+          </w:p>
+        </w:tc>
+        <w:tc>
+          <w:tcPr>
+            <w:tcW w:w="0" w:type="auto"/>
+            <w:tcBorders>
+              <w:top w:val="single" w:sz="6" w:space="0" w:color="CCCCCC"/>
+              <w:left w:val="single" w:sz="6" w:space="0" w:color="CCCCCC"/>
+              <w:bottom w:val="single" w:sz="6" w:space="0" w:color="CCCCCC"/>
+              <w:right w:val="single" w:sz="6" w:space="0" w:color="CCCCCC"/>
+            </w:tcBorders>
+            <w:tcMar>
+              <w:top w:w="30" w:type="dxa"/>
+              <w:left w:w="45" w:type="dxa"/>
+              <w:bottom w:w="30" w:type="dxa"/>
+              <w:right w:w="45" w:type="dxa"/>
+            </w:tcMar>
+            <w:vAlign w:val="bottom"/>
+            <w:hideMark/>
+          </w:tcPr>
+          <w:p>
+            <w:pPr>
+              <w:ind w:left="360"/>
+            </w:pPr>
+          </w:p>
+        </w:tc>
+        <w:tc>
+          <w:tcPr>
+            <w:tcW w:w="0" w:type="auto"/>
+            <w:tcBorders>
+              <w:top w:val="single" w:sz="6" w:space="0" w:color="CCCCCC"/>
+              <w:left w:val="single" w:sz="6" w:space="0" w:color="CCCCCC"/>
+              <w:bottom w:val="single" w:sz="6" w:space="0" w:color="CCCCCC"/>
+              <w:right w:val="single" w:sz="6" w:space="0" w:color="CCCCCC"/>
+            </w:tcBorders>
+            <w:tcMar>
+              <w:top w:w="30" w:type="dxa"/>
+              <w:left w:w="45" w:type="dxa"/>
+              <w:bottom w:w="30" w:type="dxa"/>
+              <w:right w:w="45" w:type="dxa"/>
+            </w:tcMar>
+            <w:vAlign w:val="bottom"/>
+            <w:hideMark/>
+          </w:tcPr>
+          <w:p>
+            <w:pPr>
+              <w:ind w:left="360"/>
+            </w:pPr>
+          </w:p>
+        </w:tc>
+        <w:tc>
+          <w:tcPr>
+            <w:tcW w:w="0" w:type="auto"/>
+            <w:tcBorders>
+              <w:top w:val="single" w:sz="6" w:space="0" w:color="CCCCCC"/>
+              <w:left w:val="single" w:sz="6" w:space="0" w:color="CCCCCC"/>
+              <w:bottom w:val="single" w:sz="6" w:space="0" w:color="CCCCCC"/>
+              <w:right w:val="single" w:sz="6" w:space="0" w:color="000000"/>
+            </w:tcBorders>
+            <w:tcMar>
+              <w:top w:w="30" w:type="dxa"/>
+              <w:left w:w="45" w:type="dxa"/>
+              <w:bottom w:w="30" w:type="dxa"/>
+              <w:right w:w="45" w:type="dxa"/>
+            </w:tcMar>
+            <w:vAlign w:val="bottom"/>
+            <w:hideMark/>
+          </w:tcPr>
+          <w:p>
+            <w:pPr>
+              <w:ind w:left="360"/>
+            </w:pPr>
+          </w:p>
+        </w:tc>
+      </w:tr>
+      <w:tr>
+        <w:trPr>
+          <w:trHeight w:val="315"/>
+        </w:trPr>
+        <w:tc>
+          <w:tcPr>
+            <w:tcW w:w="0" w:type="auto"/>
+            <w:tcBorders>
+              <w:top w:val="single" w:sz="6" w:space="0" w:color="CCCCCC"/>
+              <w:left w:val="single" w:sz="6" w:space="0" w:color="CCCCCC"/>
+              <w:bottom w:val="single" w:sz="6" w:space="0" w:color="CCCCCC"/>
+              <w:right w:val="single" w:sz="6" w:space="0" w:color="CCCCCC"/>
+            </w:tcBorders>
+            <w:tcMar>
+              <w:top w:w="30" w:type="dxa"/>
+              <w:left w:w="45" w:type="dxa"/>
+              <w:bottom w:w="30" w:type="dxa"/>
+              <w:right w:w="45" w:type="dxa"/>
+            </w:tcMar>
+            <w:vAlign w:val="bottom"/>
+            <w:hideMark/>
+          </w:tcPr>
+          <w:p>
+            <w:pPr>
+              <w:ind w:left="360"/>
+            </w:pPr>
+          </w:p>
+        </w:tc>
+        <w:tc>
+          <w:tcPr>
+            <w:tcW w:w="0" w:type="auto"/>
+            <w:gridSpan w:val="4"/>
+            <w:tcBorders>
+              <w:top w:val="single" w:sz="6" w:space="0" w:color="CCCCCC"/>
+              <w:left w:val="single" w:sz="6" w:space="0" w:color="CCCCCC"/>
+              <w:bottom w:val="single" w:sz="6" w:space="0" w:color="CCCCCC"/>
+              <w:right w:val="single" w:sz="6" w:space="0" w:color="000000"/>
+            </w:tcBorders>
+            <w:tcMar>
+              <w:top w:w="30" w:type="dxa"/>
+              <w:left w:w="45" w:type="dxa"/>
+              <w:bottom w:w="30" w:type="dxa"/>
+              <w:right w:w="45" w:type="dxa"/>
+            </w:tcMar>
+            <w:vAlign w:val="bottom"/>
+            <w:hideMark/>
+          </w:tcPr>
+          <w:p>
+            <w:pPr>
+              <w:ind w:left="360"/>
+            </w:pPr>
+            <w:r>
+              <w:t>Hãy dùng các Design Pattern: State, Strategy, Decorator viết bằng Java để xử lý mô phỏng trường hợp trên và đưa ra kết luận.</w:t>
+            </w:r>
+          </w:p>
+        </w:tc>
+      </w:tr>
+    </w:tbl>
+    <w:p>
+      <w:pPr>
+        <w:rPr>
+          <w:lang w:val="en-US"/>
+        </w:rPr>
+      </w:pPr>
+    </w:p>
+    <w:p>
+      <w:pPr>
+        <w:pStyle w:val="ListParagraph"/>
+        <w:numPr>
+          <w:ilvl w:val="0"/>
+          <w:numId w:val="1"/>
+        </w:numPr>
+        <w:rPr>
+          <w:lang w:val="en-US"/>
+        </w:rPr>
+      </w:pPr>
+      <w:r>
+        <w:rPr>
+          <w:lang w:val="en-US"/>
+        </w:rPr>
+        <w:t>State Pattern:</w:t>
+      </w:r>
+    </w:p>
+    <w:p>
+      <w:pPr>
+        <w:ind w:left="360"/>
+        <w:rPr>
+          <w:lang w:val="en-US"/>
+        </w:rPr>
+      </w:pPr>
+      <w:r>
+        <w:rPr>
+          <w:lang w:val="en-US"/>
+        </w:rPr>
+        <w:drawing>
+          <wp:inline distT="0" distB="0" distL="0" distR="0" wp14:anchorId="30C69AC8" wp14:editId="5A7739A5">
+            <wp:extent cx="4700954" cy="2609632"/>
+            <wp:effectExtent l="0" t="0" r="4445" b="635"/>
+            <wp:docPr id="750874960" name="Picture 1"/>
+            <wp:cNvGraphicFramePr>
+              <a:graphicFrameLocks xmlns:a="http://schemas.openxmlformats.org/drawingml/2006/main" noChangeAspect="1"/>
+            </wp:cNvGraphicFramePr>
+            <a:graphic xmlns:a="http://schemas.openxmlformats.org/drawingml/2006/main">
+              <a:graphicData uri="http://schemas.openxmlformats.org/drawingml/2006/picture">
+                <pic:pic xmlns:pic="http://schemas.openxmlformats.org/drawingml/2006/picture">
+                  <pic:nvPicPr>
+                    <pic:cNvPr id="750874960" name=""/>
+                    <pic:cNvPicPr/>
+                  </pic:nvPicPr>
+                  <pic:blipFill>
+                    <a:blip r:embed="rId16"/>
+                    <a:stretch>
+                      <a:fillRect/>
+                    </a:stretch>
+                  </pic:blipFill>
+                  <pic:spPr>
+                    <a:xfrm>
+                      <a:off x="0" y="0"/>
+                      <a:ext cx="4729521" cy="2625491"/>
+                    </a:xfrm>
+                    <a:prstGeom prst="rect">
+                      <a:avLst/>
+                    </a:prstGeom>
+                  </pic:spPr>
+                </pic:pic>
+              </a:graphicData>
+            </a:graphic>
+          </wp:inline>
+        </w:drawing>
+      </w:r>
+    </w:p>
+    <w:p>
+      <w:pPr>
+        <w:ind w:left="360"/>
+        <w:rPr>
+          <w:lang w:val="en-US"/>
+        </w:rPr>
+      </w:pPr>
+      <w:r>
+        <w:rPr>
+          <w:noProof/>
+        </w:rPr>
+        <w:drawing>
+          <wp:inline distT="0" distB="0" distL="0" distR="0" wp14:anchorId="6CF6D5E7" wp14:editId="148684FD">
+            <wp:extent cx="2995246" cy="2318756"/>
+            <wp:effectExtent l="0" t="0" r="0" b="5715"/>
+            <wp:docPr id="406561702" name="Picture 1"/>
+            <wp:cNvGraphicFramePr>
+              <a:graphicFrameLocks xmlns:a="http://schemas.openxmlformats.org/drawingml/2006/main" noChangeAspect="1"/>
+            </wp:cNvGraphicFramePr>
+            <a:graphic xmlns:a="http://schemas.openxmlformats.org/drawingml/2006/main">
+              <a:graphicData uri="http://schemas.openxmlformats.org/drawingml/2006/picture">
+                <pic:pic xmlns:pic="http://schemas.openxmlformats.org/drawingml/2006/picture">
+                  <pic:nvPicPr>
+                    <pic:cNvPr id="406561702" name=""/>
+                    <pic:cNvPicPr/>
+                  </pic:nvPicPr>
+                  <pic:blipFill>
+                    <a:blip r:embed="rId17"/>
+                    <a:stretch>
+                      <a:fillRect/>
+                    </a:stretch>
+                  </pic:blipFill>
+                  <pic:spPr>
+                    <a:xfrm>
+                      <a:off x="0" y="0"/>
+                      <a:ext cx="3007748" cy="2328435"/>
+                    </a:xfrm>
+                    <a:prstGeom prst="rect">
+                      <a:avLst/>
+                    </a:prstGeom>
+                  </pic:spPr>
+                </pic:pic>
+              </a:graphicData>
+            </a:graphic>
+          </wp:inline>
+        </w:drawing>
+      </w:r>
+      <w:r>
+        <w:rPr>
+          <w:lang w:val="en-US"/>
+        </w:rPr>
+        <w:drawing>
+          <wp:inline distT="0" distB="0" distL="0" distR="0" wp14:anchorId="4F8E9DC3" wp14:editId="69372FA3">
+            <wp:extent cx="2708031" cy="1855060"/>
+            <wp:effectExtent l="0" t="0" r="0" b="0"/>
+            <wp:docPr id="1202849447" name="Picture 1"/>
+            <wp:cNvGraphicFramePr>
+              <a:graphicFrameLocks xmlns:a="http://schemas.openxmlformats.org/drawingml/2006/main" noChangeAspect="1"/>
+            </wp:cNvGraphicFramePr>
+            <a:graphic xmlns:a="http://schemas.openxmlformats.org/drawingml/2006/main">
+              <a:graphicData uri="http://schemas.openxmlformats.org/drawingml/2006/picture">
+                <pic:pic xmlns:pic="http://schemas.openxmlformats.org/drawingml/2006/picture">
+                  <pic:nvPicPr>
+                    <pic:cNvPr id="1202849447" name=""/>
+                    <pic:cNvPicPr/>
+                  </pic:nvPicPr>
+                  <pic:blipFill>
+                    <a:blip r:embed="rId18"/>
+                    <a:stretch>
+                      <a:fillRect/>
+                    </a:stretch>
+                  </pic:blipFill>
+                  <pic:spPr>
+                    <a:xfrm>
+                      <a:off x="0" y="0"/>
+                      <a:ext cx="2734419" cy="1873136"/>
+                    </a:xfrm>
+                    <a:prstGeom prst="rect">
+                      <a:avLst/>
+                    </a:prstGeom>
+                  </pic:spPr>
+                </pic:pic>
+              </a:graphicData>
+            </a:graphic>
+          </wp:inline>
+        </w:drawing>
+      </w:r>
+    </w:p>
+    <w:p>
+      <w:pPr>
+        <w:ind w:left="360"/>
+        <w:rPr>
+          <w:lang w:val="en-US"/>
+        </w:rPr>
+      </w:pPr>
+      <w:r>
+        <w:rPr>
+          <w:lang w:val="en-US"/>
+        </w:rPr>
+        <w:lastRenderedPageBreak/>
+        <w:drawing>
+          <wp:inline distT="0" distB="0" distL="0" distR="0" wp14:anchorId="0B49D15A" wp14:editId="5C080799">
+            <wp:extent cx="3938954" cy="2081838"/>
+            <wp:effectExtent l="0" t="0" r="4445" b="0"/>
+            <wp:docPr id="654833126" name="Picture 1"/>
+            <wp:cNvGraphicFramePr>
+              <a:graphicFrameLocks xmlns:a="http://schemas.openxmlformats.org/drawingml/2006/main" noChangeAspect="1"/>
+            </wp:cNvGraphicFramePr>
+            <a:graphic xmlns:a="http://schemas.openxmlformats.org/drawingml/2006/main">
+              <a:graphicData uri="http://schemas.openxmlformats.org/drawingml/2006/picture">
+                <pic:pic xmlns:pic="http://schemas.openxmlformats.org/drawingml/2006/picture">
+                  <pic:nvPicPr>
+                    <pic:cNvPr id="654833126" name=""/>
+                    <pic:cNvPicPr/>
+                  </pic:nvPicPr>
+                  <pic:blipFill>
+                    <a:blip r:embed="rId19"/>
+                    <a:stretch>
+                      <a:fillRect/>
+                    </a:stretch>
+                  </pic:blipFill>
+                  <pic:spPr>
+                    <a:xfrm>
+                      <a:off x="0" y="0"/>
+                      <a:ext cx="3975185" cy="2100987"/>
+                    </a:xfrm>
+                    <a:prstGeom prst="rect">
+                      <a:avLst/>
+                    </a:prstGeom>
+                  </pic:spPr>
+                </pic:pic>
+              </a:graphicData>
+            </a:graphic>
+          </wp:inline>
+        </w:drawing>
+      </w:r>
+    </w:p>
+    <w:p>
+      <w:pPr>
+        <w:ind w:left="360"/>
+        <w:rPr>
+          <w:lang w:val="en-US"/>
+        </w:rPr>
+      </w:pPr>
+      <w:r>
+        <w:rPr>
+          <w:lang w:val="en-US"/>
+        </w:rPr>
+        <w:drawing>
+          <wp:inline distT="0" distB="0" distL="0" distR="0" wp14:anchorId="67673750" wp14:editId="1B82EBAF">
+            <wp:extent cx="3950677" cy="2635473"/>
+            <wp:effectExtent l="0" t="0" r="0" b="0"/>
+            <wp:docPr id="447466486" name="Picture 1"/>
+            <wp:cNvGraphicFramePr>
+              <a:graphicFrameLocks xmlns:a="http://schemas.openxmlformats.org/drawingml/2006/main" noChangeAspect="1"/>
+            </wp:cNvGraphicFramePr>
+            <a:graphic xmlns:a="http://schemas.openxmlformats.org/drawingml/2006/main">
+              <a:graphicData uri="http://schemas.openxmlformats.org/drawingml/2006/picture">
+                <pic:pic xmlns:pic="http://schemas.openxmlformats.org/drawingml/2006/picture">
+                  <pic:nvPicPr>
+                    <pic:cNvPr id="447466486" name=""/>
+                    <pic:cNvPicPr/>
+                  </pic:nvPicPr>
+                  <pic:blipFill>
+                    <a:blip r:embed="rId20"/>
+                    <a:stretch>
+                      <a:fillRect/>
+                    </a:stretch>
+                  </pic:blipFill>
+                  <pic:spPr>
+                    <a:xfrm>
+                      <a:off x="0" y="0"/>
+                      <a:ext cx="4010305" cy="2675251"/>
+                    </a:xfrm>
+                    <a:prstGeom prst="rect">
+                      <a:avLst/>
+                    </a:prstGeom>
+                  </pic:spPr>
+                </pic:pic>
+              </a:graphicData>
+            </a:graphic>
+          </wp:inline>
+        </w:drawing>
+      </w:r>
+    </w:p>
+    <w:p>
+      <w:pPr>
+        <w:ind w:left="360"/>
+        <w:rPr>
+          <w:lang w:val="en-US"/>
+        </w:rPr>
+      </w:pPr>
+      <w:r>
+        <w:rPr>
+          <w:lang w:val="en-US"/>
+        </w:rPr>
+        <w:drawing>
+          <wp:inline distT="0" distB="0" distL="0" distR="0" wp14:anchorId="23E1FECE" wp14:editId="1DD4B081">
+            <wp:extent cx="3286726" cy="2153578"/>
+            <wp:effectExtent l="0" t="0" r="9525" b="0"/>
+            <wp:docPr id="792607026" name="Picture 1"/>
+            <wp:cNvGraphicFramePr>
+              <a:graphicFrameLocks xmlns:a="http://schemas.openxmlformats.org/drawingml/2006/main" noChangeAspect="1"/>
+            </wp:cNvGraphicFramePr>
+            <a:graphic xmlns:a="http://schemas.openxmlformats.org/drawingml/2006/main">
+              <a:graphicData uri="http://schemas.openxmlformats.org/drawingml/2006/picture">
+                <pic:pic xmlns:pic="http://schemas.openxmlformats.org/drawingml/2006/picture">
+                  <pic:nvPicPr>
+                    <pic:cNvPr id="792607026" name=""/>
+                    <pic:cNvPicPr/>
+                  </pic:nvPicPr>
+                  <pic:blipFill>
+                    <a:blip r:embed="rId21"/>
+                    <a:stretch>
+                      <a:fillRect/>
+                    </a:stretch>
+                  </pic:blipFill>
+                  <pic:spPr>
+                    <a:xfrm>
+                      <a:off x="0" y="0"/>
+                      <a:ext cx="3303521" cy="2164583"/>
+                    </a:xfrm>
+                    <a:prstGeom prst="rect">
+                      <a:avLst/>
+                    </a:prstGeom>
+                  </pic:spPr>
+                </pic:pic>
+              </a:graphicData>
+            </a:graphic>
+          </wp:inline>
+        </w:drawing>
+      </w:r>
+    </w:p>
+    <w:p>
+      <w:pPr>
+        <w:pStyle w:val="ListParagraph"/>
+        <w:numPr>
+          <w:ilvl w:val="0"/>
+          <w:numId w:val="1"/>
+        </w:numPr>
+        <w:rPr>
+          <w:lang w:val="en-US"/>
+        </w:rPr>
+      </w:pPr>
+      <w:r>
+        <w:rPr>
+          <w:lang w:val="en-US"/>
+        </w:rPr>
+        <w:t>Hàm main</w:t>
+      </w:r>
+    </w:p>
+    <w:p>
+      <w:pPr>
+        <w:ind w:left="360"/>
+        <w:rPr>
+          <w:lang w:val="en-US"/>
+        </w:rPr>
+      </w:pPr>
+      <w:r>
+        <w:rPr>
+          <w:lang w:val="en-US"/>
+        </w:rPr>
+        <w:lastRenderedPageBreak/>
+        <w:drawing>
+          <wp:inline distT="0" distB="0" distL="0" distR="0" wp14:anchorId="405B1329" wp14:editId="51E7ADC3">
+            <wp:extent cx="3364523" cy="2434247"/>
+            <wp:effectExtent l="0" t="0" r="7620" b="4445"/>
+            <wp:docPr id="2115947590" name="Picture 1"/>
+            <wp:cNvGraphicFramePr>
+              <a:graphicFrameLocks xmlns:a="http://schemas.openxmlformats.org/drawingml/2006/main" noChangeAspect="1"/>
+            </wp:cNvGraphicFramePr>
+            <a:graphic xmlns:a="http://schemas.openxmlformats.org/drawingml/2006/main">
+              <a:graphicData uri="http://schemas.openxmlformats.org/drawingml/2006/picture">
+                <pic:pic xmlns:pic="http://schemas.openxmlformats.org/drawingml/2006/picture">
+                  <pic:nvPicPr>
+                    <pic:cNvPr id="2115947590" name=""/>
+                    <pic:cNvPicPr/>
+                  </pic:nvPicPr>
+                  <pic:blipFill>
+                    <a:blip r:embed="rId22"/>
+                    <a:stretch>
+                      <a:fillRect/>
+                    </a:stretch>
+                  </pic:blipFill>
+                  <pic:spPr>
+                    <a:xfrm>
+                      <a:off x="0" y="0"/>
+                      <a:ext cx="3373508" cy="2440748"/>
+                    </a:xfrm>
+                    <a:prstGeom prst="rect">
+                      <a:avLst/>
+                    </a:prstGeom>
+                  </pic:spPr>
+                </pic:pic>
+              </a:graphicData>
+            </a:graphic>
+          </wp:inline>
+        </w:drawing>
+      </w:r>
+    </w:p>
+    <w:p>
+      <w:pPr>
+        <w:ind w:left="360"/>
+        <w:rPr>
+          <w:lang w:val="en-US"/>
+        </w:rPr>
+      </w:pPr>
+      <w:r>
+        <w:rPr>
+          <w:lang w:val="en-US"/>
+        </w:rPr>
+        <w:drawing>
+          <wp:inline distT="0" distB="0" distL="0" distR="0" wp14:anchorId="453A88A6" wp14:editId="13698F3C">
+            <wp:extent cx="2895600" cy="2041770"/>
+            <wp:effectExtent l="0" t="0" r="0" b="0"/>
+            <wp:docPr id="1686947479" name="Picture 1"/>
+            <wp:cNvGraphicFramePr>
+              <a:graphicFrameLocks xmlns:a="http://schemas.openxmlformats.org/drawingml/2006/main" noChangeAspect="1"/>
+            </wp:cNvGraphicFramePr>
+            <a:graphic xmlns:a="http://schemas.openxmlformats.org/drawingml/2006/main">
+              <a:graphicData uri="http://schemas.openxmlformats.org/drawingml/2006/picture">
+                <pic:pic xmlns:pic="http://schemas.openxmlformats.org/drawingml/2006/picture">
+                  <pic:nvPicPr>
+                    <pic:cNvPr id="1686947479" name=""/>
+                    <pic:cNvPicPr/>
+                  </pic:nvPicPr>
+                  <pic:blipFill>
+                    <a:blip r:embed="rId23"/>
+                    <a:stretch>
+                      <a:fillRect/>
+                    </a:stretch>
+                  </pic:blipFill>
+                  <pic:spPr>
+                    <a:xfrm>
+                      <a:off x="0" y="0"/>
+                      <a:ext cx="2918401" cy="2057848"/>
+                    </a:xfrm>
+                    <a:prstGeom prst="rect">
+                      <a:avLst/>
+                    </a:prstGeom>
+                  </pic:spPr>
+                </pic:pic>
+              </a:graphicData>
+            </a:graphic>
+          </wp:inline>
+        </w:drawing>
+      </w:r>
+      <w:r>
+        <w:rPr>
+          <w:lang w:val="en-US"/>
+        </w:rPr>
+        <w:drawing>
+          <wp:inline distT="0" distB="0" distL="0" distR="0" wp14:anchorId="15BB2613" wp14:editId="5DB32422">
+            <wp:extent cx="2800365" cy="1717430"/>
+            <wp:effectExtent l="0" t="0" r="0" b="0"/>
+            <wp:docPr id="501089093" name="Picture 1"/>
+            <wp:cNvGraphicFramePr>
+              <a:graphicFrameLocks xmlns:a="http://schemas.openxmlformats.org/drawingml/2006/main" noChangeAspect="1"/>
+            </wp:cNvGraphicFramePr>
+            <a:graphic xmlns:a="http://schemas.openxmlformats.org/drawingml/2006/main">
+              <a:graphicData uri="http://schemas.openxmlformats.org/drawingml/2006/picture">
+                <pic:pic xmlns:pic="http://schemas.openxmlformats.org/drawingml/2006/picture">
+                  <pic:nvPicPr>
+                    <pic:cNvPr id="501089093" name=""/>
+                    <pic:cNvPicPr/>
+                  </pic:nvPicPr>
+                  <pic:blipFill>
+                    <a:blip r:embed="rId24"/>
+                    <a:stretch>
+                      <a:fillRect/>
+                    </a:stretch>
+                  </pic:blipFill>
+                  <pic:spPr>
+                    <a:xfrm>
+                      <a:off x="0" y="0"/>
+                      <a:ext cx="2831829" cy="1736726"/>
                     </a:xfrm>
                     <a:prstGeom prst="rect">
                       <a:avLst/>
@@ -1396,7 +2619,6 @@
   <w:style w:type="character" w:default="1" w:styleId="DefaultParagraphFont">
     <w:name w:val="Default Paragraph Font"/>
     <w:uiPriority w:val="1"/>
-    <w:semiHidden/>
     <w:unhideWhenUsed/>
   </w:style>
   <w:style w:type="table" w:default="1" w:styleId="TableNormal">

--- a/TH_Tuan02/Baocao_22650381_LamNgocThanhPhu.docx
+++ b/TH_Tuan02/Baocao_22650381_LamNgocThanhPhu.docx
@@ -4,6 +4,7 @@
   <w:body>
     <w:p>
       <w:pPr>
+        <w:pStyle w:val="Heading1"/>
         <w:rPr>
           <w:lang w:val="en-US"/>
         </w:rPr>
@@ -36,6 +37,7 @@
       </w:pPr>
       <w:r>
         <w:rPr>
+          <w:noProof/>
           <w:lang w:val="en-US"/>
         </w:rPr>
         <w:drawing>
@@ -54,7 +56,7 @@
                     <pic:cNvPicPr/>
                   </pic:nvPicPr>
                   <pic:blipFill>
-                    <a:blip r:embed="rId5"/>
+                    <a:blip r:embed="rId6"/>
                     <a:stretch>
                       <a:fillRect/>
                     </a:stretch>
@@ -103,6 +105,7 @@
       </w:pPr>
       <w:r>
         <w:rPr>
+          <w:noProof/>
           <w:lang w:val="en-US"/>
         </w:rPr>
         <w:drawing>
@@ -121,7 +124,7 @@
                     <pic:cNvPicPr/>
                   </pic:nvPicPr>
                   <pic:blipFill>
-                    <a:blip r:embed="rId6"/>
+                    <a:blip r:embed="rId7"/>
                     <a:stretch>
                       <a:fillRect/>
                     </a:stretch>
@@ -150,6 +153,7 @@
       </w:pPr>
       <w:r>
         <w:rPr>
+          <w:noProof/>
           <w:lang w:val="en-US"/>
         </w:rPr>
         <w:drawing>
@@ -168,7 +172,7 @@
                     <pic:cNvPicPr/>
                   </pic:nvPicPr>
                   <pic:blipFill>
-                    <a:blip r:embed="rId7"/>
+                    <a:blip r:embed="rId8"/>
                     <a:stretch>
                       <a:fillRect/>
                     </a:stretch>
@@ -200,11 +204,13 @@
         <w:rPr>
           <w:lang w:val="en-US"/>
         </w:rPr>
+        <w:lastRenderedPageBreak/>
         <w:br w:type="page"/>
       </w:r>
     </w:p>
     <w:p>
       <w:pPr>
+        <w:pStyle w:val="Heading1"/>
         <w:rPr>
           <w:lang w:val="en-US"/>
         </w:rPr>
@@ -238,6 +244,7 @@
       </w:pPr>
       <w:r>
         <w:rPr>
+          <w:noProof/>
           <w:lang w:val="en-US"/>
         </w:rPr>
         <w:drawing>
@@ -256,7 +263,7 @@
                     <pic:cNvPicPr/>
                   </pic:nvPicPr>
                   <pic:blipFill>
-                    <a:blip r:embed="rId8"/>
+                    <a:blip r:embed="rId9"/>
                     <a:stretch>
                       <a:fillRect/>
                     </a:stretch>
@@ -292,6 +299,7 @@
       </w:pPr>
       <w:r>
         <w:rPr>
+          <w:noProof/>
           <w:lang w:val="en-US"/>
         </w:rPr>
         <w:drawing>
@@ -310,7 +318,7 @@
                     <pic:cNvPicPr/>
                   </pic:nvPicPr>
                   <pic:blipFill>
-                    <a:blip r:embed="rId9"/>
+                    <a:blip r:embed="rId10"/>
                     <a:stretch>
                       <a:fillRect/>
                     </a:stretch>
@@ -346,6 +354,7 @@
       </w:pPr>
       <w:r>
         <w:rPr>
+          <w:noProof/>
           <w:lang w:val="en-US"/>
         </w:rPr>
         <w:drawing>
@@ -364,7 +373,7 @@
                     <pic:cNvPicPr/>
                   </pic:nvPicPr>
                   <pic:blipFill>
-                    <a:blip r:embed="rId10"/>
+                    <a:blip r:embed="rId11"/>
                     <a:stretch>
                       <a:fillRect/>
                     </a:stretch>
@@ -400,6 +409,7 @@
       </w:pPr>
       <w:r>
         <w:rPr>
+          <w:noProof/>
           <w:lang w:val="en-US"/>
         </w:rPr>
         <w:drawing>
@@ -418,7 +428,7 @@
                     <pic:cNvPicPr/>
                   </pic:nvPicPr>
                   <pic:blipFill>
-                    <a:blip r:embed="rId11"/>
+                    <a:blip r:embed="rId12"/>
                     <a:stretch>
                       <a:fillRect/>
                     </a:stretch>
@@ -454,9 +464,9 @@
       </w:pPr>
       <w:r>
         <w:rPr>
-          <w:lang w:val="en-US"/>
-        </w:rPr>
-        <w:lastRenderedPageBreak/>
+          <w:noProof/>
+          <w:lang w:val="en-US"/>
+        </w:rPr>
         <w:drawing>
           <wp:inline distT="0" distB="0" distL="0" distR="0" wp14:anchorId="6EBEA260" wp14:editId="73910A6D">
             <wp:extent cx="3950677" cy="1530887"/>
@@ -473,7 +483,7 @@
                     <pic:cNvPicPr/>
                   </pic:nvPicPr>
                   <pic:blipFill>
-                    <a:blip r:embed="rId12"/>
+                    <a:blip r:embed="rId13"/>
                     <a:stretch>
                       <a:fillRect/>
                     </a:stretch>
@@ -502,6 +512,7 @@
       </w:pPr>
       <w:r>
         <w:rPr>
+          <w:noProof/>
           <w:lang w:val="en-US"/>
         </w:rPr>
         <w:drawing>
@@ -520,7 +531,7 @@
                     <pic:cNvPicPr/>
                   </pic:nvPicPr>
                   <pic:blipFill>
-                    <a:blip r:embed="rId13"/>
+                    <a:blip r:embed="rId14"/>
                     <a:stretch>
                       <a:fillRect/>
                     </a:stretch>
@@ -575,6 +586,7 @@
       </w:pPr>
       <w:r>
         <w:rPr>
+          <w:noProof/>
           <w:lang w:val="en-US"/>
         </w:rPr>
         <w:drawing>
@@ -593,7 +605,7 @@
                     <pic:cNvPicPr/>
                   </pic:nvPicPr>
                   <pic:blipFill>
-                    <a:blip r:embed="rId14"/>
+                    <a:blip r:embed="rId15"/>
                     <a:stretch>
                       <a:fillRect/>
                     </a:stretch>
@@ -623,6 +635,7 @@
       </w:pPr>
       <w:r>
         <w:rPr>
+          <w:noProof/>
           <w:lang w:val="en-US"/>
         </w:rPr>
         <w:drawing>
@@ -641,7 +654,7 @@
                     <pic:cNvPicPr/>
                   </pic:nvPicPr>
                   <pic:blipFill>
-                    <a:blip r:embed="rId15"/>
+                    <a:blip r:embed="rId16"/>
                     <a:stretch>
                       <a:fillRect/>
                     </a:stretch>
@@ -674,6 +687,18 @@
           <w:lang w:val="en-US"/>
         </w:rPr>
         <w:br w:type="page"/>
+      </w:r>
+    </w:p>
+    <w:p>
+      <w:pPr>
+        <w:pStyle w:val="Heading1"/>
+        <w:rPr>
+          <w:lang w:val="en-US"/>
+        </w:rPr>
+      </w:pPr>
+      <w:r>
+        <w:lastRenderedPageBreak/>
+        <w:t>1. Tạo một hệ thống quản lý đơn hàng có các trạng thái như: Mới tạo, Đang xử lý, Đã giao, và Hủy.</w:t>
       </w:r>
     </w:p>
     <w:tbl>
@@ -717,12 +742,10 @@
           </w:tcPr>
           <w:p>
             <w:pPr>
-              <w:ind w:left="360"/>
+              <w:rPr>
+                <w:lang w:val="en-US"/>
+              </w:rPr>
             </w:pPr>
-            <w:r>
-              <w:lastRenderedPageBreak/>
-              <w:t>1. Tạo một hệ thống quản lý đơn hàng có các trạng thái như: Mới tạo, Đang xử lý, Đã giao, và Hủy.</w:t>
-            </w:r>
           </w:p>
         </w:tc>
       </w:tr>
@@ -1433,11 +1456,7 @@
     </w:p>
     <w:p>
       <w:pPr>
-        <w:pStyle w:val="ListParagraph"/>
-        <w:numPr>
-          <w:ilvl w:val="0"/>
-          <w:numId w:val="1"/>
-        </w:numPr>
+        <w:pStyle w:val="Heading2"/>
         <w:rPr>
           <w:lang w:val="en-US"/>
         </w:rPr>
@@ -1458,6 +1477,7 @@
       </w:pPr>
       <w:r>
         <w:rPr>
+          <w:noProof/>
           <w:lang w:val="en-US"/>
         </w:rPr>
         <w:drawing>
@@ -1476,7 +1496,7 @@
                     <pic:cNvPicPr/>
                   </pic:nvPicPr>
                   <pic:blipFill>
-                    <a:blip r:embed="rId16"/>
+                    <a:blip r:embed="rId17"/>
                     <a:stretch>
                       <a:fillRect/>
                     </a:stretch>
@@ -1508,6 +1528,7 @@
         <w:rPr>
           <w:noProof/>
         </w:rPr>
+        <w:lastRenderedPageBreak/>
         <w:drawing>
           <wp:inline distT="0" distB="0" distL="0" distR="0" wp14:anchorId="6CF6D5E7" wp14:editId="148684FD">
             <wp:extent cx="2995246" cy="2318756"/>
@@ -1524,7 +1545,7 @@
                     <pic:cNvPicPr/>
                   </pic:nvPicPr>
                   <pic:blipFill>
-                    <a:blip r:embed="rId17"/>
+                    <a:blip r:embed="rId18"/>
                     <a:stretch>
                       <a:fillRect/>
                     </a:stretch>
@@ -1546,6 +1567,7 @@
       </w:r>
       <w:r>
         <w:rPr>
+          <w:noProof/>
           <w:lang w:val="en-US"/>
         </w:rPr>
         <w:drawing>
@@ -1564,7 +1586,7 @@
                     <pic:cNvPicPr/>
                   </pic:nvPicPr>
                   <pic:blipFill>
-                    <a:blip r:embed="rId18"/>
+                    <a:blip r:embed="rId19"/>
                     <a:stretch>
                       <a:fillRect/>
                     </a:stretch>
@@ -1594,9 +1616,9 @@
       </w:pPr>
       <w:r>
         <w:rPr>
-          <w:lang w:val="en-US"/>
-        </w:rPr>
-        <w:lastRenderedPageBreak/>
+          <w:noProof/>
+          <w:lang w:val="en-US"/>
+        </w:rPr>
         <w:drawing>
           <wp:inline distT="0" distB="0" distL="0" distR="0" wp14:anchorId="0B49D15A" wp14:editId="5C080799">
             <wp:extent cx="3938954" cy="2081838"/>
@@ -1613,7 +1635,7 @@
                     <pic:cNvPicPr/>
                   </pic:nvPicPr>
                   <pic:blipFill>
-                    <a:blip r:embed="rId19"/>
+                    <a:blip r:embed="rId20"/>
                     <a:stretch>
                       <a:fillRect/>
                     </a:stretch>
@@ -1643,6 +1665,7 @@
       </w:pPr>
       <w:r>
         <w:rPr>
+          <w:noProof/>
           <w:lang w:val="en-US"/>
         </w:rPr>
         <w:drawing>
@@ -1661,7 +1684,7 @@
                     <pic:cNvPicPr/>
                   </pic:nvPicPr>
                   <pic:blipFill>
-                    <a:blip r:embed="rId20"/>
+                    <a:blip r:embed="rId21"/>
                     <a:stretch>
                       <a:fillRect/>
                     </a:stretch>
@@ -1691,8 +1714,10 @@
       </w:pPr>
       <w:r>
         <w:rPr>
-          <w:lang w:val="en-US"/>
-        </w:rPr>
+          <w:noProof/>
+          <w:lang w:val="en-US"/>
+        </w:rPr>
+        <w:lastRenderedPageBreak/>
         <w:drawing>
           <wp:inline distT="0" distB="0" distL="0" distR="0" wp14:anchorId="23E1FECE" wp14:editId="1DD4B081">
             <wp:extent cx="3286726" cy="2153578"/>
@@ -1709,7 +1734,7 @@
                     <pic:cNvPicPr/>
                   </pic:nvPicPr>
                   <pic:blipFill>
-                    <a:blip r:embed="rId21"/>
+                    <a:blip r:embed="rId22"/>
                     <a:stretch>
                       <a:fillRect/>
                     </a:stretch>
@@ -1757,9 +1782,9 @@
       </w:pPr>
       <w:r>
         <w:rPr>
-          <w:lang w:val="en-US"/>
-        </w:rPr>
-        <w:lastRenderedPageBreak/>
+          <w:noProof/>
+          <w:lang w:val="en-US"/>
+        </w:rPr>
         <w:drawing>
           <wp:inline distT="0" distB="0" distL="0" distR="0" wp14:anchorId="405B1329" wp14:editId="51E7ADC3">
             <wp:extent cx="3364523" cy="2434247"/>
@@ -1776,7 +1801,7 @@
                     <pic:cNvPicPr/>
                   </pic:nvPicPr>
                   <pic:blipFill>
-                    <a:blip r:embed="rId22"/>
+                    <a:blip r:embed="rId23"/>
                     <a:stretch>
                       <a:fillRect/>
                     </a:stretch>
@@ -1806,6 +1831,7 @@
       </w:pPr>
       <w:r>
         <w:rPr>
+          <w:noProof/>
           <w:lang w:val="en-US"/>
         </w:rPr>
         <w:drawing>
@@ -1824,7 +1850,7 @@
                     <pic:cNvPicPr/>
                   </pic:nvPicPr>
                   <pic:blipFill>
-                    <a:blip r:embed="rId23"/>
+                    <a:blip r:embed="rId24"/>
                     <a:stretch>
                       <a:fillRect/>
                     </a:stretch>
@@ -1846,6 +1872,7 @@
       </w:r>
       <w:r>
         <w:rPr>
+          <w:noProof/>
           <w:lang w:val="en-US"/>
         </w:rPr>
         <w:drawing>
@@ -1864,7 +1891,7 @@
                     <pic:cNvPicPr/>
                   </pic:nvPicPr>
                   <pic:blipFill>
-                    <a:blip r:embed="rId24"/>
+                    <a:blip r:embed="rId25"/>
                     <a:stretch>
                       <a:fillRect/>
                     </a:stretch>
@@ -1873,6 +1900,379 @@
                     <a:xfrm>
                       <a:off x="0" y="0"/>
                       <a:ext cx="2831829" cy="1736726"/>
+                    </a:xfrm>
+                    <a:prstGeom prst="rect">
+                      <a:avLst/>
+                    </a:prstGeom>
+                  </pic:spPr>
+                </pic:pic>
+              </a:graphicData>
+            </a:graphic>
+          </wp:inline>
+        </w:drawing>
+      </w:r>
+    </w:p>
+    <w:p>
+      <w:pPr>
+        <w:rPr>
+          <w:lang w:val="en-US"/>
+        </w:rPr>
+      </w:pPr>
+    </w:p>
+    <w:p>
+      <w:pPr>
+        <w:rPr>
+          <w:lang w:val="en-US"/>
+        </w:rPr>
+      </w:pPr>
+    </w:p>
+    <w:p>
+      <w:pPr>
+        <w:rPr>
+          <w:lang w:val="en-US"/>
+        </w:rPr>
+      </w:pPr>
+    </w:p>
+    <w:p>
+      <w:pPr>
+        <w:ind w:firstLine="272"/>
+        <w:rPr>
+          <w:lang w:val="en-US"/>
+        </w:rPr>
+      </w:pPr>
+      <w:r>
+        <w:rPr>
+          <w:lang w:val="en-US"/>
+        </w:rPr>
+        <w:br w:type="page"/>
+      </w:r>
+    </w:p>
+    <w:p>
+      <w:pPr>
+        <w:rPr>
+          <w:rFonts w:asciiTheme="majorHAnsi" w:eastAsiaTheme="majorEastAsia" w:hAnsiTheme="majorHAnsi" w:cstheme="majorBidi"/>
+          <w:color w:val="0F4761" w:themeColor="accent1" w:themeShade="BF"/>
+          <w:sz w:val="32"/>
+          <w:szCs w:val="32"/>
+          <w:lang w:val="en-US"/>
+        </w:rPr>
+      </w:pPr>
+      <w:r>
+        <w:rPr>
+          <w:rFonts w:asciiTheme="majorHAnsi" w:eastAsiaTheme="majorEastAsia" w:hAnsiTheme="majorHAnsi" w:cstheme="majorBidi"/>
+          <w:color w:val="0F4761" w:themeColor="accent1" w:themeShade="BF"/>
+          <w:sz w:val="32"/>
+          <w:szCs w:val="32"/>
+          <w:lang w:val="en-US"/>
+        </w:rPr>
+        <w:lastRenderedPageBreak/>
+        <w:t>StrategyPattern</w:t>
+      </w:r>
+    </w:p>
+    <w:p>
+      <w:pPr>
+        <w:rPr>
+          <w:lang w:val="en-US"/>
+        </w:rPr>
+      </w:pPr>
+      <w:r>
+        <w:rPr>
+          <w:lang w:val="en-US"/>
+        </w:rPr>
+        <w:drawing>
+          <wp:inline distT="0" distB="0" distL="0" distR="0" wp14:anchorId="09E119BD" wp14:editId="4C66CF2E">
+            <wp:extent cx="3874477" cy="2820586"/>
+            <wp:effectExtent l="0" t="0" r="0" b="0"/>
+            <wp:docPr id="1487601652" name="Picture 1"/>
+            <wp:cNvGraphicFramePr>
+              <a:graphicFrameLocks xmlns:a="http://schemas.openxmlformats.org/drawingml/2006/main" noChangeAspect="1"/>
+            </wp:cNvGraphicFramePr>
+            <a:graphic xmlns:a="http://schemas.openxmlformats.org/drawingml/2006/main">
+              <a:graphicData uri="http://schemas.openxmlformats.org/drawingml/2006/picture">
+                <pic:pic xmlns:pic="http://schemas.openxmlformats.org/drawingml/2006/picture">
+                  <pic:nvPicPr>
+                    <pic:cNvPr id="1487601652" name=""/>
+                    <pic:cNvPicPr/>
+                  </pic:nvPicPr>
+                  <pic:blipFill>
+                    <a:blip r:embed="rId26"/>
+                    <a:stretch>
+                      <a:fillRect/>
+                    </a:stretch>
+                  </pic:blipFill>
+                  <pic:spPr>
+                    <a:xfrm>
+                      <a:off x="0" y="0"/>
+                      <a:ext cx="3882079" cy="2826120"/>
+                    </a:xfrm>
+                    <a:prstGeom prst="rect">
+                      <a:avLst/>
+                    </a:prstGeom>
+                  </pic:spPr>
+                </pic:pic>
+              </a:graphicData>
+            </a:graphic>
+          </wp:inline>
+        </w:drawing>
+      </w:r>
+    </w:p>
+    <w:p>
+      <w:pPr>
+        <w:rPr>
+          <w:lang w:val="en-US"/>
+        </w:rPr>
+      </w:pPr>
+      <w:r>
+        <w:rPr>
+          <w:lang w:val="en-US"/>
+        </w:rPr>
+        <w:drawing>
+          <wp:inline distT="0" distB="0" distL="0" distR="0" wp14:anchorId="50E90D27" wp14:editId="3296FC51">
+            <wp:extent cx="3994641" cy="2955437"/>
+            <wp:effectExtent l="0" t="0" r="6350" b="0"/>
+            <wp:docPr id="347767259" name="Picture 1"/>
+            <wp:cNvGraphicFramePr>
+              <a:graphicFrameLocks xmlns:a="http://schemas.openxmlformats.org/drawingml/2006/main" noChangeAspect="1"/>
+            </wp:cNvGraphicFramePr>
+            <a:graphic xmlns:a="http://schemas.openxmlformats.org/drawingml/2006/main">
+              <a:graphicData uri="http://schemas.openxmlformats.org/drawingml/2006/picture">
+                <pic:pic xmlns:pic="http://schemas.openxmlformats.org/drawingml/2006/picture">
+                  <pic:nvPicPr>
+                    <pic:cNvPr id="347767259" name=""/>
+                    <pic:cNvPicPr/>
+                  </pic:nvPicPr>
+                  <pic:blipFill>
+                    <a:blip r:embed="rId27"/>
+                    <a:stretch>
+                      <a:fillRect/>
+                    </a:stretch>
+                  </pic:blipFill>
+                  <pic:spPr>
+                    <a:xfrm>
+                      <a:off x="0" y="0"/>
+                      <a:ext cx="4006387" cy="2964128"/>
+                    </a:xfrm>
+                    <a:prstGeom prst="rect">
+                      <a:avLst/>
+                    </a:prstGeom>
+                  </pic:spPr>
+                </pic:pic>
+              </a:graphicData>
+            </a:graphic>
+          </wp:inline>
+        </w:drawing>
+      </w:r>
+    </w:p>
+    <w:p>
+      <w:pPr>
+        <w:rPr>
+          <w:lang w:val="en-US"/>
+        </w:rPr>
+      </w:pPr>
+      <w:r>
+        <w:rPr>
+          <w:lang w:val="en-US"/>
+        </w:rPr>
+        <w:lastRenderedPageBreak/>
+        <w:drawing>
+          <wp:inline distT="0" distB="0" distL="0" distR="0" wp14:anchorId="4C080439" wp14:editId="1E09D1F3">
+            <wp:extent cx="4090087" cy="2263531"/>
+            <wp:effectExtent l="0" t="0" r="5715" b="3810"/>
+            <wp:docPr id="1274535421" name="Picture 1"/>
+            <wp:cNvGraphicFramePr>
+              <a:graphicFrameLocks xmlns:a="http://schemas.openxmlformats.org/drawingml/2006/main" noChangeAspect="1"/>
+            </wp:cNvGraphicFramePr>
+            <a:graphic xmlns:a="http://schemas.openxmlformats.org/drawingml/2006/main">
+              <a:graphicData uri="http://schemas.openxmlformats.org/drawingml/2006/picture">
+                <pic:pic xmlns:pic="http://schemas.openxmlformats.org/drawingml/2006/picture">
+                  <pic:nvPicPr>
+                    <pic:cNvPr id="1274535421" name=""/>
+                    <pic:cNvPicPr/>
+                  </pic:nvPicPr>
+                  <pic:blipFill>
+                    <a:blip r:embed="rId28"/>
+                    <a:stretch>
+                      <a:fillRect/>
+                    </a:stretch>
+                  </pic:blipFill>
+                  <pic:spPr>
+                    <a:xfrm>
+                      <a:off x="0" y="0"/>
+                      <a:ext cx="4097721" cy="2267756"/>
+                    </a:xfrm>
+                    <a:prstGeom prst="rect">
+                      <a:avLst/>
+                    </a:prstGeom>
+                  </pic:spPr>
+                </pic:pic>
+              </a:graphicData>
+            </a:graphic>
+          </wp:inline>
+        </w:drawing>
+      </w:r>
+    </w:p>
+    <w:p>
+      <w:pPr>
+        <w:rPr>
+          <w:lang w:val="en-US"/>
+        </w:rPr>
+      </w:pPr>
+      <w:r>
+        <w:rPr>
+          <w:lang w:val="en-US"/>
+        </w:rPr>
+        <w:drawing>
+          <wp:inline distT="0" distB="0" distL="0" distR="0" wp14:anchorId="4294E937" wp14:editId="68499BCD">
+            <wp:extent cx="2549480" cy="1633465"/>
+            <wp:effectExtent l="0" t="0" r="3810" b="5080"/>
+            <wp:docPr id="695599008" name="Picture 1"/>
+            <wp:cNvGraphicFramePr>
+              <a:graphicFrameLocks xmlns:a="http://schemas.openxmlformats.org/drawingml/2006/main" noChangeAspect="1"/>
+            </wp:cNvGraphicFramePr>
+            <a:graphic xmlns:a="http://schemas.openxmlformats.org/drawingml/2006/main">
+              <a:graphicData uri="http://schemas.openxmlformats.org/drawingml/2006/picture">
+                <pic:pic xmlns:pic="http://schemas.openxmlformats.org/drawingml/2006/picture">
+                  <pic:nvPicPr>
+                    <pic:cNvPr id="695599008" name=""/>
+                    <pic:cNvPicPr/>
+                  </pic:nvPicPr>
+                  <pic:blipFill>
+                    <a:blip r:embed="rId29"/>
+                    <a:stretch>
+                      <a:fillRect/>
+                    </a:stretch>
+                  </pic:blipFill>
+                  <pic:spPr>
+                    <a:xfrm>
+                      <a:off x="0" y="0"/>
+                      <a:ext cx="2570652" cy="1647030"/>
+                    </a:xfrm>
+                    <a:prstGeom prst="rect">
+                      <a:avLst/>
+                    </a:prstGeom>
+                  </pic:spPr>
+                </pic:pic>
+              </a:graphicData>
+            </a:graphic>
+          </wp:inline>
+        </w:drawing>
+      </w:r>
+      <w:r>
+        <w:rPr>
+          <w:lang w:val="en-US"/>
+        </w:rPr>
+        <w:drawing>
+          <wp:inline distT="0" distB="0" distL="0" distR="0" wp14:anchorId="749E073E" wp14:editId="7B43D698">
+            <wp:extent cx="2800983" cy="1619543"/>
+            <wp:effectExtent l="0" t="0" r="0" b="0"/>
+            <wp:docPr id="1762000281" name="Picture 1"/>
+            <wp:cNvGraphicFramePr>
+              <a:graphicFrameLocks xmlns:a="http://schemas.openxmlformats.org/drawingml/2006/main" noChangeAspect="1"/>
+            </wp:cNvGraphicFramePr>
+            <a:graphic xmlns:a="http://schemas.openxmlformats.org/drawingml/2006/main">
+              <a:graphicData uri="http://schemas.openxmlformats.org/drawingml/2006/picture">
+                <pic:pic xmlns:pic="http://schemas.openxmlformats.org/drawingml/2006/picture">
+                  <pic:nvPicPr>
+                    <pic:cNvPr id="1762000281" name=""/>
+                    <pic:cNvPicPr/>
+                  </pic:nvPicPr>
+                  <pic:blipFill>
+                    <a:blip r:embed="rId30"/>
+                    <a:stretch>
+                      <a:fillRect/>
+                    </a:stretch>
+                  </pic:blipFill>
+                  <pic:spPr>
+                    <a:xfrm>
+                      <a:off x="0" y="0"/>
+                      <a:ext cx="2825736" cy="1633855"/>
+                    </a:xfrm>
+                    <a:prstGeom prst="rect">
+                      <a:avLst/>
+                    </a:prstGeom>
+                  </pic:spPr>
+                </pic:pic>
+              </a:graphicData>
+            </a:graphic>
+          </wp:inline>
+        </w:drawing>
+      </w:r>
+    </w:p>
+    <w:p>
+      <w:pPr>
+        <w:rPr>
+          <w:lang w:val="en-US"/>
+        </w:rPr>
+      </w:pPr>
+      <w:r>
+        <w:rPr>
+          <w:lang w:val="en-US"/>
+        </w:rPr>
+        <w:drawing>
+          <wp:inline distT="0" distB="0" distL="0" distR="0" wp14:anchorId="73D91FF4" wp14:editId="42B34DBD">
+            <wp:extent cx="2581170" cy="1606061"/>
+            <wp:effectExtent l="0" t="0" r="0" b="0"/>
+            <wp:docPr id="617003103" name="Picture 1"/>
+            <wp:cNvGraphicFramePr>
+              <a:graphicFrameLocks xmlns:a="http://schemas.openxmlformats.org/drawingml/2006/main" noChangeAspect="1"/>
+            </wp:cNvGraphicFramePr>
+            <a:graphic xmlns:a="http://schemas.openxmlformats.org/drawingml/2006/main">
+              <a:graphicData uri="http://schemas.openxmlformats.org/drawingml/2006/picture">
+                <pic:pic xmlns:pic="http://schemas.openxmlformats.org/drawingml/2006/picture">
+                  <pic:nvPicPr>
+                    <pic:cNvPr id="617003103" name=""/>
+                    <pic:cNvPicPr/>
+                  </pic:nvPicPr>
+                  <pic:blipFill>
+                    <a:blip r:embed="rId31"/>
+                    <a:stretch>
+                      <a:fillRect/>
+                    </a:stretch>
+                  </pic:blipFill>
+                  <pic:spPr>
+                    <a:xfrm>
+                      <a:off x="0" y="0"/>
+                      <a:ext cx="2600741" cy="1618239"/>
+                    </a:xfrm>
+                    <a:prstGeom prst="rect">
+                      <a:avLst/>
+                    </a:prstGeom>
+                  </pic:spPr>
+                </pic:pic>
+              </a:graphicData>
+            </a:graphic>
+          </wp:inline>
+        </w:drawing>
+      </w:r>
+      <w:r>
+        <w:rPr>
+          <w:lang w:val="en-US"/>
+        </w:rPr>
+        <w:drawing>
+          <wp:inline distT="0" distB="0" distL="0" distR="0" wp14:anchorId="024982F0" wp14:editId="5E9B7765">
+            <wp:extent cx="2722998" cy="1599761"/>
+            <wp:effectExtent l="0" t="0" r="1270" b="635"/>
+            <wp:docPr id="74988073" name="Picture 1"/>
+            <wp:cNvGraphicFramePr>
+              <a:graphicFrameLocks xmlns:a="http://schemas.openxmlformats.org/drawingml/2006/main" noChangeAspect="1"/>
+            </wp:cNvGraphicFramePr>
+            <a:graphic xmlns:a="http://schemas.openxmlformats.org/drawingml/2006/main">
+              <a:graphicData uri="http://schemas.openxmlformats.org/drawingml/2006/picture">
+                <pic:pic xmlns:pic="http://schemas.openxmlformats.org/drawingml/2006/picture">
+                  <pic:nvPicPr>
+                    <pic:cNvPr id="74988073" name=""/>
+                    <pic:cNvPicPr/>
+                  </pic:nvPicPr>
+                  <pic:blipFill>
+                    <a:blip r:embed="rId32"/>
+                    <a:stretch>
+                      <a:fillRect/>
+                    </a:stretch>
+                  </pic:blipFill>
+                  <pic:spPr>
+                    <a:xfrm>
+                      <a:off x="0" y="0"/>
+                      <a:ext cx="2738317" cy="1608761"/>
                     </a:xfrm>
                     <a:prstGeom prst="rect">
                       <a:avLst/>
@@ -2446,7 +2846,6 @@
     <w:next w:val="Normal"/>
     <w:link w:val="Heading2Char"/>
     <w:uiPriority w:val="9"/>
-    <w:semiHidden/>
     <w:unhideWhenUsed/>
     <w:qFormat/>
     <w:rsid w:val="002D4278"/>
@@ -2619,6 +3018,7 @@
   <w:style w:type="character" w:default="1" w:styleId="DefaultParagraphFont">
     <w:name w:val="Default Paragraph Font"/>
     <w:uiPriority w:val="1"/>
+    <w:semiHidden/>
     <w:unhideWhenUsed/>
   </w:style>
   <w:style w:type="table" w:default="1" w:styleId="TableNormal">
@@ -2660,7 +3060,6 @@
     <w:basedOn w:val="DefaultParagraphFont"/>
     <w:link w:val="Heading2"/>
     <w:uiPriority w:val="9"/>
-    <w:semiHidden/>
     <w:rsid w:val="002D4278"/>
     <w:rPr>
       <w:rFonts w:asciiTheme="majorHAnsi" w:eastAsiaTheme="majorEastAsia" w:hAnsiTheme="majorHAnsi" w:cstheme="majorBidi"/>
@@ -3229,4 +3628,16 @@
     </a:ext>
   </a:extLst>
 </a:theme>
+</file>
+
+<file path=customXml/item1.xml><?xml version="1.0" encoding="utf-8"?>
+<b:Sources xmlns:b="http://schemas.openxmlformats.org/officeDocument/2006/bibliography" xmlns="http://schemas.openxmlformats.org/officeDocument/2006/bibliography" SelectedStyle="\APASixthEditionOfficeOnline.xsl" StyleName="APA" Version="6"/>
+</file>
+
+<file path=customXml/itemProps1.xml><?xml version="1.0" encoding="utf-8"?>
+<ds:datastoreItem xmlns:ds="http://schemas.openxmlformats.org/officeDocument/2006/customXml" ds:itemID="{DCF69445-E9E8-4077-B88D-831FC81057B1}">
+  <ds:schemaRefs>
+    <ds:schemaRef ds:uri="http://schemas.openxmlformats.org/officeDocument/2006/bibliography"/>
+  </ds:schemaRefs>
+</ds:datastoreItem>
 </file>
--- a/TH_Tuan02/Baocao_22650381_LamNgocThanhPhu.docx
+++ b/TH_Tuan02/Baocao_22650381_LamNgocThanhPhu.docx
@@ -1949,20 +1949,13 @@
     </w:p>
     <w:p>
       <w:pPr>
-        <w:rPr>
-          <w:rFonts w:asciiTheme="majorHAnsi" w:eastAsiaTheme="majorEastAsia" w:hAnsiTheme="majorHAnsi" w:cstheme="majorBidi"/>
-          <w:color w:val="0F4761" w:themeColor="accent1" w:themeShade="BF"/>
-          <w:sz w:val="32"/>
-          <w:szCs w:val="32"/>
-          <w:lang w:val="en-US"/>
-        </w:rPr>
-      </w:pPr>
-      <w:r>
-        <w:rPr>
-          <w:rFonts w:asciiTheme="majorHAnsi" w:eastAsiaTheme="majorEastAsia" w:hAnsiTheme="majorHAnsi" w:cstheme="majorBidi"/>
-          <w:color w:val="0F4761" w:themeColor="accent1" w:themeShade="BF"/>
-          <w:sz w:val="32"/>
-          <w:szCs w:val="32"/>
+        <w:pStyle w:val="Heading2"/>
+        <w:rPr>
+          <w:lang w:val="en-US"/>
+        </w:rPr>
+      </w:pPr>
+      <w:r>
+        <w:rPr>
           <w:lang w:val="en-US"/>
         </w:rPr>
         <w:lastRenderedPageBreak/>
@@ -2027,9 +2020,9 @@
           <w:lang w:val="en-US"/>
         </w:rPr>
         <w:drawing>
-          <wp:inline distT="0" distB="0" distL="0" distR="0" wp14:anchorId="50E90D27" wp14:editId="3296FC51">
-            <wp:extent cx="3994641" cy="2955437"/>
-            <wp:effectExtent l="0" t="0" r="6350" b="0"/>
+          <wp:inline distT="0" distB="0" distL="0" distR="0" wp14:anchorId="50E90D27" wp14:editId="76B684E4">
+            <wp:extent cx="2971800" cy="2198688"/>
+            <wp:effectExtent l="0" t="0" r="0" b="0"/>
             <wp:docPr id="347767259" name="Picture 1"/>
             <wp:cNvGraphicFramePr>
               <a:graphicFrameLocks xmlns:a="http://schemas.openxmlformats.org/drawingml/2006/main" noChangeAspect="1"/>
@@ -2050,7 +2043,7 @@
                   <pic:spPr>
                     <a:xfrm>
                       <a:off x="0" y="0"/>
-                      <a:ext cx="4006387" cy="2964128"/>
+                      <a:ext cx="2984636" cy="2208184"/>
                     </a:xfrm>
                     <a:prstGeom prst="rect">
                       <a:avLst/>
@@ -2073,7 +2066,6 @@
         <w:rPr>
           <w:lang w:val="en-US"/>
         </w:rPr>
-        <w:lastRenderedPageBreak/>
         <w:drawing>
           <wp:inline distT="0" distB="0" distL="0" distR="0" wp14:anchorId="4C080439" wp14:editId="1E09D1F3">
             <wp:extent cx="4090087" cy="2263531"/>
@@ -2121,6 +2113,7 @@
         <w:rPr>
           <w:lang w:val="en-US"/>
         </w:rPr>
+        <w:lastRenderedPageBreak/>
         <w:drawing>
           <wp:inline distT="0" distB="0" distL="0" distR="0" wp14:anchorId="4294E937" wp14:editId="68499BCD">
             <wp:extent cx="2549480" cy="1633465"/>
@@ -2273,6 +2266,443 @@
                     <a:xfrm>
                       <a:off x="0" y="0"/>
                       <a:ext cx="2738317" cy="1608761"/>
+                    </a:xfrm>
+                    <a:prstGeom prst="rect">
+                      <a:avLst/>
+                    </a:prstGeom>
+                  </pic:spPr>
+                </pic:pic>
+              </a:graphicData>
+            </a:graphic>
+          </wp:inline>
+        </w:drawing>
+      </w:r>
+    </w:p>
+    <w:p>
+      <w:pPr>
+        <w:rPr>
+          <w:lang w:val="en-US"/>
+        </w:rPr>
+      </w:pPr>
+      <w:r>
+        <w:rPr>
+          <w:lang w:val="en-US"/>
+        </w:rPr>
+        <w:drawing>
+          <wp:inline distT="0" distB="0" distL="0" distR="0" wp14:anchorId="13F0A4C4" wp14:editId="048B0A4D">
+            <wp:extent cx="3686908" cy="2759272"/>
+            <wp:effectExtent l="0" t="0" r="8890" b="3175"/>
+            <wp:docPr id="583170950" name="Picture 1"/>
+            <wp:cNvGraphicFramePr>
+              <a:graphicFrameLocks xmlns:a="http://schemas.openxmlformats.org/drawingml/2006/main" noChangeAspect="1"/>
+            </wp:cNvGraphicFramePr>
+            <a:graphic xmlns:a="http://schemas.openxmlformats.org/drawingml/2006/main">
+              <a:graphicData uri="http://schemas.openxmlformats.org/drawingml/2006/picture">
+                <pic:pic xmlns:pic="http://schemas.openxmlformats.org/drawingml/2006/picture">
+                  <pic:nvPicPr>
+                    <pic:cNvPr id="583170950" name=""/>
+                    <pic:cNvPicPr/>
+                  </pic:nvPicPr>
+                  <pic:blipFill>
+                    <a:blip r:embed="rId33"/>
+                    <a:stretch>
+                      <a:fillRect/>
+                    </a:stretch>
+                  </pic:blipFill>
+                  <pic:spPr>
+                    <a:xfrm>
+                      <a:off x="0" y="0"/>
+                      <a:ext cx="3693575" cy="2764261"/>
+                    </a:xfrm>
+                    <a:prstGeom prst="rect">
+                      <a:avLst/>
+                    </a:prstGeom>
+                  </pic:spPr>
+                </pic:pic>
+              </a:graphicData>
+            </a:graphic>
+          </wp:inline>
+        </w:drawing>
+      </w:r>
+    </w:p>
+    <w:p>
+      <w:pPr>
+        <w:ind w:firstLine="272"/>
+        <w:rPr>
+          <w:lang w:val="en-US"/>
+        </w:rPr>
+      </w:pPr>
+      <w:r>
+        <w:rPr>
+          <w:lang w:val="en-US"/>
+        </w:rPr>
+        <w:br w:type="page"/>
+      </w:r>
+    </w:p>
+    <w:p>
+      <w:pPr>
+        <w:rPr>
+          <w:lang w:val="en-US"/>
+        </w:rPr>
+      </w:pPr>
+      <w:r>
+        <w:rPr>
+          <w:lang w:val="en-US"/>
+        </w:rPr>
+        <w:lastRenderedPageBreak/>
+        <w:t>Decorator</w:t>
+      </w:r>
+      <w:r>
+        <w:rPr>
+          <w:lang w:val="en-US"/>
+        </w:rPr>
+        <w:t xml:space="preserve"> Pattern</w:t>
+      </w:r>
+    </w:p>
+    <w:p>
+      <w:pPr>
+        <w:rPr>
+          <w:lang w:val="en-US"/>
+        </w:rPr>
+      </w:pPr>
+      <w:r>
+        <w:rPr>
+          <w:lang w:val="en-US"/>
+        </w:rPr>
+        <w:drawing>
+          <wp:inline distT="0" distB="0" distL="0" distR="0" wp14:anchorId="2F3B7E7D" wp14:editId="011D2654">
+            <wp:extent cx="2737757" cy="1831607"/>
+            <wp:effectExtent l="0" t="0" r="5715" b="0"/>
+            <wp:docPr id="1168524227" name="Picture 1"/>
+            <wp:cNvGraphicFramePr>
+              <a:graphicFrameLocks xmlns:a="http://schemas.openxmlformats.org/drawingml/2006/main" noChangeAspect="1"/>
+            </wp:cNvGraphicFramePr>
+            <a:graphic xmlns:a="http://schemas.openxmlformats.org/drawingml/2006/main">
+              <a:graphicData uri="http://schemas.openxmlformats.org/drawingml/2006/picture">
+                <pic:pic xmlns:pic="http://schemas.openxmlformats.org/drawingml/2006/picture">
+                  <pic:nvPicPr>
+                    <pic:cNvPr id="1168524227" name=""/>
+                    <pic:cNvPicPr/>
+                  </pic:nvPicPr>
+                  <pic:blipFill>
+                    <a:blip r:embed="rId34"/>
+                    <a:stretch>
+                      <a:fillRect/>
+                    </a:stretch>
+                  </pic:blipFill>
+                  <pic:spPr>
+                    <a:xfrm>
+                      <a:off x="0" y="0"/>
+                      <a:ext cx="2772917" cy="1855129"/>
+                    </a:xfrm>
+                    <a:prstGeom prst="rect">
+                      <a:avLst/>
+                    </a:prstGeom>
+                  </pic:spPr>
+                </pic:pic>
+              </a:graphicData>
+            </a:graphic>
+          </wp:inline>
+        </w:drawing>
+      </w:r>
+      <w:r>
+        <w:rPr>
+          <w:lang w:val="en-US"/>
+        </w:rPr>
+        <w:drawing>
+          <wp:inline distT="0" distB="0" distL="0" distR="0" wp14:anchorId="3D5DB1B1" wp14:editId="4E769B02">
+            <wp:extent cx="3049533" cy="2081893"/>
+            <wp:effectExtent l="0" t="0" r="0" b="0"/>
+            <wp:docPr id="1968849449" name="Picture 1"/>
+            <wp:cNvGraphicFramePr>
+              <a:graphicFrameLocks xmlns:a="http://schemas.openxmlformats.org/drawingml/2006/main" noChangeAspect="1"/>
+            </wp:cNvGraphicFramePr>
+            <a:graphic xmlns:a="http://schemas.openxmlformats.org/drawingml/2006/main">
+              <a:graphicData uri="http://schemas.openxmlformats.org/drawingml/2006/picture">
+                <pic:pic xmlns:pic="http://schemas.openxmlformats.org/drawingml/2006/picture">
+                  <pic:nvPicPr>
+                    <pic:cNvPr id="1968849449" name=""/>
+                    <pic:cNvPicPr/>
+                  </pic:nvPicPr>
+                  <pic:blipFill>
+                    <a:blip r:embed="rId35"/>
+                    <a:stretch>
+                      <a:fillRect/>
+                    </a:stretch>
+                  </pic:blipFill>
+                  <pic:spPr>
+                    <a:xfrm>
+                      <a:off x="0" y="0"/>
+                      <a:ext cx="3083827" cy="2105305"/>
+                    </a:xfrm>
+                    <a:prstGeom prst="rect">
+                      <a:avLst/>
+                    </a:prstGeom>
+                  </pic:spPr>
+                </pic:pic>
+              </a:graphicData>
+            </a:graphic>
+          </wp:inline>
+        </w:drawing>
+      </w:r>
+    </w:p>
+    <w:p>
+      <w:pPr>
+        <w:rPr>
+          <w:lang w:val="en-US"/>
+        </w:rPr>
+      </w:pPr>
+      <w:r>
+        <w:rPr>
+          <w:lang w:val="en-US"/>
+        </w:rPr>
+        <w:drawing>
+          <wp:inline distT="0" distB="0" distL="0" distR="0" wp14:anchorId="5252A68C" wp14:editId="33FEB71F">
+            <wp:extent cx="3717471" cy="1811876"/>
+            <wp:effectExtent l="0" t="0" r="0" b="0"/>
+            <wp:docPr id="979710130" name="Picture 1"/>
+            <wp:cNvGraphicFramePr>
+              <a:graphicFrameLocks xmlns:a="http://schemas.openxmlformats.org/drawingml/2006/main" noChangeAspect="1"/>
+            </wp:cNvGraphicFramePr>
+            <a:graphic xmlns:a="http://schemas.openxmlformats.org/drawingml/2006/main">
+              <a:graphicData uri="http://schemas.openxmlformats.org/drawingml/2006/picture">
+                <pic:pic xmlns:pic="http://schemas.openxmlformats.org/drawingml/2006/picture">
+                  <pic:nvPicPr>
+                    <pic:cNvPr id="979710130" name=""/>
+                    <pic:cNvPicPr/>
+                  </pic:nvPicPr>
+                  <pic:blipFill>
+                    <a:blip r:embed="rId36"/>
+                    <a:stretch>
+                      <a:fillRect/>
+                    </a:stretch>
+                  </pic:blipFill>
+                  <pic:spPr>
+                    <a:xfrm>
+                      <a:off x="0" y="0"/>
+                      <a:ext cx="3723204" cy="1814670"/>
+                    </a:xfrm>
+                    <a:prstGeom prst="rect">
+                      <a:avLst/>
+                    </a:prstGeom>
+                  </pic:spPr>
+                </pic:pic>
+              </a:graphicData>
+            </a:graphic>
+          </wp:inline>
+        </w:drawing>
+      </w:r>
+    </w:p>
+    <w:p>
+      <w:pPr>
+        <w:rPr>
+          <w:lang w:val="en-US"/>
+        </w:rPr>
+      </w:pPr>
+      <w:r>
+        <w:rPr>
+          <w:lang w:val="en-US"/>
+        </w:rPr>
+        <w:drawing>
+          <wp:inline distT="0" distB="0" distL="0" distR="0" wp14:anchorId="03CFAB48" wp14:editId="3D4B9DF7">
+            <wp:extent cx="3652782" cy="1935662"/>
+            <wp:effectExtent l="0" t="0" r="5080" b="7620"/>
+            <wp:docPr id="1012098391" name="Picture 1"/>
+            <wp:cNvGraphicFramePr>
+              <a:graphicFrameLocks xmlns:a="http://schemas.openxmlformats.org/drawingml/2006/main" noChangeAspect="1"/>
+            </wp:cNvGraphicFramePr>
+            <a:graphic xmlns:a="http://schemas.openxmlformats.org/drawingml/2006/main">
+              <a:graphicData uri="http://schemas.openxmlformats.org/drawingml/2006/picture">
+                <pic:pic xmlns:pic="http://schemas.openxmlformats.org/drawingml/2006/picture">
+                  <pic:nvPicPr>
+                    <pic:cNvPr id="1012098391" name=""/>
+                    <pic:cNvPicPr/>
+                  </pic:nvPicPr>
+                  <pic:blipFill>
+                    <a:blip r:embed="rId37"/>
+                    <a:stretch>
+                      <a:fillRect/>
+                    </a:stretch>
+                  </pic:blipFill>
+                  <pic:spPr>
+                    <a:xfrm>
+                      <a:off x="0" y="0"/>
+                      <a:ext cx="3665512" cy="1942408"/>
+                    </a:xfrm>
+                    <a:prstGeom prst="rect">
+                      <a:avLst/>
+                    </a:prstGeom>
+                  </pic:spPr>
+                </pic:pic>
+              </a:graphicData>
+            </a:graphic>
+          </wp:inline>
+        </w:drawing>
+      </w:r>
+    </w:p>
+    <w:p>
+      <w:pPr>
+        <w:rPr>
+          <w:lang w:val="en-US"/>
+        </w:rPr>
+      </w:pPr>
+      <w:r>
+        <w:rPr>
+          <w:lang w:val="en-US"/>
+        </w:rPr>
+        <w:drawing>
+          <wp:inline distT="0" distB="0" distL="0" distR="0" wp14:anchorId="224918A2" wp14:editId="1CCB533F">
+            <wp:extent cx="2893097" cy="1827349"/>
+            <wp:effectExtent l="0" t="0" r="2540" b="1905"/>
+            <wp:docPr id="256536383" name="Picture 1"/>
+            <wp:cNvGraphicFramePr>
+              <a:graphicFrameLocks xmlns:a="http://schemas.openxmlformats.org/drawingml/2006/main" noChangeAspect="1"/>
+            </wp:cNvGraphicFramePr>
+            <a:graphic xmlns:a="http://schemas.openxmlformats.org/drawingml/2006/main">
+              <a:graphicData uri="http://schemas.openxmlformats.org/drawingml/2006/picture">
+                <pic:pic xmlns:pic="http://schemas.openxmlformats.org/drawingml/2006/picture">
+                  <pic:nvPicPr>
+                    <pic:cNvPr id="256536383" name=""/>
+                    <pic:cNvPicPr/>
+                  </pic:nvPicPr>
+                  <pic:blipFill>
+                    <a:blip r:embed="rId38"/>
+                    <a:stretch>
+                      <a:fillRect/>
+                    </a:stretch>
+                  </pic:blipFill>
+                  <pic:spPr>
+                    <a:xfrm>
+                      <a:off x="0" y="0"/>
+                      <a:ext cx="2914555" cy="1840902"/>
+                    </a:xfrm>
+                    <a:prstGeom prst="rect">
+                      <a:avLst/>
+                    </a:prstGeom>
+                  </pic:spPr>
+                </pic:pic>
+              </a:graphicData>
+            </a:graphic>
+          </wp:inline>
+        </w:drawing>
+      </w:r>
+      <w:r>
+        <w:rPr>
+          <w:lang w:val="en-US"/>
+        </w:rPr>
+        <w:drawing>
+          <wp:inline distT="0" distB="0" distL="0" distR="0" wp14:anchorId="5023DA34" wp14:editId="305E5C2A">
+            <wp:extent cx="3026229" cy="2017486"/>
+            <wp:effectExtent l="0" t="0" r="3175" b="1905"/>
+            <wp:docPr id="484913957" name="Picture 1"/>
+            <wp:cNvGraphicFramePr>
+              <a:graphicFrameLocks xmlns:a="http://schemas.openxmlformats.org/drawingml/2006/main" noChangeAspect="1"/>
+            </wp:cNvGraphicFramePr>
+            <a:graphic xmlns:a="http://schemas.openxmlformats.org/drawingml/2006/main">
+              <a:graphicData uri="http://schemas.openxmlformats.org/drawingml/2006/picture">
+                <pic:pic xmlns:pic="http://schemas.openxmlformats.org/drawingml/2006/picture">
+                  <pic:nvPicPr>
+                    <pic:cNvPr id="484913957" name=""/>
+                    <pic:cNvPicPr/>
+                  </pic:nvPicPr>
+                  <pic:blipFill>
+                    <a:blip r:embed="rId39"/>
+                    <a:stretch>
+                      <a:fillRect/>
+                    </a:stretch>
+                  </pic:blipFill>
+                  <pic:spPr>
+                    <a:xfrm>
+                      <a:off x="0" y="0"/>
+                      <a:ext cx="3034184" cy="2022789"/>
+                    </a:xfrm>
+                    <a:prstGeom prst="rect">
+                      <a:avLst/>
+                    </a:prstGeom>
+                  </pic:spPr>
+                </pic:pic>
+              </a:graphicData>
+            </a:graphic>
+          </wp:inline>
+        </w:drawing>
+      </w:r>
+    </w:p>
+    <w:p>
+      <w:pPr>
+        <w:rPr>
+          <w:lang w:val="en-US"/>
+        </w:rPr>
+      </w:pPr>
+      <w:r>
+        <w:rPr>
+          <w:lang w:val="en-US"/>
+        </w:rPr>
+        <w:lastRenderedPageBreak/>
+        <w:drawing>
+          <wp:inline distT="0" distB="0" distL="0" distR="0" wp14:anchorId="1B804601" wp14:editId="6ED0546E">
+            <wp:extent cx="2864958" cy="1737646"/>
+            <wp:effectExtent l="0" t="0" r="0" b="0"/>
+            <wp:docPr id="33668161" name="Picture 1"/>
+            <wp:cNvGraphicFramePr>
+              <a:graphicFrameLocks xmlns:a="http://schemas.openxmlformats.org/drawingml/2006/main" noChangeAspect="1"/>
+            </wp:cNvGraphicFramePr>
+            <a:graphic xmlns:a="http://schemas.openxmlformats.org/drawingml/2006/main">
+              <a:graphicData uri="http://schemas.openxmlformats.org/drawingml/2006/picture">
+                <pic:pic xmlns:pic="http://schemas.openxmlformats.org/drawingml/2006/picture">
+                  <pic:nvPicPr>
+                    <pic:cNvPr id="33668161" name=""/>
+                    <pic:cNvPicPr/>
+                  </pic:nvPicPr>
+                  <pic:blipFill>
+                    <a:blip r:embed="rId40"/>
+                    <a:stretch>
+                      <a:fillRect/>
+                    </a:stretch>
+                  </pic:blipFill>
+                  <pic:spPr>
+                    <a:xfrm>
+                      <a:off x="0" y="0"/>
+                      <a:ext cx="2877641" cy="1745339"/>
+                    </a:xfrm>
+                    <a:prstGeom prst="rect">
+                      <a:avLst/>
+                    </a:prstGeom>
+                  </pic:spPr>
+                </pic:pic>
+              </a:graphicData>
+            </a:graphic>
+          </wp:inline>
+        </w:drawing>
+      </w:r>
+      <w:r>
+        <w:rPr>
+          <w:lang w:val="en-US"/>
+        </w:rPr>
+        <w:drawing>
+          <wp:inline distT="0" distB="0" distL="0" distR="0" wp14:anchorId="7A848C48" wp14:editId="704C9264">
+            <wp:extent cx="3032223" cy="2091780"/>
+            <wp:effectExtent l="0" t="0" r="0" b="3810"/>
+            <wp:docPr id="1246347876" name="Picture 1"/>
+            <wp:cNvGraphicFramePr>
+              <a:graphicFrameLocks xmlns:a="http://schemas.openxmlformats.org/drawingml/2006/main" noChangeAspect="1"/>
+            </wp:cNvGraphicFramePr>
+            <a:graphic xmlns:a="http://schemas.openxmlformats.org/drawingml/2006/main">
+              <a:graphicData uri="http://schemas.openxmlformats.org/drawingml/2006/picture">
+                <pic:pic xmlns:pic="http://schemas.openxmlformats.org/drawingml/2006/picture">
+                  <pic:nvPicPr>
+                    <pic:cNvPr id="1246347876" name=""/>
+                    <pic:cNvPicPr/>
+                  </pic:nvPicPr>
+                  <pic:blipFill>
+                    <a:blip r:embed="rId41"/>
+                    <a:stretch>
+                      <a:fillRect/>
+                    </a:stretch>
+                  </pic:blipFill>
+                  <pic:spPr>
+                    <a:xfrm>
+                      <a:off x="0" y="0"/>
+                      <a:ext cx="3053874" cy="2106716"/>
                     </a:xfrm>
                     <a:prstGeom prst="rect">
                       <a:avLst/>

--- a/TH_Tuan02/Baocao_22650381_LamNgocThanhPhu.docx
+++ b/TH_Tuan02/Baocao_22650381_LamNgocThanhPhu.docx
@@ -2341,6 +2341,7 @@
     </w:p>
     <w:p>
       <w:pPr>
+        <w:pStyle w:val="Heading2"/>
         <w:rPr>
           <w:lang w:val="en-US"/>
         </w:rPr>
@@ -2703,6 +2704,2245 @@
                     <a:xfrm>
                       <a:off x="0" y="0"/>
                       <a:ext cx="3053874" cy="2106716"/>
+                    </a:xfrm>
+                    <a:prstGeom prst="rect">
+                      <a:avLst/>
+                    </a:prstGeom>
+                  </pic:spPr>
+                </pic:pic>
+              </a:graphicData>
+            </a:graphic>
+          </wp:inline>
+        </w:drawing>
+      </w:r>
+    </w:p>
+    <w:p>
+      <w:pPr>
+        <w:ind w:firstLine="272"/>
+        <w:rPr>
+          <w:lang w:val="en-US"/>
+        </w:rPr>
+      </w:pPr>
+      <w:r>
+        <w:rPr>
+          <w:lang w:val="en-US"/>
+        </w:rPr>
+        <w:br w:type="page"/>
+      </w:r>
+    </w:p>
+    <w:p>
+      <w:pPr>
+        <w:pStyle w:val="Heading1"/>
+      </w:pPr>
+      <w:r>
+        <w:lastRenderedPageBreak/>
+        <w:t>2. Tính toán thuế cho sản phẩm</w:t>
+      </w:r>
+    </w:p>
+    <w:tbl>
+      <w:tblPr>
+        <w:tblW w:w="0" w:type="dxa"/>
+        <w:tblCellMar>
+          <w:left w:w="0" w:type="dxa"/>
+          <w:right w:w="0" w:type="dxa"/>
+        </w:tblCellMar>
+        <w:tblLook w:val="04A0" w:firstRow="1" w:lastRow="0" w:firstColumn="1" w:lastColumn="0" w:noHBand="0" w:noVBand="1"/>
+      </w:tblPr>
+      <w:tblGrid>
+        <w:gridCol w:w="1766"/>
+        <w:gridCol w:w="7203"/>
+        <w:gridCol w:w="125"/>
+        <w:gridCol w:w="125"/>
+        <w:gridCol w:w="125"/>
+      </w:tblGrid>
+      <w:tr>
+        <w:trPr>
+          <w:trHeight w:val="315"/>
+        </w:trPr>
+        <w:tc>
+          <w:tcPr>
+            <w:tcW w:w="0" w:type="auto"/>
+            <w:tcBorders>
+              <w:top w:val="single" w:sz="6" w:space="0" w:color="CCCCCC"/>
+              <w:left w:val="single" w:sz="6" w:space="0" w:color="CCCCCC"/>
+              <w:bottom w:val="single" w:sz="6" w:space="0" w:color="CCCCCC"/>
+              <w:right w:val="single" w:sz="6" w:space="0" w:color="CCCCCC"/>
+            </w:tcBorders>
+            <w:tcMar>
+              <w:top w:w="30" w:type="dxa"/>
+              <w:left w:w="0" w:type="dxa"/>
+              <w:bottom w:w="30" w:type="dxa"/>
+              <w:right w:w="0" w:type="dxa"/>
+            </w:tcMar>
+            <w:vAlign w:val="bottom"/>
+            <w:hideMark/>
+          </w:tcPr>
+          <w:p>
+            <w:r>
+              <w:t>2. Tính toán thuế cho sản phẩm</w:t>
+            </w:r>
+          </w:p>
+        </w:tc>
+        <w:tc>
+          <w:tcPr>
+            <w:tcW w:w="0" w:type="auto"/>
+            <w:tcBorders>
+              <w:top w:val="single" w:sz="6" w:space="0" w:color="CCCCCC"/>
+              <w:left w:val="single" w:sz="6" w:space="0" w:color="CCCCCC"/>
+              <w:bottom w:val="single" w:sz="6" w:space="0" w:color="CCCCCC"/>
+              <w:right w:val="single" w:sz="6" w:space="0" w:color="CCCCCC"/>
+            </w:tcBorders>
+            <w:tcMar>
+              <w:top w:w="30" w:type="dxa"/>
+              <w:left w:w="45" w:type="dxa"/>
+              <w:bottom w:w="30" w:type="dxa"/>
+              <w:right w:w="45" w:type="dxa"/>
+            </w:tcMar>
+            <w:vAlign w:val="bottom"/>
+            <w:hideMark/>
+          </w:tcPr>
+          <w:p/>
+        </w:tc>
+        <w:tc>
+          <w:tcPr>
+            <w:tcW w:w="0" w:type="auto"/>
+            <w:tcBorders>
+              <w:top w:val="single" w:sz="6" w:space="0" w:color="CCCCCC"/>
+              <w:left w:val="single" w:sz="6" w:space="0" w:color="CCCCCC"/>
+              <w:bottom w:val="single" w:sz="6" w:space="0" w:color="CCCCCC"/>
+              <w:right w:val="single" w:sz="6" w:space="0" w:color="CCCCCC"/>
+            </w:tcBorders>
+            <w:tcMar>
+              <w:top w:w="30" w:type="dxa"/>
+              <w:left w:w="45" w:type="dxa"/>
+              <w:bottom w:w="30" w:type="dxa"/>
+              <w:right w:w="45" w:type="dxa"/>
+            </w:tcMar>
+            <w:vAlign w:val="bottom"/>
+            <w:hideMark/>
+          </w:tcPr>
+          <w:p/>
+        </w:tc>
+        <w:tc>
+          <w:tcPr>
+            <w:tcW w:w="0" w:type="auto"/>
+            <w:tcBorders>
+              <w:top w:val="single" w:sz="6" w:space="0" w:color="CCCCCC"/>
+              <w:left w:val="single" w:sz="6" w:space="0" w:color="CCCCCC"/>
+              <w:bottom w:val="single" w:sz="6" w:space="0" w:color="CCCCCC"/>
+              <w:right w:val="single" w:sz="6" w:space="0" w:color="CCCCCC"/>
+            </w:tcBorders>
+            <w:tcMar>
+              <w:top w:w="30" w:type="dxa"/>
+              <w:left w:w="45" w:type="dxa"/>
+              <w:bottom w:w="30" w:type="dxa"/>
+              <w:right w:w="45" w:type="dxa"/>
+            </w:tcMar>
+            <w:vAlign w:val="bottom"/>
+            <w:hideMark/>
+          </w:tcPr>
+          <w:p/>
+        </w:tc>
+        <w:tc>
+          <w:tcPr>
+            <w:tcW w:w="0" w:type="auto"/>
+            <w:tcBorders>
+              <w:top w:val="single" w:sz="6" w:space="0" w:color="CCCCCC"/>
+              <w:left w:val="single" w:sz="6" w:space="0" w:color="CCCCCC"/>
+              <w:bottom w:val="single" w:sz="6" w:space="0" w:color="CCCCCC"/>
+              <w:right w:val="single" w:sz="6" w:space="0" w:color="000000"/>
+            </w:tcBorders>
+            <w:tcMar>
+              <w:top w:w="30" w:type="dxa"/>
+              <w:left w:w="45" w:type="dxa"/>
+              <w:bottom w:w="30" w:type="dxa"/>
+              <w:right w:w="45" w:type="dxa"/>
+            </w:tcMar>
+            <w:vAlign w:val="bottom"/>
+            <w:hideMark/>
+          </w:tcPr>
+          <w:p/>
+        </w:tc>
+      </w:tr>
+      <w:tr>
+        <w:trPr>
+          <w:trHeight w:val="315"/>
+        </w:trPr>
+        <w:tc>
+          <w:tcPr>
+            <w:tcW w:w="0" w:type="auto"/>
+            <w:tcBorders>
+              <w:top w:val="single" w:sz="6" w:space="0" w:color="CCCCCC"/>
+              <w:left w:val="single" w:sz="6" w:space="0" w:color="CCCCCC"/>
+              <w:bottom w:val="single" w:sz="6" w:space="0" w:color="CCCCCC"/>
+              <w:right w:val="single" w:sz="6" w:space="0" w:color="CCCCCC"/>
+            </w:tcBorders>
+            <w:tcMar>
+              <w:top w:w="30" w:type="dxa"/>
+              <w:left w:w="45" w:type="dxa"/>
+              <w:bottom w:w="30" w:type="dxa"/>
+              <w:right w:w="45" w:type="dxa"/>
+            </w:tcMar>
+            <w:vAlign w:val="bottom"/>
+            <w:hideMark/>
+          </w:tcPr>
+          <w:p/>
+        </w:tc>
+        <w:tc>
+          <w:tcPr>
+            <w:tcW w:w="0" w:type="auto"/>
+            <w:tcBorders>
+              <w:top w:val="single" w:sz="6" w:space="0" w:color="CCCCCC"/>
+              <w:left w:val="single" w:sz="6" w:space="0" w:color="CCCCCC"/>
+              <w:bottom w:val="single" w:sz="6" w:space="0" w:color="CCCCCC"/>
+              <w:right w:val="single" w:sz="6" w:space="0" w:color="CCCCCC"/>
+            </w:tcBorders>
+            <w:tcMar>
+              <w:top w:w="30" w:type="dxa"/>
+              <w:left w:w="45" w:type="dxa"/>
+              <w:bottom w:w="30" w:type="dxa"/>
+              <w:right w:w="45" w:type="dxa"/>
+            </w:tcMar>
+            <w:vAlign w:val="bottom"/>
+            <w:hideMark/>
+          </w:tcPr>
+          <w:p>
+            <w:r>
+              <w:t>Mô tả:</w:t>
+            </w:r>
+          </w:p>
+        </w:tc>
+        <w:tc>
+          <w:tcPr>
+            <w:tcW w:w="0" w:type="auto"/>
+            <w:tcBorders>
+              <w:top w:val="single" w:sz="6" w:space="0" w:color="CCCCCC"/>
+              <w:left w:val="single" w:sz="6" w:space="0" w:color="CCCCCC"/>
+              <w:bottom w:val="single" w:sz="6" w:space="0" w:color="CCCCCC"/>
+              <w:right w:val="single" w:sz="6" w:space="0" w:color="CCCCCC"/>
+            </w:tcBorders>
+            <w:tcMar>
+              <w:top w:w="30" w:type="dxa"/>
+              <w:left w:w="45" w:type="dxa"/>
+              <w:bottom w:w="30" w:type="dxa"/>
+              <w:right w:w="45" w:type="dxa"/>
+            </w:tcMar>
+            <w:vAlign w:val="bottom"/>
+            <w:hideMark/>
+          </w:tcPr>
+          <w:p/>
+        </w:tc>
+        <w:tc>
+          <w:tcPr>
+            <w:tcW w:w="0" w:type="auto"/>
+            <w:tcBorders>
+              <w:top w:val="single" w:sz="6" w:space="0" w:color="CCCCCC"/>
+              <w:left w:val="single" w:sz="6" w:space="0" w:color="CCCCCC"/>
+              <w:bottom w:val="single" w:sz="6" w:space="0" w:color="CCCCCC"/>
+              <w:right w:val="single" w:sz="6" w:space="0" w:color="CCCCCC"/>
+            </w:tcBorders>
+            <w:tcMar>
+              <w:top w:w="30" w:type="dxa"/>
+              <w:left w:w="45" w:type="dxa"/>
+              <w:bottom w:w="30" w:type="dxa"/>
+              <w:right w:w="45" w:type="dxa"/>
+            </w:tcMar>
+            <w:vAlign w:val="bottom"/>
+            <w:hideMark/>
+          </w:tcPr>
+          <w:p/>
+        </w:tc>
+        <w:tc>
+          <w:tcPr>
+            <w:tcW w:w="0" w:type="auto"/>
+            <w:tcBorders>
+              <w:top w:val="single" w:sz="6" w:space="0" w:color="CCCCCC"/>
+              <w:left w:val="single" w:sz="6" w:space="0" w:color="CCCCCC"/>
+              <w:bottom w:val="single" w:sz="6" w:space="0" w:color="CCCCCC"/>
+              <w:right w:val="single" w:sz="6" w:space="0" w:color="000000"/>
+            </w:tcBorders>
+            <w:tcMar>
+              <w:top w:w="30" w:type="dxa"/>
+              <w:left w:w="45" w:type="dxa"/>
+              <w:bottom w:w="30" w:type="dxa"/>
+              <w:right w:w="45" w:type="dxa"/>
+            </w:tcMar>
+            <w:vAlign w:val="bottom"/>
+            <w:hideMark/>
+          </w:tcPr>
+          <w:p/>
+        </w:tc>
+      </w:tr>
+      <w:tr>
+        <w:trPr>
+          <w:trHeight w:val="315"/>
+        </w:trPr>
+        <w:tc>
+          <w:tcPr>
+            <w:tcW w:w="0" w:type="auto"/>
+            <w:tcBorders>
+              <w:top w:val="single" w:sz="6" w:space="0" w:color="CCCCCC"/>
+              <w:left w:val="single" w:sz="6" w:space="0" w:color="CCCCCC"/>
+              <w:bottom w:val="single" w:sz="6" w:space="0" w:color="CCCCCC"/>
+              <w:right w:val="single" w:sz="6" w:space="0" w:color="CCCCCC"/>
+            </w:tcBorders>
+            <w:tcMar>
+              <w:top w:w="30" w:type="dxa"/>
+              <w:left w:w="45" w:type="dxa"/>
+              <w:bottom w:w="30" w:type="dxa"/>
+              <w:right w:w="45" w:type="dxa"/>
+            </w:tcMar>
+            <w:vAlign w:val="bottom"/>
+            <w:hideMark/>
+          </w:tcPr>
+          <w:p/>
+        </w:tc>
+        <w:tc>
+          <w:tcPr>
+            <w:tcW w:w="0" w:type="auto"/>
+            <w:tcBorders>
+              <w:top w:val="single" w:sz="6" w:space="0" w:color="CCCCCC"/>
+              <w:left w:val="single" w:sz="6" w:space="0" w:color="CCCCCC"/>
+              <w:bottom w:val="single" w:sz="6" w:space="0" w:color="CCCCCC"/>
+              <w:right w:val="single" w:sz="6" w:space="0" w:color="CCCCCC"/>
+            </w:tcBorders>
+            <w:tcMar>
+              <w:top w:w="30" w:type="dxa"/>
+              <w:left w:w="0" w:type="dxa"/>
+              <w:bottom w:w="30" w:type="dxa"/>
+              <w:right w:w="0" w:type="dxa"/>
+            </w:tcMar>
+            <w:vAlign w:val="bottom"/>
+            <w:hideMark/>
+          </w:tcPr>
+          <w:p>
+            <w:r>
+              <w:t>Giả sử bạn có một hệ thống bán hàng và muốn tính toán thuế cho các sản phẩm khác nhau.</w:t>
+            </w:r>
+          </w:p>
+        </w:tc>
+        <w:tc>
+          <w:tcPr>
+            <w:tcW w:w="0" w:type="auto"/>
+            <w:tcBorders>
+              <w:top w:val="single" w:sz="6" w:space="0" w:color="CCCCCC"/>
+              <w:left w:val="single" w:sz="6" w:space="0" w:color="CCCCCC"/>
+              <w:bottom w:val="single" w:sz="6" w:space="0" w:color="CCCCCC"/>
+              <w:right w:val="single" w:sz="6" w:space="0" w:color="CCCCCC"/>
+            </w:tcBorders>
+            <w:tcMar>
+              <w:top w:w="30" w:type="dxa"/>
+              <w:left w:w="45" w:type="dxa"/>
+              <w:bottom w:w="30" w:type="dxa"/>
+              <w:right w:w="45" w:type="dxa"/>
+            </w:tcMar>
+            <w:vAlign w:val="bottom"/>
+            <w:hideMark/>
+          </w:tcPr>
+          <w:p/>
+        </w:tc>
+        <w:tc>
+          <w:tcPr>
+            <w:tcW w:w="0" w:type="auto"/>
+            <w:tcBorders>
+              <w:top w:val="single" w:sz="6" w:space="0" w:color="CCCCCC"/>
+              <w:left w:val="single" w:sz="6" w:space="0" w:color="CCCCCC"/>
+              <w:bottom w:val="single" w:sz="6" w:space="0" w:color="CCCCCC"/>
+              <w:right w:val="single" w:sz="6" w:space="0" w:color="CCCCCC"/>
+            </w:tcBorders>
+            <w:tcMar>
+              <w:top w:w="30" w:type="dxa"/>
+              <w:left w:w="45" w:type="dxa"/>
+              <w:bottom w:w="30" w:type="dxa"/>
+              <w:right w:w="45" w:type="dxa"/>
+            </w:tcMar>
+            <w:vAlign w:val="bottom"/>
+            <w:hideMark/>
+          </w:tcPr>
+          <w:p/>
+        </w:tc>
+        <w:tc>
+          <w:tcPr>
+            <w:tcW w:w="0" w:type="auto"/>
+            <w:tcBorders>
+              <w:top w:val="single" w:sz="6" w:space="0" w:color="CCCCCC"/>
+              <w:left w:val="single" w:sz="6" w:space="0" w:color="CCCCCC"/>
+              <w:bottom w:val="single" w:sz="6" w:space="0" w:color="CCCCCC"/>
+              <w:right w:val="single" w:sz="6" w:space="0" w:color="000000"/>
+            </w:tcBorders>
+            <w:tcMar>
+              <w:top w:w="30" w:type="dxa"/>
+              <w:left w:w="45" w:type="dxa"/>
+              <w:bottom w:w="30" w:type="dxa"/>
+              <w:right w:w="45" w:type="dxa"/>
+            </w:tcMar>
+            <w:vAlign w:val="bottom"/>
+            <w:hideMark/>
+          </w:tcPr>
+          <w:p/>
+        </w:tc>
+      </w:tr>
+      <w:tr>
+        <w:trPr>
+          <w:trHeight w:val="315"/>
+        </w:trPr>
+        <w:tc>
+          <w:tcPr>
+            <w:tcW w:w="0" w:type="auto"/>
+            <w:tcBorders>
+              <w:top w:val="single" w:sz="6" w:space="0" w:color="CCCCCC"/>
+              <w:left w:val="single" w:sz="6" w:space="0" w:color="CCCCCC"/>
+              <w:bottom w:val="single" w:sz="6" w:space="0" w:color="CCCCCC"/>
+              <w:right w:val="single" w:sz="6" w:space="0" w:color="CCCCCC"/>
+            </w:tcBorders>
+            <w:tcMar>
+              <w:top w:w="30" w:type="dxa"/>
+              <w:left w:w="45" w:type="dxa"/>
+              <w:bottom w:w="30" w:type="dxa"/>
+              <w:right w:w="45" w:type="dxa"/>
+            </w:tcMar>
+            <w:vAlign w:val="bottom"/>
+            <w:hideMark/>
+          </w:tcPr>
+          <w:p/>
+        </w:tc>
+        <w:tc>
+          <w:tcPr>
+            <w:tcW w:w="0" w:type="auto"/>
+            <w:gridSpan w:val="4"/>
+            <w:tcBorders>
+              <w:top w:val="single" w:sz="6" w:space="0" w:color="CCCCCC"/>
+              <w:left w:val="single" w:sz="6" w:space="0" w:color="CCCCCC"/>
+              <w:bottom w:val="single" w:sz="6" w:space="0" w:color="CCCCCC"/>
+              <w:right w:val="single" w:sz="6" w:space="0" w:color="000000"/>
+            </w:tcBorders>
+            <w:tcMar>
+              <w:top w:w="30" w:type="dxa"/>
+              <w:left w:w="45" w:type="dxa"/>
+              <w:bottom w:w="30" w:type="dxa"/>
+              <w:right w:w="45" w:type="dxa"/>
+            </w:tcMar>
+            <w:vAlign w:val="bottom"/>
+            <w:hideMark/>
+          </w:tcPr>
+          <w:p>
+            <w:r>
+              <w:t>Các sản phẩm có thể áp dụng các loại thuế khác nhau, ví dụ như thuế tiêu thụ, thuế giá trị gia tăng (VAT), hoặc thuế đặc biệt cho các sản phẩm xa xỉ.</w:t>
+            </w:r>
+          </w:p>
+        </w:tc>
+      </w:tr>
+      <w:tr>
+        <w:trPr>
+          <w:trHeight w:val="315"/>
+        </w:trPr>
+        <w:tc>
+          <w:tcPr>
+            <w:tcW w:w="0" w:type="auto"/>
+            <w:tcBorders>
+              <w:top w:val="single" w:sz="6" w:space="0" w:color="CCCCCC"/>
+              <w:left w:val="single" w:sz="6" w:space="0" w:color="CCCCCC"/>
+              <w:bottom w:val="single" w:sz="6" w:space="0" w:color="CCCCCC"/>
+              <w:right w:val="single" w:sz="6" w:space="0" w:color="CCCCCC"/>
+            </w:tcBorders>
+            <w:tcMar>
+              <w:top w:w="30" w:type="dxa"/>
+              <w:left w:w="45" w:type="dxa"/>
+              <w:bottom w:w="30" w:type="dxa"/>
+              <w:right w:w="45" w:type="dxa"/>
+            </w:tcMar>
+            <w:vAlign w:val="bottom"/>
+            <w:hideMark/>
+          </w:tcPr>
+          <w:p/>
+        </w:tc>
+        <w:tc>
+          <w:tcPr>
+            <w:tcW w:w="0" w:type="auto"/>
+            <w:tcBorders>
+              <w:top w:val="single" w:sz="6" w:space="0" w:color="CCCCCC"/>
+              <w:left w:val="single" w:sz="6" w:space="0" w:color="CCCCCC"/>
+              <w:bottom w:val="single" w:sz="6" w:space="0" w:color="CCCCCC"/>
+              <w:right w:val="single" w:sz="6" w:space="0" w:color="CCCCCC"/>
+            </w:tcBorders>
+            <w:tcMar>
+              <w:top w:w="30" w:type="dxa"/>
+              <w:left w:w="45" w:type="dxa"/>
+              <w:bottom w:w="30" w:type="dxa"/>
+              <w:right w:w="45" w:type="dxa"/>
+            </w:tcMar>
+            <w:vAlign w:val="bottom"/>
+            <w:hideMark/>
+          </w:tcPr>
+          <w:p/>
+        </w:tc>
+        <w:tc>
+          <w:tcPr>
+            <w:tcW w:w="0" w:type="auto"/>
+            <w:tcBorders>
+              <w:top w:val="single" w:sz="6" w:space="0" w:color="CCCCCC"/>
+              <w:left w:val="single" w:sz="6" w:space="0" w:color="CCCCCC"/>
+              <w:bottom w:val="single" w:sz="6" w:space="0" w:color="CCCCCC"/>
+              <w:right w:val="single" w:sz="6" w:space="0" w:color="CCCCCC"/>
+            </w:tcBorders>
+            <w:tcMar>
+              <w:top w:w="30" w:type="dxa"/>
+              <w:left w:w="45" w:type="dxa"/>
+              <w:bottom w:w="30" w:type="dxa"/>
+              <w:right w:w="45" w:type="dxa"/>
+            </w:tcMar>
+            <w:vAlign w:val="bottom"/>
+            <w:hideMark/>
+          </w:tcPr>
+          <w:p/>
+        </w:tc>
+        <w:tc>
+          <w:tcPr>
+            <w:tcW w:w="0" w:type="auto"/>
+            <w:tcBorders>
+              <w:top w:val="single" w:sz="6" w:space="0" w:color="CCCCCC"/>
+              <w:left w:val="single" w:sz="6" w:space="0" w:color="CCCCCC"/>
+              <w:bottom w:val="single" w:sz="6" w:space="0" w:color="CCCCCC"/>
+              <w:right w:val="single" w:sz="6" w:space="0" w:color="CCCCCC"/>
+            </w:tcBorders>
+            <w:tcMar>
+              <w:top w:w="30" w:type="dxa"/>
+              <w:left w:w="45" w:type="dxa"/>
+              <w:bottom w:w="30" w:type="dxa"/>
+              <w:right w:w="45" w:type="dxa"/>
+            </w:tcMar>
+            <w:vAlign w:val="bottom"/>
+            <w:hideMark/>
+          </w:tcPr>
+          <w:p/>
+        </w:tc>
+        <w:tc>
+          <w:tcPr>
+            <w:tcW w:w="0" w:type="auto"/>
+            <w:tcBorders>
+              <w:top w:val="single" w:sz="6" w:space="0" w:color="CCCCCC"/>
+              <w:left w:val="single" w:sz="6" w:space="0" w:color="CCCCCC"/>
+              <w:bottom w:val="single" w:sz="6" w:space="0" w:color="CCCCCC"/>
+              <w:right w:val="single" w:sz="6" w:space="0" w:color="000000"/>
+            </w:tcBorders>
+            <w:tcMar>
+              <w:top w:w="30" w:type="dxa"/>
+              <w:left w:w="45" w:type="dxa"/>
+              <w:bottom w:w="30" w:type="dxa"/>
+              <w:right w:w="45" w:type="dxa"/>
+            </w:tcMar>
+            <w:vAlign w:val="bottom"/>
+            <w:hideMark/>
+          </w:tcPr>
+          <w:p/>
+        </w:tc>
+      </w:tr>
+      <w:tr>
+        <w:trPr>
+          <w:trHeight w:val="315"/>
+        </w:trPr>
+        <w:tc>
+          <w:tcPr>
+            <w:tcW w:w="0" w:type="auto"/>
+            <w:tcBorders>
+              <w:top w:val="single" w:sz="6" w:space="0" w:color="CCCCCC"/>
+              <w:left w:val="single" w:sz="6" w:space="0" w:color="CCCCCC"/>
+              <w:bottom w:val="single" w:sz="6" w:space="0" w:color="CCCCCC"/>
+              <w:right w:val="single" w:sz="6" w:space="0" w:color="CCCCCC"/>
+            </w:tcBorders>
+            <w:tcMar>
+              <w:top w:w="30" w:type="dxa"/>
+              <w:left w:w="45" w:type="dxa"/>
+              <w:bottom w:w="30" w:type="dxa"/>
+              <w:right w:w="45" w:type="dxa"/>
+            </w:tcMar>
+            <w:vAlign w:val="bottom"/>
+            <w:hideMark/>
+          </w:tcPr>
+          <w:p/>
+        </w:tc>
+        <w:tc>
+          <w:tcPr>
+            <w:tcW w:w="0" w:type="auto"/>
+            <w:gridSpan w:val="4"/>
+            <w:tcBorders>
+              <w:top w:val="single" w:sz="6" w:space="0" w:color="CCCCCC"/>
+              <w:left w:val="single" w:sz="6" w:space="0" w:color="CCCCCC"/>
+              <w:bottom w:val="single" w:sz="6" w:space="0" w:color="CCCCCC"/>
+              <w:right w:val="single" w:sz="6" w:space="0" w:color="000000"/>
+            </w:tcBorders>
+            <w:tcMar>
+              <w:top w:w="30" w:type="dxa"/>
+              <w:left w:w="45" w:type="dxa"/>
+              <w:bottom w:w="30" w:type="dxa"/>
+              <w:right w:w="45" w:type="dxa"/>
+            </w:tcMar>
+            <w:vAlign w:val="bottom"/>
+            <w:hideMark/>
+          </w:tcPr>
+          <w:p>
+            <w:r>
+              <w:t>Hãy dùng các Design Pattern: State, Strategy, Decorator viết bằng Java để xử lý mô phỏng trường hợp trên và đưa ra kết luận.</w:t>
+            </w:r>
+          </w:p>
+        </w:tc>
+      </w:tr>
+    </w:tbl>
+    <w:p>
+      <w:pPr>
+        <w:pStyle w:val="Heading2"/>
+        <w:rPr>
+          <w:lang w:val="en-US"/>
+        </w:rPr>
+      </w:pPr>
+      <w:r>
+        <w:rPr>
+          <w:lang w:val="en-US"/>
+        </w:rPr>
+        <w:t>State Pattern</w:t>
+      </w:r>
+    </w:p>
+    <w:p>
+      <w:pPr>
+        <w:rPr>
+          <w:b/>
+          <w:bCs/>
+        </w:rPr>
+      </w:pPr>
+      <w:r>
+        <w:rPr>
+          <w:b/>
+          <w:bCs/>
+        </w:rPr>
+        <w:t>OrderTaxState (Interface - State)</w:t>
+      </w:r>
+    </w:p>
+    <w:p>
+      <w:r>
+        <w:t>Vai trò: Định nghĩa hợp đồng cho tất cả các trạng thái cụ thể.</w:t>
+      </w:r>
+    </w:p>
+    <w:p>
+      <w:pPr>
+        <w:rPr>
+          <w:b/>
+          <w:bCs/>
+        </w:rPr>
+      </w:pPr>
+      <w:r>
+        <w:rPr>
+          <w:b/>
+          <w:bCs/>
+        </w:rPr>
+        <w:t>TaxOrder (Context)</w:t>
+      </w:r>
+    </w:p>
+    <w:p>
+      <w:r>
+        <w:t>Vai trò: Lưu giữ tham chiếu đến đối tượng state cụ thể định nghĩa trạng thái hiện tại. Đóng gói logic chuyển tiếp.</w:t>
+      </w:r>
+    </w:p>
+    <w:tbl>
+      <w:tblPr>
+        <w:tblW w:w="0" w:type="auto"/>
+        <w:tblCellSpacing w:w="15" w:type="dxa"/>
+        <w:tblBorders>
+          <w:top w:val="single" w:sz="4" w:space="0" w:color="auto"/>
+          <w:left w:val="single" w:sz="4" w:space="0" w:color="auto"/>
+          <w:bottom w:val="single" w:sz="4" w:space="0" w:color="auto"/>
+          <w:right w:val="single" w:sz="4" w:space="0" w:color="auto"/>
+        </w:tblBorders>
+        <w:shd w:val="clear" w:color="auto" w:fill="191A1B"/>
+        <w:tblCellMar>
+          <w:top w:w="15" w:type="dxa"/>
+          <w:left w:w="15" w:type="dxa"/>
+          <w:bottom w:w="15" w:type="dxa"/>
+          <w:right w:w="15" w:type="dxa"/>
+        </w:tblCellMar>
+        <w:tblLook w:val="04A0" w:firstRow="1" w:lastRow="0" w:firstColumn="1" w:lastColumn="0" w:noHBand="0" w:noVBand="1"/>
+      </w:tblPr>
+      <w:tblGrid>
+        <w:gridCol w:w="2563"/>
+        <w:gridCol w:w="1013"/>
+        <w:gridCol w:w="3639"/>
+        <w:gridCol w:w="2145"/>
+      </w:tblGrid>
+      <w:tr>
+        <w:trPr>
+          <w:tblHeader/>
+          <w:tblCellSpacing w:w="15" w:type="dxa"/>
+        </w:trPr>
+        <w:tc>
+          <w:tcPr>
+            <w:tcW w:w="0" w:type="auto"/>
+            <w:tcBorders>
+              <w:top w:val="single" w:sz="4" w:space="0" w:color="auto"/>
+              <w:left w:val="nil"/>
+            </w:tcBorders>
+            <w:tcMar>
+              <w:top w:w="60" w:type="dxa"/>
+              <w:left w:w="90" w:type="dxa"/>
+              <w:bottom w:w="60" w:type="dxa"/>
+              <w:right w:w="90" w:type="dxa"/>
+            </w:tcMar>
+            <w:vAlign w:val="center"/>
+            <w:hideMark/>
+          </w:tcPr>
+          <w:p>
+            <w:pPr>
+              <w:rPr>
+                <w:b/>
+                <w:bCs/>
+              </w:rPr>
+            </w:pPr>
+            <w:r>
+              <w:rPr>
+                <w:b/>
+                <w:bCs/>
+              </w:rPr>
+              <w:t>Trạng thái</w:t>
+            </w:r>
+          </w:p>
+        </w:tc>
+        <w:tc>
+          <w:tcPr>
+            <w:tcW w:w="0" w:type="auto"/>
+            <w:tcBorders>
+              <w:top w:val="single" w:sz="4" w:space="0" w:color="auto"/>
+              <w:left w:val="nil"/>
+            </w:tcBorders>
+            <w:tcMar>
+              <w:top w:w="60" w:type="dxa"/>
+              <w:left w:w="90" w:type="dxa"/>
+              <w:bottom w:w="60" w:type="dxa"/>
+              <w:right w:w="90" w:type="dxa"/>
+            </w:tcMar>
+            <w:vAlign w:val="center"/>
+            <w:hideMark/>
+          </w:tcPr>
+          <w:p>
+            <w:pPr>
+              <w:rPr>
+                <w:b/>
+                <w:bCs/>
+              </w:rPr>
+            </w:pPr>
+            <w:r>
+              <w:rPr>
+                <w:b/>
+                <w:bCs/>
+              </w:rPr>
+              <w:t>Mô tả</w:t>
+            </w:r>
+          </w:p>
+        </w:tc>
+        <w:tc>
+          <w:tcPr>
+            <w:tcW w:w="0" w:type="auto"/>
+            <w:tcBorders>
+              <w:top w:val="single" w:sz="4" w:space="0" w:color="auto"/>
+              <w:left w:val="nil"/>
+            </w:tcBorders>
+            <w:tcMar>
+              <w:top w:w="60" w:type="dxa"/>
+              <w:left w:w="90" w:type="dxa"/>
+              <w:bottom w:w="60" w:type="dxa"/>
+              <w:right w:w="90" w:type="dxa"/>
+            </w:tcMar>
+            <w:vAlign w:val="center"/>
+            <w:hideMark/>
+          </w:tcPr>
+          <w:p>
+            <w:pPr>
+              <w:rPr>
+                <w:b/>
+                <w:bCs/>
+              </w:rPr>
+            </w:pPr>
+            <w:r>
+              <w:rPr>
+                <w:b/>
+                <w:bCs/>
+              </w:rPr>
+              <w:t>Hành vi </w:t>
+            </w:r>
+            <w:hyperlink r:id="rId42" w:history="1">
+              <w:r>
+                <w:rPr>
+                  <w:rStyle w:val="Hyperlink"/>
+                </w:rPr>
+                <w:t>calculateTax()</w:t>
+              </w:r>
+            </w:hyperlink>
+          </w:p>
+        </w:tc>
+        <w:tc>
+          <w:tcPr>
+            <w:tcW w:w="0" w:type="auto"/>
+            <w:tcBorders>
+              <w:top w:val="single" w:sz="4" w:space="0" w:color="auto"/>
+              <w:left w:val="nil"/>
+              <w:right w:val="nil"/>
+            </w:tcBorders>
+            <w:tcMar>
+              <w:top w:w="60" w:type="dxa"/>
+              <w:left w:w="90" w:type="dxa"/>
+              <w:bottom w:w="60" w:type="dxa"/>
+              <w:right w:w="90" w:type="dxa"/>
+            </w:tcMar>
+            <w:vAlign w:val="center"/>
+            <w:hideMark/>
+          </w:tcPr>
+          <w:p>
+            <w:pPr>
+              <w:rPr>
+                <w:b/>
+                <w:bCs/>
+              </w:rPr>
+            </w:pPr>
+            <w:r>
+              <w:rPr>
+                <w:b/>
+                <w:bCs/>
+              </w:rPr>
+              <w:t>Chuyển tiếp</w:t>
+            </w:r>
+          </w:p>
+        </w:tc>
+      </w:tr>
+      <w:tr>
+        <w:trPr>
+          <w:tblCellSpacing w:w="15" w:type="dxa"/>
+        </w:trPr>
+        <w:tc>
+          <w:tcPr>
+            <w:tcW w:w="0" w:type="auto"/>
+            <w:tcBorders>
+              <w:top w:val="nil"/>
+              <w:left w:val="nil"/>
+            </w:tcBorders>
+            <w:tcMar>
+              <w:top w:w="60" w:type="dxa"/>
+              <w:left w:w="90" w:type="dxa"/>
+              <w:bottom w:w="60" w:type="dxa"/>
+              <w:right w:w="90" w:type="dxa"/>
+            </w:tcMar>
+            <w:vAlign w:val="center"/>
+            <w:hideMark/>
+          </w:tcPr>
+          <w:p>
+            <w:r>
+              <w:rPr>
+                <w:b/>
+                <w:bCs/>
+              </w:rPr>
+              <w:t>NewOrderTaxState</w:t>
+            </w:r>
+          </w:p>
+        </w:tc>
+        <w:tc>
+          <w:tcPr>
+            <w:tcW w:w="0" w:type="auto"/>
+            <w:tcBorders>
+              <w:top w:val="nil"/>
+              <w:left w:val="nil"/>
+            </w:tcBorders>
+            <w:tcMar>
+              <w:top w:w="60" w:type="dxa"/>
+              <w:left w:w="90" w:type="dxa"/>
+              <w:bottom w:w="60" w:type="dxa"/>
+              <w:right w:w="90" w:type="dxa"/>
+            </w:tcMar>
+            <w:vAlign w:val="center"/>
+            <w:hideMark/>
+          </w:tcPr>
+          <w:p>
+            <w:r>
+              <w:t>Đơn hàng mới tạo</w:t>
+            </w:r>
+          </w:p>
+        </w:tc>
+        <w:tc>
+          <w:tcPr>
+            <w:tcW w:w="0" w:type="auto"/>
+            <w:tcBorders>
+              <w:top w:val="nil"/>
+              <w:left w:val="nil"/>
+            </w:tcBorders>
+            <w:tcMar>
+              <w:top w:w="60" w:type="dxa"/>
+              <w:left w:w="90" w:type="dxa"/>
+              <w:bottom w:w="60" w:type="dxa"/>
+              <w:right w:w="90" w:type="dxa"/>
+            </w:tcMar>
+            <w:vAlign w:val="center"/>
+            <w:hideMark/>
+          </w:tcPr>
+          <w:p>
+            <w:r>
+              <w:t>Trả về 0 (chưa tính thuế chính thức)</w:t>
+            </w:r>
+          </w:p>
+        </w:tc>
+        <w:tc>
+          <w:tcPr>
+            <w:tcW w:w="0" w:type="auto"/>
+            <w:tcBorders>
+              <w:top w:val="nil"/>
+              <w:left w:val="nil"/>
+              <w:right w:val="nil"/>
+            </w:tcBorders>
+            <w:tcMar>
+              <w:top w:w="60" w:type="dxa"/>
+              <w:left w:w="90" w:type="dxa"/>
+              <w:bottom w:w="60" w:type="dxa"/>
+              <w:right w:w="90" w:type="dxa"/>
+            </w:tcMar>
+            <w:vAlign w:val="center"/>
+            <w:hideMark/>
+          </w:tcPr>
+          <w:p>
+            <w:r>
+              <w:t>→ TaxableOrderState</w:t>
+            </w:r>
+          </w:p>
+        </w:tc>
+      </w:tr>
+      <w:tr>
+        <w:trPr>
+          <w:tblCellSpacing w:w="15" w:type="dxa"/>
+        </w:trPr>
+        <w:tc>
+          <w:tcPr>
+            <w:tcW w:w="0" w:type="auto"/>
+            <w:tcBorders>
+              <w:top w:val="nil"/>
+              <w:left w:val="nil"/>
+            </w:tcBorders>
+            <w:tcMar>
+              <w:top w:w="60" w:type="dxa"/>
+              <w:left w:w="90" w:type="dxa"/>
+              <w:bottom w:w="60" w:type="dxa"/>
+              <w:right w:w="90" w:type="dxa"/>
+            </w:tcMar>
+            <w:vAlign w:val="center"/>
+            <w:hideMark/>
+          </w:tcPr>
+          <w:p>
+            <w:r>
+              <w:rPr>
+                <w:b/>
+                <w:bCs/>
+              </w:rPr>
+              <w:t>TaxableOrderState</w:t>
+            </w:r>
+          </w:p>
+        </w:tc>
+        <w:tc>
+          <w:tcPr>
+            <w:tcW w:w="0" w:type="auto"/>
+            <w:tcBorders>
+              <w:top w:val="nil"/>
+              <w:left w:val="nil"/>
+            </w:tcBorders>
+            <w:tcMar>
+              <w:top w:w="60" w:type="dxa"/>
+              <w:left w:w="90" w:type="dxa"/>
+              <w:bottom w:w="60" w:type="dxa"/>
+              <w:right w:w="90" w:type="dxa"/>
+            </w:tcMar>
+            <w:vAlign w:val="center"/>
+            <w:hideMark/>
+          </w:tcPr>
+          <w:p>
+            <w:r>
+              <w:t>Đơn chịu thuế theo loại</w:t>
+            </w:r>
+          </w:p>
+        </w:tc>
+        <w:tc>
+          <w:tcPr>
+            <w:tcW w:w="0" w:type="auto"/>
+            <w:tcBorders>
+              <w:top w:val="nil"/>
+              <w:left w:val="nil"/>
+            </w:tcBorders>
+            <w:tcMar>
+              <w:top w:w="60" w:type="dxa"/>
+              <w:left w:w="90" w:type="dxa"/>
+              <w:bottom w:w="60" w:type="dxa"/>
+              <w:right w:w="90" w:type="dxa"/>
+            </w:tcMar>
+            <w:vAlign w:val="center"/>
+            <w:hideMark/>
+          </w:tcPr>
+          <w:p>
+            <w:r>
+              <w:t>VAT 10% cho NORMAL; VAT+Excise 25% cho EXCISE; VAT+Excise+Luxury 45% cho LUXURY</w:t>
+            </w:r>
+          </w:p>
+        </w:tc>
+        <w:tc>
+          <w:tcPr>
+            <w:tcW w:w="0" w:type="auto"/>
+            <w:tcBorders>
+              <w:top w:val="nil"/>
+              <w:left w:val="nil"/>
+              <w:right w:val="nil"/>
+            </w:tcBorders>
+            <w:tcMar>
+              <w:top w:w="60" w:type="dxa"/>
+              <w:left w:w="90" w:type="dxa"/>
+              <w:bottom w:w="60" w:type="dxa"/>
+              <w:right w:w="90" w:type="dxa"/>
+            </w:tcMar>
+            <w:vAlign w:val="center"/>
+            <w:hideMark/>
+          </w:tcPr>
+          <w:p>
+            <w:r>
+              <w:t>→ FinalizedTaxState</w:t>
+            </w:r>
+          </w:p>
+        </w:tc>
+      </w:tr>
+      <w:tr>
+        <w:trPr>
+          <w:tblCellSpacing w:w="15" w:type="dxa"/>
+        </w:trPr>
+        <w:tc>
+          <w:tcPr>
+            <w:tcW w:w="0" w:type="auto"/>
+            <w:tcBorders>
+              <w:top w:val="nil"/>
+              <w:left w:val="nil"/>
+            </w:tcBorders>
+            <w:tcMar>
+              <w:top w:w="60" w:type="dxa"/>
+              <w:left w:w="90" w:type="dxa"/>
+              <w:bottom w:w="60" w:type="dxa"/>
+              <w:right w:w="90" w:type="dxa"/>
+            </w:tcMar>
+            <w:vAlign w:val="center"/>
+            <w:hideMark/>
+          </w:tcPr>
+          <w:p>
+            <w:r>
+              <w:rPr>
+                <w:b/>
+                <w:bCs/>
+              </w:rPr>
+              <w:t>ExemptOrderTaxState</w:t>
+            </w:r>
+          </w:p>
+        </w:tc>
+        <w:tc>
+          <w:tcPr>
+            <w:tcW w:w="0" w:type="auto"/>
+            <w:tcBorders>
+              <w:top w:val="nil"/>
+              <w:left w:val="nil"/>
+            </w:tcBorders>
+            <w:tcMar>
+              <w:top w:w="60" w:type="dxa"/>
+              <w:left w:w="90" w:type="dxa"/>
+              <w:bottom w:w="60" w:type="dxa"/>
+              <w:right w:w="90" w:type="dxa"/>
+            </w:tcMar>
+            <w:vAlign w:val="center"/>
+            <w:hideMark/>
+          </w:tcPr>
+          <w:p>
+            <w:r>
+              <w:t>Đơn được miễn thuế</w:t>
+            </w:r>
+          </w:p>
+        </w:tc>
+        <w:tc>
+          <w:tcPr>
+            <w:tcW w:w="0" w:type="auto"/>
+            <w:tcBorders>
+              <w:top w:val="nil"/>
+              <w:left w:val="nil"/>
+            </w:tcBorders>
+            <w:tcMar>
+              <w:top w:w="60" w:type="dxa"/>
+              <w:left w:w="90" w:type="dxa"/>
+              <w:bottom w:w="60" w:type="dxa"/>
+              <w:right w:w="90" w:type="dxa"/>
+            </w:tcMar>
+            <w:vAlign w:val="center"/>
+            <w:hideMark/>
+          </w:tcPr>
+          <w:p>
+            <w:r>
+              <w:t>Trả về 0 (được miễn)</w:t>
+            </w:r>
+          </w:p>
+        </w:tc>
+        <w:tc>
+          <w:tcPr>
+            <w:tcW w:w="0" w:type="auto"/>
+            <w:tcBorders>
+              <w:top w:val="nil"/>
+              <w:left w:val="nil"/>
+              <w:right w:val="nil"/>
+            </w:tcBorders>
+            <w:tcMar>
+              <w:top w:w="60" w:type="dxa"/>
+              <w:left w:w="90" w:type="dxa"/>
+              <w:bottom w:w="60" w:type="dxa"/>
+              <w:right w:w="90" w:type="dxa"/>
+            </w:tcMar>
+            <w:vAlign w:val="center"/>
+            <w:hideMark/>
+          </w:tcPr>
+          <w:p>
+            <w:r>
+              <w:t>→ FinalizedTaxState</w:t>
+            </w:r>
+          </w:p>
+        </w:tc>
+      </w:tr>
+      <w:tr>
+        <w:trPr>
+          <w:tblCellSpacing w:w="15" w:type="dxa"/>
+        </w:trPr>
+        <w:tc>
+          <w:tcPr>
+            <w:tcW w:w="0" w:type="auto"/>
+            <w:tcBorders>
+              <w:top w:val="nil"/>
+              <w:left w:val="nil"/>
+              <w:bottom w:val="nil"/>
+            </w:tcBorders>
+            <w:tcMar>
+              <w:top w:w="60" w:type="dxa"/>
+              <w:left w:w="90" w:type="dxa"/>
+              <w:bottom w:w="60" w:type="dxa"/>
+              <w:right w:w="90" w:type="dxa"/>
+            </w:tcMar>
+            <w:vAlign w:val="center"/>
+            <w:hideMark/>
+          </w:tcPr>
+          <w:p>
+            <w:r>
+              <w:rPr>
+                <w:b/>
+                <w:bCs/>
+              </w:rPr>
+              <w:t>FinalizedTaxState</w:t>
+            </w:r>
+          </w:p>
+        </w:tc>
+        <w:tc>
+          <w:tcPr>
+            <w:tcW w:w="0" w:type="auto"/>
+            <w:tcBorders>
+              <w:top w:val="nil"/>
+              <w:left w:val="nil"/>
+              <w:bottom w:val="nil"/>
+            </w:tcBorders>
+            <w:tcMar>
+              <w:top w:w="60" w:type="dxa"/>
+              <w:left w:w="90" w:type="dxa"/>
+              <w:bottom w:w="60" w:type="dxa"/>
+              <w:right w:w="90" w:type="dxa"/>
+            </w:tcMar>
+            <w:vAlign w:val="center"/>
+            <w:hideMark/>
+          </w:tcPr>
+          <w:p>
+            <w:r>
+              <w:t>Đơn đã chốt</w:t>
+            </w:r>
+          </w:p>
+        </w:tc>
+        <w:tc>
+          <w:tcPr>
+            <w:tcW w:w="0" w:type="auto"/>
+            <w:tcBorders>
+              <w:top w:val="nil"/>
+              <w:left w:val="nil"/>
+              <w:bottom w:val="nil"/>
+            </w:tcBorders>
+            <w:tcMar>
+              <w:top w:w="60" w:type="dxa"/>
+              <w:left w:w="90" w:type="dxa"/>
+              <w:bottom w:w="60" w:type="dxa"/>
+              <w:right w:w="90" w:type="dxa"/>
+            </w:tcMar>
+            <w:vAlign w:val="center"/>
+            <w:hideMark/>
+          </w:tcPr>
+          <w:p>
+            <w:r>
+              <w:t>Trả về giá trị thuế đã lưu (giá trị cuối)</w:t>
+            </w:r>
+          </w:p>
+        </w:tc>
+        <w:tc>
+          <w:tcPr>
+            <w:tcW w:w="0" w:type="auto"/>
+            <w:tcBorders>
+              <w:top w:val="nil"/>
+              <w:left w:val="nil"/>
+              <w:bottom w:val="nil"/>
+              <w:right w:val="nil"/>
+            </w:tcBorders>
+            <w:tcMar>
+              <w:top w:w="60" w:type="dxa"/>
+              <w:left w:w="90" w:type="dxa"/>
+              <w:bottom w:w="60" w:type="dxa"/>
+              <w:right w:w="90" w:type="dxa"/>
+            </w:tcMar>
+            <w:vAlign w:val="center"/>
+            <w:hideMark/>
+          </w:tcPr>
+          <w:p>
+            <w:r>
+              <w:t>Không chuyển (tập trung)</w:t>
+            </w:r>
+          </w:p>
+        </w:tc>
+      </w:tr>
+    </w:tbl>
+    <w:p>
+      <w:pPr>
+        <w:rPr>
+          <w:lang w:val="en-US"/>
+        </w:rPr>
+      </w:pPr>
+    </w:p>
+    <w:p>
+      <w:pPr>
+        <w:rPr>
+          <w:lang w:val="en-US"/>
+        </w:rPr>
+      </w:pPr>
+      <w:r>
+        <w:rPr>
+          <w:lang w:val="en-US"/>
+        </w:rPr>
+        <w:lastRenderedPageBreak/>
+        <w:drawing>
+          <wp:inline distT="0" distB="0" distL="0" distR="0" wp14:anchorId="63708628" wp14:editId="06BD887C">
+            <wp:extent cx="2803071" cy="2502100"/>
+            <wp:effectExtent l="0" t="0" r="0" b="0"/>
+            <wp:docPr id="1293162450" name="Picture 1"/>
+            <wp:cNvGraphicFramePr>
+              <a:graphicFrameLocks xmlns:a="http://schemas.openxmlformats.org/drawingml/2006/main" noChangeAspect="1"/>
+            </wp:cNvGraphicFramePr>
+            <a:graphic xmlns:a="http://schemas.openxmlformats.org/drawingml/2006/main">
+              <a:graphicData uri="http://schemas.openxmlformats.org/drawingml/2006/picture">
+                <pic:pic xmlns:pic="http://schemas.openxmlformats.org/drawingml/2006/picture">
+                  <pic:nvPicPr>
+                    <pic:cNvPr id="1293162450" name=""/>
+                    <pic:cNvPicPr/>
+                  </pic:nvPicPr>
+                  <pic:blipFill>
+                    <a:blip r:embed="rId43"/>
+                    <a:stretch>
+                      <a:fillRect/>
+                    </a:stretch>
+                  </pic:blipFill>
+                  <pic:spPr>
+                    <a:xfrm>
+                      <a:off x="0" y="0"/>
+                      <a:ext cx="2824076" cy="2520849"/>
+                    </a:xfrm>
+                    <a:prstGeom prst="rect">
+                      <a:avLst/>
+                    </a:prstGeom>
+                  </pic:spPr>
+                </pic:pic>
+              </a:graphicData>
+            </a:graphic>
+          </wp:inline>
+        </w:drawing>
+      </w:r>
+      <w:r>
+        <w:rPr>
+          <w:lang w:val="en-US"/>
+        </w:rPr>
+        <w:drawing>
+          <wp:inline distT="0" distB="0" distL="0" distR="0" wp14:anchorId="64455973" wp14:editId="19916306">
+            <wp:extent cx="3031671" cy="2195046"/>
+            <wp:effectExtent l="0" t="0" r="0" b="0"/>
+            <wp:docPr id="211246253" name="Picture 1"/>
+            <wp:cNvGraphicFramePr>
+              <a:graphicFrameLocks xmlns:a="http://schemas.openxmlformats.org/drawingml/2006/main" noChangeAspect="1"/>
+            </wp:cNvGraphicFramePr>
+            <a:graphic xmlns:a="http://schemas.openxmlformats.org/drawingml/2006/main">
+              <a:graphicData uri="http://schemas.openxmlformats.org/drawingml/2006/picture">
+                <pic:pic xmlns:pic="http://schemas.openxmlformats.org/drawingml/2006/picture">
+                  <pic:nvPicPr>
+                    <pic:cNvPr id="211246253" name=""/>
+                    <pic:cNvPicPr/>
+                  </pic:nvPicPr>
+                  <pic:blipFill>
+                    <a:blip r:embed="rId44"/>
+                    <a:stretch>
+                      <a:fillRect/>
+                    </a:stretch>
+                  </pic:blipFill>
+                  <pic:spPr>
+                    <a:xfrm>
+                      <a:off x="0" y="0"/>
+                      <a:ext cx="3043900" cy="2203900"/>
+                    </a:xfrm>
+                    <a:prstGeom prst="rect">
+                      <a:avLst/>
+                    </a:prstGeom>
+                  </pic:spPr>
+                </pic:pic>
+              </a:graphicData>
+            </a:graphic>
+          </wp:inline>
+        </w:drawing>
+      </w:r>
+    </w:p>
+    <w:p>
+      <w:pPr>
+        <w:rPr>
+          <w:lang w:val="en-US"/>
+        </w:rPr>
+      </w:pPr>
+      <w:r>
+        <w:rPr>
+          <w:lang w:val="en-US"/>
+        </w:rPr>
+        <w:drawing>
+          <wp:inline distT="0" distB="0" distL="0" distR="0" wp14:anchorId="7922C420" wp14:editId="74489B59">
+            <wp:extent cx="2601686" cy="1912628"/>
+            <wp:effectExtent l="0" t="0" r="8255" b="0"/>
+            <wp:docPr id="25026018" name="Picture 1"/>
+            <wp:cNvGraphicFramePr>
+              <a:graphicFrameLocks xmlns:a="http://schemas.openxmlformats.org/drawingml/2006/main" noChangeAspect="1"/>
+            </wp:cNvGraphicFramePr>
+            <a:graphic xmlns:a="http://schemas.openxmlformats.org/drawingml/2006/main">
+              <a:graphicData uri="http://schemas.openxmlformats.org/drawingml/2006/picture">
+                <pic:pic xmlns:pic="http://schemas.openxmlformats.org/drawingml/2006/picture">
+                  <pic:nvPicPr>
+                    <pic:cNvPr id="25026018" name=""/>
+                    <pic:cNvPicPr/>
+                  </pic:nvPicPr>
+                  <pic:blipFill>
+                    <a:blip r:embed="rId45"/>
+                    <a:stretch>
+                      <a:fillRect/>
+                    </a:stretch>
+                  </pic:blipFill>
+                  <pic:spPr>
+                    <a:xfrm>
+                      <a:off x="0" y="0"/>
+                      <a:ext cx="2622560" cy="1927973"/>
+                    </a:xfrm>
+                    <a:prstGeom prst="rect">
+                      <a:avLst/>
+                    </a:prstGeom>
+                  </pic:spPr>
+                </pic:pic>
+              </a:graphicData>
+            </a:graphic>
+          </wp:inline>
+        </w:drawing>
+      </w:r>
+      <w:r>
+        <w:rPr>
+          <w:lang w:val="en-US"/>
+        </w:rPr>
+        <w:drawing>
+          <wp:inline distT="0" distB="0" distL="0" distR="0" wp14:anchorId="20E9CE33" wp14:editId="773BF76A">
+            <wp:extent cx="2823482" cy="1977084"/>
+            <wp:effectExtent l="0" t="0" r="0" b="4445"/>
+            <wp:docPr id="563955591" name="Picture 1"/>
+            <wp:cNvGraphicFramePr>
+              <a:graphicFrameLocks xmlns:a="http://schemas.openxmlformats.org/drawingml/2006/main" noChangeAspect="1"/>
+            </wp:cNvGraphicFramePr>
+            <a:graphic xmlns:a="http://schemas.openxmlformats.org/drawingml/2006/main">
+              <a:graphicData uri="http://schemas.openxmlformats.org/drawingml/2006/picture">
+                <pic:pic xmlns:pic="http://schemas.openxmlformats.org/drawingml/2006/picture">
+                  <pic:nvPicPr>
+                    <pic:cNvPr id="563955591" name=""/>
+                    <pic:cNvPicPr/>
+                  </pic:nvPicPr>
+                  <pic:blipFill>
+                    <a:blip r:embed="rId46"/>
+                    <a:stretch>
+                      <a:fillRect/>
+                    </a:stretch>
+                  </pic:blipFill>
+                  <pic:spPr>
+                    <a:xfrm>
+                      <a:off x="0" y="0"/>
+                      <a:ext cx="2829777" cy="1981492"/>
+                    </a:xfrm>
+                    <a:prstGeom prst="rect">
+                      <a:avLst/>
+                    </a:prstGeom>
+                  </pic:spPr>
+                </pic:pic>
+              </a:graphicData>
+            </a:graphic>
+          </wp:inline>
+        </w:drawing>
+      </w:r>
+    </w:p>
+    <w:p>
+      <w:pPr>
+        <w:rPr>
+          <w:lang w:val="en-US"/>
+        </w:rPr>
+      </w:pPr>
+      <w:r>
+        <w:rPr>
+          <w:lang w:val="en-US"/>
+        </w:rPr>
+        <w:lastRenderedPageBreak/>
+        <w:drawing>
+          <wp:inline distT="0" distB="0" distL="0" distR="0" wp14:anchorId="020DEFC2" wp14:editId="1A4B5FAA">
+            <wp:extent cx="2525486" cy="1441632"/>
+            <wp:effectExtent l="0" t="0" r="8255" b="6350"/>
+            <wp:docPr id="240034861" name="Picture 1"/>
+            <wp:cNvGraphicFramePr>
+              <a:graphicFrameLocks xmlns:a="http://schemas.openxmlformats.org/drawingml/2006/main" noChangeAspect="1"/>
+            </wp:cNvGraphicFramePr>
+            <a:graphic xmlns:a="http://schemas.openxmlformats.org/drawingml/2006/main">
+              <a:graphicData uri="http://schemas.openxmlformats.org/drawingml/2006/picture">
+                <pic:pic xmlns:pic="http://schemas.openxmlformats.org/drawingml/2006/picture">
+                  <pic:nvPicPr>
+                    <pic:cNvPr id="240034861" name=""/>
+                    <pic:cNvPicPr/>
+                  </pic:nvPicPr>
+                  <pic:blipFill>
+                    <a:blip r:embed="rId47"/>
+                    <a:stretch>
+                      <a:fillRect/>
+                    </a:stretch>
+                  </pic:blipFill>
+                  <pic:spPr>
+                    <a:xfrm>
+                      <a:off x="0" y="0"/>
+                      <a:ext cx="2550849" cy="1456110"/>
+                    </a:xfrm>
+                    <a:prstGeom prst="rect">
+                      <a:avLst/>
+                    </a:prstGeom>
+                  </pic:spPr>
+                </pic:pic>
+              </a:graphicData>
+            </a:graphic>
+          </wp:inline>
+        </w:drawing>
+      </w:r>
+      <w:r>
+        <w:rPr>
+          <w:lang w:val="en-US"/>
+        </w:rPr>
+        <w:drawing>
+          <wp:inline distT="0" distB="0" distL="0" distR="0" wp14:anchorId="70E2A0BE" wp14:editId="540ACBA5">
+            <wp:extent cx="3135086" cy="1751428"/>
+            <wp:effectExtent l="0" t="0" r="8255" b="1270"/>
+            <wp:docPr id="1096336726" name="Picture 1"/>
+            <wp:cNvGraphicFramePr>
+              <a:graphicFrameLocks xmlns:a="http://schemas.openxmlformats.org/drawingml/2006/main" noChangeAspect="1"/>
+            </wp:cNvGraphicFramePr>
+            <a:graphic xmlns:a="http://schemas.openxmlformats.org/drawingml/2006/main">
+              <a:graphicData uri="http://schemas.openxmlformats.org/drawingml/2006/picture">
+                <pic:pic xmlns:pic="http://schemas.openxmlformats.org/drawingml/2006/picture">
+                  <pic:nvPicPr>
+                    <pic:cNvPr id="1096336726" name=""/>
+                    <pic:cNvPicPr/>
+                  </pic:nvPicPr>
+                  <pic:blipFill>
+                    <a:blip r:embed="rId48"/>
+                    <a:stretch>
+                      <a:fillRect/>
+                    </a:stretch>
+                  </pic:blipFill>
+                  <pic:spPr>
+                    <a:xfrm>
+                      <a:off x="0" y="0"/>
+                      <a:ext cx="3143688" cy="1756233"/>
+                    </a:xfrm>
+                    <a:prstGeom prst="rect">
+                      <a:avLst/>
+                    </a:prstGeom>
+                  </pic:spPr>
+                </pic:pic>
+              </a:graphicData>
+            </a:graphic>
+          </wp:inline>
+        </w:drawing>
+      </w:r>
+      <w:r>
+        <w:rPr>
+          <w:lang w:val="en-US"/>
+        </w:rPr>
+        <w:drawing>
+          <wp:inline distT="0" distB="0" distL="0" distR="0" wp14:anchorId="777FF71C" wp14:editId="02573FA8">
+            <wp:extent cx="4288971" cy="4269267"/>
+            <wp:effectExtent l="0" t="0" r="0" b="0"/>
+            <wp:docPr id="493400199" name="Picture 1"/>
+            <wp:cNvGraphicFramePr>
+              <a:graphicFrameLocks xmlns:a="http://schemas.openxmlformats.org/drawingml/2006/main" noChangeAspect="1"/>
+            </wp:cNvGraphicFramePr>
+            <a:graphic xmlns:a="http://schemas.openxmlformats.org/drawingml/2006/main">
+              <a:graphicData uri="http://schemas.openxmlformats.org/drawingml/2006/picture">
+                <pic:pic xmlns:pic="http://schemas.openxmlformats.org/drawingml/2006/picture">
+                  <pic:nvPicPr>
+                    <pic:cNvPr id="493400199" name=""/>
+                    <pic:cNvPicPr/>
+                  </pic:nvPicPr>
+                  <pic:blipFill>
+                    <a:blip r:embed="rId49"/>
+                    <a:stretch>
+                      <a:fillRect/>
+                    </a:stretch>
+                  </pic:blipFill>
+                  <pic:spPr>
+                    <a:xfrm>
+                      <a:off x="0" y="0"/>
+                      <a:ext cx="4299316" cy="4279565"/>
+                    </a:xfrm>
+                    <a:prstGeom prst="rect">
+                      <a:avLst/>
+                    </a:prstGeom>
+                  </pic:spPr>
+                </pic:pic>
+              </a:graphicData>
+            </a:graphic>
+          </wp:inline>
+        </w:drawing>
+      </w:r>
+    </w:p>
+    <w:p>
+      <w:pPr>
+        <w:pStyle w:val="Heading2"/>
+        <w:rPr>
+          <w:lang w:val="en-US"/>
+        </w:rPr>
+      </w:pPr>
+      <w:r>
+        <w:rPr>
+          <w:lang w:val="en-US"/>
+        </w:rPr>
+        <w:t>Strategy Pattern</w:t>
+      </w:r>
+    </w:p>
+    <w:p>
+      <w:pPr>
+        <w:rPr>
+          <w:b/>
+          <w:bCs/>
+        </w:rPr>
+      </w:pPr>
+      <w:r>
+        <w:rPr>
+          <w:b/>
+          <w:bCs/>
+        </w:rPr>
+        <w:t>ProductTaxStrategy (Interface - Strategy)</w:t>
+      </w:r>
+    </w:p>
+    <w:p>
+      <w:pPr>
+        <w:rPr>
+          <w:lang w:val="en-US"/>
+        </w:rPr>
+      </w:pPr>
+      <w:r>
+        <w:rPr>
+          <w:b/>
+          <w:bCs/>
+        </w:rPr>
+        <w:t>Vai trò:</w:t>
+      </w:r>
+      <w:r>
+        <w:t> Định nghĩa hợp đồng cho tất cả các chiến lược tính thuế.</w:t>
+      </w:r>
+    </w:p>
+    <w:p>
+      <w:pPr>
+        <w:rPr>
+          <w:lang w:val="en-US"/>
+        </w:rPr>
+      </w:pPr>
+    </w:p>
+    <w:p>
+      <w:pPr>
+        <w:rPr>
+          <w:b/>
+          <w:bCs/>
+        </w:rPr>
+      </w:pPr>
+      <w:r>
+        <w:rPr>
+          <w:b/>
+          <w:bCs/>
+        </w:rPr>
+        <w:t>TaxStrategyContext (Context - Bối cảnh)</w:t>
+      </w:r>
+    </w:p>
+    <w:p>
+      <w:r>
+        <w:rPr>
+          <w:b/>
+          <w:bCs/>
+        </w:rPr>
+        <w:t>Vai trò:</w:t>
+      </w:r>
+      <w:r>
+        <w:t> Lưu trữ và quản lý chiến lược hiện tại. Client không cần biết chi tiết từng strategy.</w:t>
+      </w:r>
+    </w:p>
+    <w:p>
+      <w:pPr>
+        <w:rPr>
+          <w:lang w:val="en-US"/>
+        </w:rPr>
+      </w:pPr>
+    </w:p>
+    <w:p>
+      <w:pPr>
+        <w:rPr>
+          <w:lang w:val="en-US"/>
+        </w:rPr>
+      </w:pPr>
+      <w:r>
+        <w:rPr>
+          <w:lang w:val="en-US"/>
+        </w:rPr>
+        <w:lastRenderedPageBreak/>
+        <w:drawing>
+          <wp:inline distT="0" distB="0" distL="0" distR="0" wp14:anchorId="21EAB79E" wp14:editId="3CA57F1A">
+            <wp:extent cx="2950837" cy="2119811"/>
+            <wp:effectExtent l="0" t="0" r="2540" b="0"/>
+            <wp:docPr id="637129903" name="Picture 1"/>
+            <wp:cNvGraphicFramePr>
+              <a:graphicFrameLocks xmlns:a="http://schemas.openxmlformats.org/drawingml/2006/main" noChangeAspect="1"/>
+            </wp:cNvGraphicFramePr>
+            <a:graphic xmlns:a="http://schemas.openxmlformats.org/drawingml/2006/main">
+              <a:graphicData uri="http://schemas.openxmlformats.org/drawingml/2006/picture">
+                <pic:pic xmlns:pic="http://schemas.openxmlformats.org/drawingml/2006/picture">
+                  <pic:nvPicPr>
+                    <pic:cNvPr id="637129903" name=""/>
+                    <pic:cNvPicPr/>
+                  </pic:nvPicPr>
+                  <pic:blipFill>
+                    <a:blip r:embed="rId50"/>
+                    <a:stretch>
+                      <a:fillRect/>
+                    </a:stretch>
+                  </pic:blipFill>
+                  <pic:spPr>
+                    <a:xfrm>
+                      <a:off x="0" y="0"/>
+                      <a:ext cx="2971689" cy="2134791"/>
+                    </a:xfrm>
+                    <a:prstGeom prst="rect">
+                      <a:avLst/>
+                    </a:prstGeom>
+                  </pic:spPr>
+                </pic:pic>
+              </a:graphicData>
+            </a:graphic>
+          </wp:inline>
+        </w:drawing>
+      </w:r>
+      <w:r>
+        <w:rPr>
+          <w:lang w:val="en-US"/>
+        </w:rPr>
+        <w:drawing>
+          <wp:inline distT="0" distB="0" distL="0" distR="0" wp14:anchorId="5DCF87D3" wp14:editId="17D89977">
+            <wp:extent cx="2798247" cy="1132115"/>
+            <wp:effectExtent l="0" t="0" r="2540" b="0"/>
+            <wp:docPr id="2119355447" name="Picture 1"/>
+            <wp:cNvGraphicFramePr>
+              <a:graphicFrameLocks xmlns:a="http://schemas.openxmlformats.org/drawingml/2006/main" noChangeAspect="1"/>
+            </wp:cNvGraphicFramePr>
+            <a:graphic xmlns:a="http://schemas.openxmlformats.org/drawingml/2006/main">
+              <a:graphicData uri="http://schemas.openxmlformats.org/drawingml/2006/picture">
+                <pic:pic xmlns:pic="http://schemas.openxmlformats.org/drawingml/2006/picture">
+                  <pic:nvPicPr>
+                    <pic:cNvPr id="2119355447" name=""/>
+                    <pic:cNvPicPr/>
+                  </pic:nvPicPr>
+                  <pic:blipFill>
+                    <a:blip r:embed="rId51"/>
+                    <a:stretch>
+                      <a:fillRect/>
+                    </a:stretch>
+                  </pic:blipFill>
+                  <pic:spPr>
+                    <a:xfrm>
+                      <a:off x="0" y="0"/>
+                      <a:ext cx="2824618" cy="1142784"/>
+                    </a:xfrm>
+                    <a:prstGeom prst="rect">
+                      <a:avLst/>
+                    </a:prstGeom>
+                  </pic:spPr>
+                </pic:pic>
+              </a:graphicData>
+            </a:graphic>
+          </wp:inline>
+        </w:drawing>
+      </w:r>
+      <w:r>
+        <w:rPr>
+          <w:lang w:val="en-US"/>
+        </w:rPr>
+        <w:drawing>
+          <wp:inline distT="0" distB="0" distL="0" distR="0" wp14:anchorId="129F696F" wp14:editId="48BFAE47">
+            <wp:extent cx="2903108" cy="1870892"/>
+            <wp:effectExtent l="0" t="0" r="0" b="0"/>
+            <wp:docPr id="541669689" name="Picture 1"/>
+            <wp:cNvGraphicFramePr>
+              <a:graphicFrameLocks xmlns:a="http://schemas.openxmlformats.org/drawingml/2006/main" noChangeAspect="1"/>
+            </wp:cNvGraphicFramePr>
+            <a:graphic xmlns:a="http://schemas.openxmlformats.org/drawingml/2006/main">
+              <a:graphicData uri="http://schemas.openxmlformats.org/drawingml/2006/picture">
+                <pic:pic xmlns:pic="http://schemas.openxmlformats.org/drawingml/2006/picture">
+                  <pic:nvPicPr>
+                    <pic:cNvPr id="541669689" name=""/>
+                    <pic:cNvPicPr/>
+                  </pic:nvPicPr>
+                  <pic:blipFill>
+                    <a:blip r:embed="rId52"/>
+                    <a:stretch>
+                      <a:fillRect/>
+                    </a:stretch>
+                  </pic:blipFill>
+                  <pic:spPr>
+                    <a:xfrm>
+                      <a:off x="0" y="0"/>
+                      <a:ext cx="2918255" cy="1880653"/>
+                    </a:xfrm>
+                    <a:prstGeom prst="rect">
+                      <a:avLst/>
+                    </a:prstGeom>
+                  </pic:spPr>
+                </pic:pic>
+              </a:graphicData>
+            </a:graphic>
+          </wp:inline>
+        </w:drawing>
+      </w:r>
+      <w:r>
+        <w:rPr>
+          <w:lang w:val="en-US"/>
+        </w:rPr>
+        <w:drawing>
+          <wp:inline distT="0" distB="0" distL="0" distR="0" wp14:anchorId="3FA2A341" wp14:editId="56C2F690">
+            <wp:extent cx="2980168" cy="2222390"/>
+            <wp:effectExtent l="0" t="0" r="0" b="6985"/>
+            <wp:docPr id="974508838" name="Picture 1"/>
+            <wp:cNvGraphicFramePr>
+              <a:graphicFrameLocks xmlns:a="http://schemas.openxmlformats.org/drawingml/2006/main" noChangeAspect="1"/>
+            </wp:cNvGraphicFramePr>
+            <a:graphic xmlns:a="http://schemas.openxmlformats.org/drawingml/2006/main">
+              <a:graphicData uri="http://schemas.openxmlformats.org/drawingml/2006/picture">
+                <pic:pic xmlns:pic="http://schemas.openxmlformats.org/drawingml/2006/picture">
+                  <pic:nvPicPr>
+                    <pic:cNvPr id="974508838" name=""/>
+                    <pic:cNvPicPr/>
+                  </pic:nvPicPr>
+                  <pic:blipFill>
+                    <a:blip r:embed="rId53"/>
+                    <a:stretch>
+                      <a:fillRect/>
+                    </a:stretch>
+                  </pic:blipFill>
+                  <pic:spPr>
+                    <a:xfrm>
+                      <a:off x="0" y="0"/>
+                      <a:ext cx="3003005" cy="2239420"/>
+                    </a:xfrm>
+                    <a:prstGeom prst="rect">
+                      <a:avLst/>
+                    </a:prstGeom>
+                  </pic:spPr>
+                </pic:pic>
+              </a:graphicData>
+            </a:graphic>
+          </wp:inline>
+        </w:drawing>
+      </w:r>
+      <w:r>
+        <w:rPr>
+          <w:lang w:val="en-US"/>
+        </w:rPr>
+        <w:drawing>
+          <wp:inline distT="0" distB="0" distL="0" distR="0" wp14:anchorId="258F88CB" wp14:editId="11A8DEF4">
+            <wp:extent cx="2828292" cy="2144486"/>
+            <wp:effectExtent l="0" t="0" r="0" b="8255"/>
+            <wp:docPr id="823597344" name="Picture 1"/>
+            <wp:cNvGraphicFramePr>
+              <a:graphicFrameLocks xmlns:a="http://schemas.openxmlformats.org/drawingml/2006/main" noChangeAspect="1"/>
+            </wp:cNvGraphicFramePr>
+            <a:graphic xmlns:a="http://schemas.openxmlformats.org/drawingml/2006/main">
+              <a:graphicData uri="http://schemas.openxmlformats.org/drawingml/2006/picture">
+                <pic:pic xmlns:pic="http://schemas.openxmlformats.org/drawingml/2006/picture">
+                  <pic:nvPicPr>
+                    <pic:cNvPr id="823597344" name=""/>
+                    <pic:cNvPicPr/>
+                  </pic:nvPicPr>
+                  <pic:blipFill>
+                    <a:blip r:embed="rId54"/>
+                    <a:stretch>
+                      <a:fillRect/>
+                    </a:stretch>
+                  </pic:blipFill>
+                  <pic:spPr>
+                    <a:xfrm>
+                      <a:off x="0" y="0"/>
+                      <a:ext cx="2839727" cy="2153156"/>
+                    </a:xfrm>
+                    <a:prstGeom prst="rect">
+                      <a:avLst/>
+                    </a:prstGeom>
+                  </pic:spPr>
+                </pic:pic>
+              </a:graphicData>
+            </a:graphic>
+          </wp:inline>
+        </w:drawing>
+      </w:r>
+      <w:r>
+        <w:rPr>
+          <w:lang w:val="en-US"/>
+        </w:rPr>
+        <w:drawing>
+          <wp:inline distT="0" distB="0" distL="0" distR="0" wp14:anchorId="71155861" wp14:editId="2945DF47">
+            <wp:extent cx="2911825" cy="2237377"/>
+            <wp:effectExtent l="0" t="0" r="3175" b="0"/>
+            <wp:docPr id="1194345191" name="Picture 1"/>
+            <wp:cNvGraphicFramePr>
+              <a:graphicFrameLocks xmlns:a="http://schemas.openxmlformats.org/drawingml/2006/main" noChangeAspect="1"/>
+            </wp:cNvGraphicFramePr>
+            <a:graphic xmlns:a="http://schemas.openxmlformats.org/drawingml/2006/main">
+              <a:graphicData uri="http://schemas.openxmlformats.org/drawingml/2006/picture">
+                <pic:pic xmlns:pic="http://schemas.openxmlformats.org/drawingml/2006/picture">
+                  <pic:nvPicPr>
+                    <pic:cNvPr id="1194345191" name=""/>
+                    <pic:cNvPicPr/>
+                  </pic:nvPicPr>
+                  <pic:blipFill>
+                    <a:blip r:embed="rId55"/>
+                    <a:stretch>
+                      <a:fillRect/>
+                    </a:stretch>
+                  </pic:blipFill>
+                  <pic:spPr>
+                    <a:xfrm>
+                      <a:off x="0" y="0"/>
+                      <a:ext cx="2920337" cy="2243918"/>
+                    </a:xfrm>
+                    <a:prstGeom prst="rect">
+                      <a:avLst/>
+                    </a:prstGeom>
+                  </pic:spPr>
+                </pic:pic>
+              </a:graphicData>
+            </a:graphic>
+          </wp:inline>
+        </w:drawing>
+      </w:r>
+    </w:p>
+    <w:p>
+      <w:pPr>
+        <w:ind w:firstLine="272"/>
+        <w:rPr>
+          <w:lang w:val="en-US"/>
+        </w:rPr>
+      </w:pPr>
+      <w:r>
+        <w:rPr>
+          <w:lang w:val="en-US"/>
+        </w:rPr>
+        <w:br w:type="page"/>
+      </w:r>
+    </w:p>
+    <w:p>
+      <w:pPr>
+        <w:pStyle w:val="Heading2"/>
+        <w:rPr>
+          <w:lang w:val="en-US"/>
+        </w:rPr>
+      </w:pPr>
+      <w:r>
+        <w:rPr>
+          <w:lang w:val="en-US"/>
+        </w:rPr>
+        <w:lastRenderedPageBreak/>
+        <w:t>Decorator Pattern</w:t>
+      </w:r>
+    </w:p>
+    <w:p>
+      <w:pPr>
+        <w:rPr>
+          <w:b/>
+          <w:bCs/>
+        </w:rPr>
+      </w:pPr>
+      <w:r>
+        <w:rPr>
+          <w:b/>
+          <w:bCs/>
+          <w:lang w:val="en-US"/>
+        </w:rPr>
+        <w:t xml:space="preserve">- </w:t>
+      </w:r>
+      <w:r>
+        <w:rPr>
+          <w:b/>
+          <w:bCs/>
+          <w:lang w:val="en-US"/>
+        </w:rPr>
+        <w:t>T</w:t>
+      </w:r>
+      <w:r>
+        <w:rPr>
+          <w:b/>
+          <w:bCs/>
+        </w:rPr>
+        <w:t>axComponent (Interface - Component)</w:t>
+      </w:r>
+    </w:p>
+    <w:p>
+      <w:r>
+        <w:rPr>
+          <w:b/>
+          <w:bCs/>
+        </w:rPr>
+        <w:t>Vai trò:</w:t>
+      </w:r>
+      <w:r>
+        <w:t> Định nghĩa hợp đồng cho cả component gốc và các decorator</w:t>
+      </w:r>
+    </w:p>
+    <w:p>
+      <w:pPr>
+        <w:rPr>
+          <w:b/>
+          <w:bCs/>
+        </w:rPr>
+      </w:pPr>
+      <w:r>
+        <w:rPr>
+          <w:lang w:val="en-US"/>
+        </w:rPr>
+        <w:t>-</w:t>
+      </w:r>
+      <w:r>
+        <w:rPr>
+          <w:lang w:val="en-US"/>
+        </w:rPr>
+        <w:t xml:space="preserve"> </w:t>
+      </w:r>
+      <w:r>
+        <w:rPr>
+          <w:b/>
+          <w:bCs/>
+        </w:rPr>
+        <w:t>BaseProductComponent (Concrete Component)</w:t>
+      </w:r>
+    </w:p>
+    <w:p>
+      <w:pPr>
+        <w:rPr>
+          <w:lang w:val="en-US"/>
+        </w:rPr>
+      </w:pPr>
+      <w:r>
+        <w:rPr>
+          <w:b/>
+          <w:bCs/>
+        </w:rPr>
+        <w:t>Vai trò:</w:t>
+      </w:r>
+      <w:r>
+        <w:t> Đối tượng gốc mà các decorator sẽ bọc lấy.</w:t>
+      </w:r>
+    </w:p>
+    <w:p>
+      <w:pPr>
+        <w:rPr>
+          <w:b/>
+          <w:bCs/>
+        </w:rPr>
+      </w:pPr>
+      <w:r>
+        <w:rPr>
+          <w:lang w:val="en-US"/>
+        </w:rPr>
+        <w:t xml:space="preserve">- </w:t>
+      </w:r>
+      <w:r>
+        <w:rPr>
+          <w:b/>
+          <w:bCs/>
+        </w:rPr>
+        <w:t>TaxDecorator (Abstract Decorator)</w:t>
+      </w:r>
+    </w:p>
+    <w:p>
+      <w:r>
+        <w:rPr>
+          <w:b/>
+          <w:bCs/>
+        </w:rPr>
+        <w:t>Vai trò:</w:t>
+      </w:r>
+      <w:r>
+        <w:t> Lớp trung gian giữ tham chiếu đến component được bọc.</w:t>
+      </w:r>
+    </w:p>
+    <w:p>
+      <w:pPr>
+        <w:rPr>
+          <w:lang w:val="en-US"/>
+        </w:rPr>
+      </w:pPr>
+    </w:p>
+    <w:p>
+      <w:pPr>
+        <w:rPr>
+          <w:lang w:val="en-US"/>
+        </w:rPr>
+      </w:pPr>
+      <w:r>
+        <w:rPr>
+          <w:lang w:val="en-US"/>
+        </w:rPr>
+        <w:drawing>
+          <wp:inline distT="0" distB="0" distL="0" distR="0" wp14:anchorId="401B49F7" wp14:editId="1047C0BC">
+            <wp:extent cx="1625514" cy="1556022"/>
+            <wp:effectExtent l="0" t="0" r="0" b="6350"/>
+            <wp:docPr id="2054698771" name="Picture 1"/>
+            <wp:cNvGraphicFramePr>
+              <a:graphicFrameLocks xmlns:a="http://schemas.openxmlformats.org/drawingml/2006/main" noChangeAspect="1"/>
+            </wp:cNvGraphicFramePr>
+            <a:graphic xmlns:a="http://schemas.openxmlformats.org/drawingml/2006/main">
+              <a:graphicData uri="http://schemas.openxmlformats.org/drawingml/2006/picture">
+                <pic:pic xmlns:pic="http://schemas.openxmlformats.org/drawingml/2006/picture">
+                  <pic:nvPicPr>
+                    <pic:cNvPr id="2054698771" name=""/>
+                    <pic:cNvPicPr/>
+                  </pic:nvPicPr>
+                  <pic:blipFill>
+                    <a:blip r:embed="rId56"/>
+                    <a:stretch>
+                      <a:fillRect/>
+                    </a:stretch>
+                  </pic:blipFill>
+                  <pic:spPr>
+                    <a:xfrm>
+                      <a:off x="0" y="0"/>
+                      <a:ext cx="1655406" cy="1584636"/>
+                    </a:xfrm>
+                    <a:prstGeom prst="rect">
+                      <a:avLst/>
+                    </a:prstGeom>
+                  </pic:spPr>
+                </pic:pic>
+              </a:graphicData>
+            </a:graphic>
+          </wp:inline>
+        </w:drawing>
+      </w:r>
+      <w:r>
+        <w:rPr>
+          <w:lang w:val="en-US"/>
+        </w:rPr>
+        <w:drawing>
+          <wp:inline distT="0" distB="0" distL="0" distR="0" wp14:anchorId="13F8B9AE" wp14:editId="56021102">
+            <wp:extent cx="3066668" cy="1351824"/>
+            <wp:effectExtent l="0" t="0" r="635" b="1270"/>
+            <wp:docPr id="585810065" name="Picture 1"/>
+            <wp:cNvGraphicFramePr>
+              <a:graphicFrameLocks xmlns:a="http://schemas.openxmlformats.org/drawingml/2006/main" noChangeAspect="1"/>
+            </wp:cNvGraphicFramePr>
+            <a:graphic xmlns:a="http://schemas.openxmlformats.org/drawingml/2006/main">
+              <a:graphicData uri="http://schemas.openxmlformats.org/drawingml/2006/picture">
+                <pic:pic xmlns:pic="http://schemas.openxmlformats.org/drawingml/2006/picture">
+                  <pic:nvPicPr>
+                    <pic:cNvPr id="585810065" name=""/>
+                    <pic:cNvPicPr/>
+                  </pic:nvPicPr>
+                  <pic:blipFill>
+                    <a:blip r:embed="rId57"/>
+                    <a:stretch>
+                      <a:fillRect/>
+                    </a:stretch>
+                  </pic:blipFill>
+                  <pic:spPr>
+                    <a:xfrm>
+                      <a:off x="0" y="0"/>
+                      <a:ext cx="3083982" cy="1359456"/>
+                    </a:xfrm>
+                    <a:prstGeom prst="rect">
+                      <a:avLst/>
+                    </a:prstGeom>
+                  </pic:spPr>
+                </pic:pic>
+              </a:graphicData>
+            </a:graphic>
+          </wp:inline>
+        </w:drawing>
+      </w:r>
+      <w:r>
+        <w:rPr>
+          <w:lang w:val="en-US"/>
+        </w:rPr>
+        <w:drawing>
+          <wp:inline distT="0" distB="0" distL="0" distR="0" wp14:anchorId="1F64C960" wp14:editId="0FED8C6D">
+            <wp:extent cx="2594811" cy="1650546"/>
+            <wp:effectExtent l="0" t="0" r="0" b="6985"/>
+            <wp:docPr id="610084277" name="Picture 1"/>
+            <wp:cNvGraphicFramePr>
+              <a:graphicFrameLocks xmlns:a="http://schemas.openxmlformats.org/drawingml/2006/main" noChangeAspect="1"/>
+            </wp:cNvGraphicFramePr>
+            <a:graphic xmlns:a="http://schemas.openxmlformats.org/drawingml/2006/main">
+              <a:graphicData uri="http://schemas.openxmlformats.org/drawingml/2006/picture">
+                <pic:pic xmlns:pic="http://schemas.openxmlformats.org/drawingml/2006/picture">
+                  <pic:nvPicPr>
+                    <pic:cNvPr id="610084277" name=""/>
+                    <pic:cNvPicPr/>
+                  </pic:nvPicPr>
+                  <pic:blipFill>
+                    <a:blip r:embed="rId58"/>
+                    <a:stretch>
+                      <a:fillRect/>
+                    </a:stretch>
+                  </pic:blipFill>
+                  <pic:spPr>
+                    <a:xfrm>
+                      <a:off x="0" y="0"/>
+                      <a:ext cx="2610785" cy="1660707"/>
+                    </a:xfrm>
+                    <a:prstGeom prst="rect">
+                      <a:avLst/>
+                    </a:prstGeom>
+                  </pic:spPr>
+                </pic:pic>
+              </a:graphicData>
+            </a:graphic>
+          </wp:inline>
+        </w:drawing>
+      </w:r>
+      <w:r>
+        <w:rPr>
+          <w:lang w:val="en-US"/>
+        </w:rPr>
+        <w:drawing>
+          <wp:inline distT="0" distB="0" distL="0" distR="0" wp14:anchorId="7B6710A7" wp14:editId="658BE3B0">
+            <wp:extent cx="2188028" cy="2048613"/>
+            <wp:effectExtent l="0" t="0" r="3175" b="8890"/>
+            <wp:docPr id="680937456" name="Picture 1"/>
+            <wp:cNvGraphicFramePr>
+              <a:graphicFrameLocks xmlns:a="http://schemas.openxmlformats.org/drawingml/2006/main" noChangeAspect="1"/>
+            </wp:cNvGraphicFramePr>
+            <a:graphic xmlns:a="http://schemas.openxmlformats.org/drawingml/2006/main">
+              <a:graphicData uri="http://schemas.openxmlformats.org/drawingml/2006/picture">
+                <pic:pic xmlns:pic="http://schemas.openxmlformats.org/drawingml/2006/picture">
+                  <pic:nvPicPr>
+                    <pic:cNvPr id="680937456" name=""/>
+                    <pic:cNvPicPr/>
+                  </pic:nvPicPr>
+                  <pic:blipFill>
+                    <a:blip r:embed="rId59"/>
+                    <a:stretch>
+                      <a:fillRect/>
+                    </a:stretch>
+                  </pic:blipFill>
+                  <pic:spPr>
+                    <a:xfrm>
+                      <a:off x="0" y="0"/>
+                      <a:ext cx="2215191" cy="2074045"/>
+                    </a:xfrm>
+                    <a:prstGeom prst="rect">
+                      <a:avLst/>
+                    </a:prstGeom>
+                  </pic:spPr>
+                </pic:pic>
+              </a:graphicData>
+            </a:graphic>
+          </wp:inline>
+        </w:drawing>
+      </w:r>
+      <w:r>
+        <w:rPr>
+          <w:lang w:val="en-US"/>
+        </w:rPr>
+        <w:drawing>
+          <wp:inline distT="0" distB="0" distL="0" distR="0" wp14:anchorId="38EF2AF2" wp14:editId="707B2BE3">
+            <wp:extent cx="2748643" cy="2627601"/>
+            <wp:effectExtent l="0" t="0" r="0" b="1905"/>
+            <wp:docPr id="246525371" name="Picture 1"/>
+            <wp:cNvGraphicFramePr>
+              <a:graphicFrameLocks xmlns:a="http://schemas.openxmlformats.org/drawingml/2006/main" noChangeAspect="1"/>
+            </wp:cNvGraphicFramePr>
+            <a:graphic xmlns:a="http://schemas.openxmlformats.org/drawingml/2006/main">
+              <a:graphicData uri="http://schemas.openxmlformats.org/drawingml/2006/picture">
+                <pic:pic xmlns:pic="http://schemas.openxmlformats.org/drawingml/2006/picture">
+                  <pic:nvPicPr>
+                    <pic:cNvPr id="246525371" name=""/>
+                    <pic:cNvPicPr/>
+                  </pic:nvPicPr>
+                  <pic:blipFill>
+                    <a:blip r:embed="rId60"/>
+                    <a:stretch>
+                      <a:fillRect/>
+                    </a:stretch>
+                  </pic:blipFill>
+                  <pic:spPr>
+                    <a:xfrm>
+                      <a:off x="0" y="0"/>
+                      <a:ext cx="2756368" cy="2634986"/>
+                    </a:xfrm>
+                    <a:prstGeom prst="rect">
+                      <a:avLst/>
+                    </a:prstGeom>
+                  </pic:spPr>
+                </pic:pic>
+              </a:graphicData>
+            </a:graphic>
+          </wp:inline>
+        </w:drawing>
+      </w:r>
+      <w:r>
+        <w:rPr>
+          <w:lang w:val="en-US"/>
+        </w:rPr>
+        <w:drawing>
+          <wp:inline distT="0" distB="0" distL="0" distR="0" wp14:anchorId="397482BF" wp14:editId="0BADC668">
+            <wp:extent cx="2895600" cy="2179125"/>
+            <wp:effectExtent l="0" t="0" r="0" b="0"/>
+            <wp:docPr id="1844986066" name="Picture 1"/>
+            <wp:cNvGraphicFramePr>
+              <a:graphicFrameLocks xmlns:a="http://schemas.openxmlformats.org/drawingml/2006/main" noChangeAspect="1"/>
+            </wp:cNvGraphicFramePr>
+            <a:graphic xmlns:a="http://schemas.openxmlformats.org/drawingml/2006/main">
+              <a:graphicData uri="http://schemas.openxmlformats.org/drawingml/2006/picture">
+                <pic:pic xmlns:pic="http://schemas.openxmlformats.org/drawingml/2006/picture">
+                  <pic:nvPicPr>
+                    <pic:cNvPr id="1844986066" name=""/>
+                    <pic:cNvPicPr/>
+                  </pic:nvPicPr>
+                  <pic:blipFill>
+                    <a:blip r:embed="rId61"/>
+                    <a:stretch>
+                      <a:fillRect/>
+                    </a:stretch>
+                  </pic:blipFill>
+                  <pic:spPr>
+                    <a:xfrm>
+                      <a:off x="0" y="0"/>
+                      <a:ext cx="2898314" cy="2181167"/>
                     </a:xfrm>
                     <a:prstGeom prst="rect">
                       <a:avLst/>
@@ -3448,7 +5688,6 @@
   <w:style w:type="character" w:default="1" w:styleId="DefaultParagraphFont">
     <w:name w:val="Default Paragraph Font"/>
     <w:uiPriority w:val="1"/>
-    <w:semiHidden/>
     <w:unhideWhenUsed/>
   </w:style>
   <w:style w:type="table" w:default="1" w:styleId="TableNormal">
@@ -3762,6 +6001,29 @@
       <w:spacing w:val="5"/>
     </w:rPr>
   </w:style>
+  <w:style w:type="character" w:styleId="Hyperlink">
+    <w:name w:val="Hyperlink"/>
+    <w:basedOn w:val="DefaultParagraphFont"/>
+    <w:uiPriority w:val="99"/>
+    <w:unhideWhenUsed/>
+    <w:rsid w:val="00442E22"/>
+    <w:rPr>
+      <w:color w:val="467886" w:themeColor="hyperlink"/>
+      <w:u w:val="single"/>
+    </w:rPr>
+  </w:style>
+  <w:style w:type="character" w:styleId="UnresolvedMention">
+    <w:name w:val="Unresolved Mention"/>
+    <w:basedOn w:val="DefaultParagraphFont"/>
+    <w:uiPriority w:val="99"/>
+    <w:semiHidden/>
+    <w:unhideWhenUsed/>
+    <w:rsid w:val="00442E22"/>
+    <w:rPr>
+      <w:color w:val="605E5C"/>
+      <w:shd w:val="clear" w:color="auto" w:fill="E1DFDD"/>
+    </w:rPr>
+  </w:style>
 </w:styles>
 </file>
 
